--- a/temp/刘爱辉-毕业论文.docx
+++ b/temp/刘爱辉-毕业论文.docx
@@ -62,7 +62,7 @@
     <w:bookmarkEnd w:id="0"/>
     <w:p>
       <w:pPr>
-        <w:pStyle w:val="2"/>
+        <w:pStyle w:val="Heading2"/>
         <w:jc w:val="center"/>
       </w:pPr>
       <w:r>
@@ -73,7 +73,7 @@
     <w:p/>
     <w:p>
       <w:pPr>
-        <w:ind w:firstLine="489"/>
+        <w:ind w:firstLine="482"/>
       </w:pPr>
       <w:bookmarkStart w:id="2" w:name="heading_1"/>
       <w:r>
@@ -123,7 +123,7 @@
     </w:p>
     <w:p>
       <w:pPr>
-        <w:pStyle w:val="2"/>
+        <w:pStyle w:val="Heading2"/>
       </w:pPr>
       <w:bookmarkStart w:id="3" w:name="heading_2"/>
       <w:r>
@@ -145,7 +145,7 @@
     </w:p>
     <w:p>
       <w:pPr>
-        <w:pStyle w:val="3"/>
+        <w:pStyle w:val="Heading3"/>
       </w:pPr>
       <w:r>
         <w:rPr>
@@ -343,7 +343,7 @@
     </w:p>
     <w:p>
       <w:pPr>
-        <w:pStyle w:val="ad"/>
+        <w:pStyle w:val="a"/>
         <w:spacing w:before="120" w:after="72"/>
       </w:pPr>
       <w:r>
@@ -391,7 +391,7 @@
     </w:p>
     <w:p>
       <w:pPr>
-        <w:pStyle w:val="a6"/>
+        <w:pStyle w:val="Caption"/>
         <w:spacing w:after="120"/>
         <w:ind w:firstLine="420"/>
         <w:rPr>
@@ -797,7 +797,7 @@
     </w:p>
     <w:p>
       <w:pPr>
-        <w:pStyle w:val="3"/>
+        <w:pStyle w:val="Heading3"/>
       </w:pPr>
       <w:r>
         <w:rPr>
@@ -814,7 +814,7 @@
     </w:p>
     <w:p>
       <w:pPr>
-        <w:pStyle w:val="4"/>
+        <w:pStyle w:val="Heading4"/>
       </w:pPr>
       <w:r>
         <w:rPr>
@@ -943,7 +943,7 @@
     </w:p>
     <w:p>
       <w:pPr>
-        <w:pStyle w:val="ad"/>
+        <w:pStyle w:val="a"/>
         <w:spacing w:before="120" w:after="72"/>
       </w:pPr>
       <w:r>
@@ -995,7 +995,7 @@
     </w:p>
     <w:p>
       <w:pPr>
-        <w:pStyle w:val="a6"/>
+        <w:pStyle w:val="Caption"/>
         <w:spacing w:after="120"/>
         <w:ind w:firstLine="420"/>
         <w:rPr>
@@ -1484,7 +1484,7 @@
     <w:bookmarkEnd w:id="4"/>
     <w:p>
       <w:pPr>
-        <w:pStyle w:val="4"/>
+        <w:pStyle w:val="Heading4"/>
       </w:pPr>
       <w:r>
         <w:rPr>
@@ -1546,14 +1546,12 @@
         </w:rPr>
         <w:t>所示，基于</w:t>
       </w:r>
-      <w:proofErr w:type="spellStart"/>
       <w:r>
         <w:rPr>
           <w:rFonts w:hint="eastAsia"/>
         </w:rPr>
         <w:t>OpenAlex</w:t>
       </w:r>
-      <w:proofErr w:type="spellEnd"/>
       <w:r>
         <w:rPr>
           <w:rFonts w:hint="eastAsia"/>
@@ -1563,7 +1561,7 @@
     </w:p>
     <w:p>
       <w:pPr>
-        <w:pStyle w:val="ad"/>
+        <w:pStyle w:val="a"/>
         <w:spacing w:before="120" w:after="72"/>
       </w:pPr>
       <w:r>
@@ -1620,7 +1618,7 @@
     </w:p>
     <w:p>
       <w:pPr>
-        <w:pStyle w:val="a6"/>
+        <w:pStyle w:val="Caption"/>
         <w:spacing w:after="120"/>
         <w:ind w:firstLine="420"/>
       </w:pPr>
@@ -1657,14 +1655,12 @@
         </w:rPr>
         <w:t>生成式推荐在</w:t>
       </w:r>
-      <w:proofErr w:type="spellStart"/>
       <w:r>
         <w:rPr>
           <w:rFonts w:cs="Times New Roman"/>
         </w:rPr>
         <w:t>OpenAlex</w:t>
       </w:r>
-      <w:proofErr w:type="spellEnd"/>
       <w:r>
         <w:rPr>
           <w:rFonts w:hint="eastAsia"/>
@@ -2132,16 +2128,8 @@
         <w:rPr>
           <w:rFonts w:hint="eastAsia"/>
         </w:rPr>
-        <w:t>RQ-</w:t>
-      </w:r>
-      <w:proofErr w:type="spellStart"/>
-      <w:r>
-        <w:rPr>
-          <w:rFonts w:hint="eastAsia"/>
-        </w:rPr>
-        <w:t>Kmeans</w:t>
-      </w:r>
-      <w:proofErr w:type="spellEnd"/>
+        <w:t>RQ-Kmeans</w:t>
+      </w:r>
       <w:r>
         <w:rPr>
           <w:rFonts w:hint="eastAsia"/>
@@ -2289,11 +2277,9 @@
         </w:rPr>
         <w:t>快手</w:t>
       </w:r>
-      <w:proofErr w:type="spellStart"/>
       <w:r>
         <w:t>OneRec</w:t>
       </w:r>
-      <w:proofErr w:type="spellEnd"/>
       <w:r>
         <w:t>系列为代表的生成式推荐模型，通过引入</w:t>
       </w:r>
@@ -2312,11 +2298,9 @@
         </w:rPr>
         <w:t>，</w:t>
       </w:r>
-      <w:proofErr w:type="spellStart"/>
       <w:r>
         <w:t>MoE</w:t>
       </w:r>
-      <w:proofErr w:type="spellEnd"/>
       <w:r>
         <w:t>）层、多模态</w:t>
       </w:r>
@@ -2515,7 +2499,7 @@
     <w:bookmarkEnd w:id="5"/>
     <w:p>
       <w:pPr>
-        <w:pStyle w:val="4"/>
+        <w:pStyle w:val="Heading4"/>
       </w:pPr>
       <w:r>
         <w:rPr>
@@ -2537,14 +2521,12 @@
         </w:rPr>
         <w:t>在推荐系统领域，针对多样性的研究相对零散，而基于生成式范式的多样化推荐研究更是屈指可数。纵观现有工作，早期推荐系统中的多样性研究通常可分为两类：（</w:t>
       </w:r>
-      <w:proofErr w:type="spellStart"/>
       <w:r>
         <w:rPr>
           <w:rFonts w:hint="eastAsia"/>
         </w:rPr>
         <w:t>i</w:t>
       </w:r>
-      <w:proofErr w:type="spellEnd"/>
       <w:r>
         <w:rPr>
           <w:rFonts w:hint="eastAsia"/>
@@ -2871,7 +2853,7 @@
     </w:p>
     <w:p>
       <w:pPr>
-        <w:pStyle w:val="ad"/>
+        <w:pStyle w:val="a"/>
         <w:spacing w:before="120" w:after="72"/>
       </w:pPr>
       <w:r>
@@ -2919,7 +2901,7 @@
     </w:p>
     <w:p>
       <w:pPr>
-        <w:pStyle w:val="a6"/>
+        <w:pStyle w:val="Caption"/>
         <w:spacing w:after="120"/>
         <w:ind w:firstLine="420"/>
       </w:pPr>
@@ -3035,15 +3017,7 @@
         <w:t xml:space="preserve"> </w:t>
       </w:r>
       <w:r>
-        <w:t xml:space="preserve">Index for </w:t>
-      </w:r>
-      <w:proofErr w:type="spellStart"/>
-      <w:r>
-        <w:t>GEnerative</w:t>
-      </w:r>
-      <w:proofErr w:type="spellEnd"/>
-      <w:r>
-        <w:t xml:space="preserve"> Recommenders</w:t>
+        <w:t>Index for GEnerative Recommenders</w:t>
       </w:r>
       <w:r>
         <w:rPr>
@@ -3137,13 +3111,8 @@
         <w:t>，并在公开数据集验证</w:t>
       </w:r>
       <w:r>
-        <w:t xml:space="preserve"> </w:t>
-      </w:r>
-      <w:proofErr w:type="spellStart"/>
-      <w:r>
-        <w:t>Entropy@K</w:t>
-      </w:r>
-      <w:proofErr w:type="spellEnd"/>
+        <w:t xml:space="preserve"> Entropy@K</w:t>
+      </w:r>
       <w:r>
         <w:t>、</w:t>
       </w:r>
@@ -3209,15 +3178,7 @@
         <w:t>与稠密向量交替生成结构，并提出</w:t>
       </w:r>
       <w:r>
-        <w:t xml:space="preserve"> </w:t>
-      </w:r>
-      <w:proofErr w:type="spellStart"/>
-      <w:r>
-        <w:t>BeamFusion</w:t>
-      </w:r>
-      <w:proofErr w:type="spellEnd"/>
-      <w:r>
-        <w:t xml:space="preserve"> </w:t>
+        <w:t xml:space="preserve"> BeamFusion </w:t>
       </w:r>
       <w:r>
         <w:t>多路波束融合策略，在候选生成阶段强制拓宽类别覆盖，在不损失相关性的前提下提升单用户推荐列表的类别多样性</w:t>
@@ -3230,7 +3191,7 @@
       </w:r>
       <w:r>
         <w:rPr>
-          <w:rStyle w:val="ac"/>
+          <w:rStyle w:val="Strong"/>
           <w:rFonts w:ascii="Segoe UI" w:hAnsi="Segoe UI" w:cs="Segoe UI"/>
           <w:b w:val="0"/>
           <w:bCs w:val="0"/>
@@ -3241,7 +3202,7 @@
       </w:r>
       <w:r>
         <w:rPr>
-          <w:rStyle w:val="ac"/>
+          <w:rStyle w:val="Strong"/>
           <w:rFonts w:ascii="Segoe UI" w:hAnsi="Segoe UI" w:cs="Segoe UI"/>
           <w:b w:val="0"/>
           <w:bCs w:val="0"/>
@@ -3252,7 +3213,7 @@
       </w:r>
       <w:r>
         <w:rPr>
-          <w:rStyle w:val="ac"/>
+          <w:rStyle w:val="Strong"/>
           <w:rFonts w:ascii="Segoe UI" w:hAnsi="Segoe UI" w:cs="Segoe UI"/>
           <w:b w:val="0"/>
           <w:bCs w:val="0"/>
@@ -3300,11 +3261,9 @@
         </w:rPr>
         <w:t>等人推出的</w:t>
       </w:r>
-      <w:proofErr w:type="spellStart"/>
       <w:r>
         <w:t>KuaiFormer</w:t>
       </w:r>
-      <w:proofErr w:type="spellEnd"/>
       <w:r>
         <w:fldChar w:fldCharType="begin"/>
       </w:r>
@@ -3339,11 +3298,9 @@
       <w:r>
         <w:t>此外，</w:t>
       </w:r>
-      <w:proofErr w:type="spellStart"/>
       <w:r>
         <w:t>KuaiFormer</w:t>
       </w:r>
-      <w:proofErr w:type="spellEnd"/>
       <w:r>
         <w:t>引入了多兴趣查询</w:t>
       </w:r>
@@ -3444,10 +3401,7 @@
     <w:bookmarkEnd w:id="11"/>
     <w:p>
       <w:pPr>
-        <w:pStyle w:val="3"/>
-        <w:rPr>
-          <w:rFonts w:hint="eastAsia"/>
-        </w:rPr>
+        <w:pStyle w:val="Heading3"/>
       </w:pPr>
       <w:r>
         <w:rPr>
@@ -3464,7 +3418,7 @@
     </w:p>
     <w:p>
       <w:pPr>
-        <w:pStyle w:val="4"/>
+        <w:pStyle w:val="Heading4"/>
       </w:pPr>
       <w:r>
         <w:rPr>
@@ -3501,7 +3455,7 @@
     </w:p>
     <w:p>
       <w:pPr>
-        <w:pStyle w:val="a8"/>
+        <w:pStyle w:val="ListParagraph"/>
         <w:numPr>
           <w:ilvl w:val="0"/>
           <w:numId w:val="11"/>
@@ -3517,16 +3471,8 @@
         <w:rPr>
           <w:rFonts w:hint="eastAsia"/>
         </w:rPr>
-        <w:t>RQ-</w:t>
-      </w:r>
-      <w:proofErr w:type="spellStart"/>
-      <w:r>
-        <w:rPr>
-          <w:rFonts w:hint="eastAsia"/>
-        </w:rPr>
-        <w:t>Kmeans</w:t>
-      </w:r>
-      <w:proofErr w:type="spellEnd"/>
+        <w:t>RQ-Kmeans</w:t>
+      </w:r>
       <w:r>
         <w:rPr>
           <w:rFonts w:hint="eastAsia"/>
@@ -3602,14 +3548,11 @@
     </w:p>
     <w:p>
       <w:pPr>
-        <w:pStyle w:val="a8"/>
+        <w:pStyle w:val="ListParagraph"/>
         <w:numPr>
           <w:ilvl w:val="0"/>
           <w:numId w:val="11"/>
         </w:numPr>
-        <w:rPr>
-          <w:rFonts w:hint="eastAsia"/>
-        </w:rPr>
       </w:pPr>
       <w:r>
         <w:rPr>
@@ -3644,7 +3587,7 @@
     </w:p>
     <w:p>
       <w:pPr>
-        <w:pStyle w:val="a8"/>
+        <w:pStyle w:val="ListParagraph"/>
         <w:numPr>
           <w:ilvl w:val="0"/>
           <w:numId w:val="11"/>
@@ -3688,25 +3631,18 @@
       </w:r>
     </w:p>
     <w:p>
-      <w:pPr>
-        <w:rPr>
-          <w:rFonts w:hint="eastAsia"/>
-        </w:rPr>
-      </w:pPr>
       <w:r>
         <w:rPr>
           <w:rFonts w:hint="eastAsia"/>
         </w:rPr>
         <w:t>我们在基本的生成式推荐方案基础上进行调整优化，通过开源数据</w:t>
       </w:r>
-      <w:proofErr w:type="spellStart"/>
       <w:r>
         <w:rPr>
           <w:rFonts w:hint="eastAsia"/>
         </w:rPr>
         <w:t>MovieLens</w:t>
       </w:r>
-      <w:proofErr w:type="spellEnd"/>
       <w:r>
         <w:rPr>
           <w:rFonts w:hint="eastAsia"/>
@@ -3716,7 +3652,7 @@
     </w:p>
     <w:p>
       <w:pPr>
-        <w:pStyle w:val="4"/>
+        <w:pStyle w:val="Heading4"/>
       </w:pPr>
       <w:r>
         <w:rPr>
@@ -3827,16 +3763,10 @@
         <w:t>总结与展望。</w:t>
       </w:r>
     </w:p>
-    <w:p>
-      <w:pPr>
-        <w:rPr>
-          <w:rFonts w:hint="eastAsia"/>
-        </w:rPr>
-      </w:pPr>
-    </w:p>
-    <w:p>
-      <w:pPr>
-        <w:pStyle w:val="2"/>
+    <w:p/>
+    <w:p>
+      <w:pPr>
+        <w:pStyle w:val="Heading2"/>
       </w:pPr>
       <w:bookmarkStart w:id="14" w:name="heading_3"/>
       <w:bookmarkStart w:id="15" w:name="OLE_LINK30"/>
@@ -3865,7 +3795,7 @@
     </w:p>
     <w:p>
       <w:pPr>
-        <w:pStyle w:val="3"/>
+        <w:pStyle w:val="Heading3"/>
       </w:pPr>
       <w:bookmarkStart w:id="16" w:name="OLE_LINK33"/>
       <w:bookmarkStart w:id="17" w:name="OLE_LINK32"/>
@@ -3907,7 +3837,7 @@
       </w:r>
       <w:r>
         <w:rPr>
-          <w:rStyle w:val="ac"/>
+          <w:rStyle w:val="Strong"/>
           <w:rFonts w:ascii="Arial" w:hAnsi="Arial" w:cs="Arial"/>
           <w:b w:val="0"/>
           <w:bCs w:val="0"/>
@@ -4060,7 +3990,7 @@
     </w:p>
     <w:p>
       <w:pPr>
-        <w:pStyle w:val="ad"/>
+        <w:pStyle w:val="a"/>
         <w:spacing w:before="120" w:after="72"/>
       </w:pPr>
       <w:r>
@@ -4108,7 +4038,7 @@
     </w:p>
     <w:p>
       <w:pPr>
-        <w:pStyle w:val="a6"/>
+        <w:pStyle w:val="Caption"/>
         <w:spacing w:after="120"/>
         <w:ind w:firstLine="420"/>
       </w:pPr>
@@ -4178,9 +4108,9 @@
     </w:p>
     <w:p>
       <w:pPr>
-        <w:pStyle w:val="ae"/>
+        <w:pStyle w:val="a0"/>
         <w:spacing w:before="48" w:after="120"/>
-        <w:ind w:firstLine="489"/>
+        <w:ind w:firstLine="482"/>
         <w:rPr>
           <w:b/>
         </w:rPr>
@@ -4230,126 +4160,138 @@
               </m:r>
             </m:sub>
           </m:sSub>
-          <m:r>
-            <w:rPr>
-              <w:rFonts w:ascii="Cambria Math" w:hAnsi="Cambria Math"/>
-            </w:rPr>
-            <m:t>(</m:t>
-          </m:r>
-          <m:r>
-            <m:rPr>
-              <m:sty m:val="p"/>
-            </m:rPr>
-            <w:rPr>
-              <w:rFonts w:ascii="Cambria Math" w:hAnsi="Cambria Math"/>
-            </w:rPr>
-            <m:t>Concat</m:t>
-          </m:r>
-          <m:r>
-            <w:rPr>
-              <w:rFonts w:ascii="Cambria Math" w:hAnsi="Cambria Math"/>
-            </w:rPr>
-            <m:t>(</m:t>
-          </m:r>
-          <m:r>
-            <m:rPr>
-              <m:sty m:val="p"/>
-            </m:rPr>
-            <w:rPr>
-              <w:rFonts w:ascii="Cambria Math" w:hAnsi="Cambria Math"/>
-            </w:rPr>
-            <m:t>Emb</m:t>
-          </m:r>
-          <m:r>
-            <w:rPr>
-              <w:rFonts w:ascii="Cambria Math" w:hAnsi="Cambria Math"/>
-            </w:rPr>
-            <m:t>(</m:t>
-          </m:r>
-          <m:sSubSup>
-            <m:sSubSupPr>
+          <m:d>
+            <m:dPr>
               <m:ctrlPr>
                 <w:rPr>
                   <w:rFonts w:ascii="Cambria Math" w:hAnsi="Cambria Math"/>
+                  <w:i/>
                 </w:rPr>
               </m:ctrlPr>
-            </m:sSubSupPr>
+            </m:dPr>
             <m:e>
               <m:r>
                 <m:rPr>
-                  <m:sty m:val="b"/>
+                  <m:sty m:val="p"/>
                 </m:rPr>
                 <w:rPr>
                   <w:rFonts w:ascii="Cambria Math" w:hAnsi="Cambria Math"/>
                 </w:rPr>
-                <m:t>x</m:t>
+                <m:t>Concat</m:t>
               </m:r>
+              <m:d>
+                <m:dPr>
+                  <m:ctrlPr>
+                    <w:rPr>
+                      <w:rFonts w:ascii="Cambria Math" w:hAnsi="Cambria Math"/>
+                      <w:i/>
+                    </w:rPr>
+                  </m:ctrlPr>
+                </m:dPr>
+                <m:e>
+                  <m:r>
+                    <m:rPr>
+                      <m:sty m:val="p"/>
+                    </m:rPr>
+                    <w:rPr>
+                      <w:rFonts w:ascii="Cambria Math" w:hAnsi="Cambria Math"/>
+                    </w:rPr>
+                    <m:t>Emb</m:t>
+                  </m:r>
+                  <m:d>
+                    <m:dPr>
+                      <m:ctrlPr>
+                        <w:rPr>
+                          <w:rFonts w:ascii="Cambria Math" w:hAnsi="Cambria Math"/>
+                          <w:i/>
+                        </w:rPr>
+                      </m:ctrlPr>
+                    </m:dPr>
+                    <m:e>
+                      <m:sSubSup>
+                        <m:sSubSupPr>
+                          <m:ctrlPr>
+                            <w:rPr>
+                              <w:rFonts w:ascii="Cambria Math" w:hAnsi="Cambria Math"/>
+                            </w:rPr>
+                          </m:ctrlPr>
+                        </m:sSubSupPr>
+                        <m:e>
+                          <m:r>
+                            <m:rPr>
+                              <m:sty m:val="b"/>
+                            </m:rPr>
+                            <w:rPr>
+                              <w:rFonts w:ascii="Cambria Math" w:hAnsi="Cambria Math"/>
+                            </w:rPr>
+                            <m:t>x</m:t>
+                          </m:r>
+                        </m:e>
+                        <m:sub>
+                          <m:r>
+                            <w:rPr>
+                              <w:rFonts w:ascii="Cambria Math" w:hAnsi="Cambria Math"/>
+                            </w:rPr>
+                            <m:t>u</m:t>
+                          </m:r>
+                        </m:sub>
+                        <m:sup>
+                          <m:r>
+                            <m:rPr>
+                              <m:nor/>
+                            </m:rPr>
+                            <m:t>cat</m:t>
+                          </m:r>
+                        </m:sup>
+                      </m:sSubSup>
+                    </m:e>
+                  </m:d>
+                  <m:r>
+                    <w:rPr>
+                      <w:rFonts w:ascii="Cambria Math" w:hAnsi="Cambria Math"/>
+                    </w:rPr>
+                    <m:t>,</m:t>
+                  </m:r>
+                  <m:sSubSup>
+                    <m:sSubSupPr>
+                      <m:ctrlPr>
+                        <w:rPr>
+                          <w:rFonts w:ascii="Cambria Math" w:hAnsi="Cambria Math"/>
+                        </w:rPr>
+                      </m:ctrlPr>
+                    </m:sSubSupPr>
+                    <m:e>
+                      <m:r>
+                        <m:rPr>
+                          <m:sty m:val="b"/>
+                        </m:rPr>
+                        <w:rPr>
+                          <w:rFonts w:ascii="Cambria Math" w:hAnsi="Cambria Math"/>
+                        </w:rPr>
+                        <m:t>x</m:t>
+                      </m:r>
+                    </m:e>
+                    <m:sub>
+                      <m:r>
+                        <w:rPr>
+                          <w:rFonts w:ascii="Cambria Math" w:hAnsi="Cambria Math"/>
+                        </w:rPr>
+                        <m:t>u</m:t>
+                      </m:r>
+                    </m:sub>
+                    <m:sup>
+                      <m:r>
+                        <m:rPr>
+                          <m:nor/>
+                        </m:rPr>
+                        <m:t>cont</m:t>
+                      </m:r>
+                    </m:sup>
+                  </m:sSubSup>
+                </m:e>
+              </m:d>
             </m:e>
-            <m:sub>
-              <m:r>
-                <w:rPr>
-                  <w:rFonts w:ascii="Cambria Math" w:hAnsi="Cambria Math"/>
-                </w:rPr>
-                <m:t>u</m:t>
-              </m:r>
-            </m:sub>
-            <m:sup>
-              <m:r>
-                <m:rPr>
-                  <m:nor/>
-                </m:rPr>
-                <m:t>cat</m:t>
-              </m:r>
-            </m:sup>
-          </m:sSubSup>
-          <m:r>
-            <w:rPr>
-              <w:rFonts w:ascii="Cambria Math" w:hAnsi="Cambria Math"/>
-            </w:rPr>
-            <m:t>),</m:t>
-          </m:r>
-          <m:sSubSup>
-            <m:sSubSupPr>
-              <m:ctrlPr>
-                <w:rPr>
-                  <w:rFonts w:ascii="Cambria Math" w:hAnsi="Cambria Math"/>
-                </w:rPr>
-              </m:ctrlPr>
-            </m:sSubSupPr>
-            <m:e>
-              <m:r>
-                <m:rPr>
-                  <m:sty m:val="b"/>
-                </m:rPr>
-                <w:rPr>
-                  <w:rFonts w:ascii="Cambria Math" w:hAnsi="Cambria Math"/>
-                </w:rPr>
-                <m:t>x</m:t>
-              </m:r>
-            </m:e>
-            <m:sub>
-              <m:r>
-                <w:rPr>
-                  <w:rFonts w:ascii="Cambria Math" w:hAnsi="Cambria Math"/>
-                </w:rPr>
-                <m:t>u</m:t>
-              </m:r>
-            </m:sub>
-            <m:sup>
-              <m:r>
-                <m:rPr>
-                  <m:nor/>
-                </m:rPr>
-                <m:t>cont</m:t>
-              </m:r>
-            </m:sup>
-          </m:sSubSup>
-          <m:r>
-            <w:rPr>
-              <w:rFonts w:ascii="Cambria Math" w:hAnsi="Cambria Math"/>
-            </w:rPr>
-            <m:t>))</m:t>
-          </m:r>
+          </m:d>
         </m:oMath>
       </m:oMathPara>
     </w:p>
@@ -4486,12 +4428,24 @@
           </w:rPr>
           <m:t>Emb</m:t>
         </m:r>
-        <m:r>
-          <w:rPr>
-            <w:rFonts w:ascii="Cambria Math" w:hAnsi="Cambria Math"/>
-          </w:rPr>
-          <m:t>(⋅)</m:t>
-        </m:r>
+        <m:d>
+          <m:dPr>
+            <m:ctrlPr>
+              <w:rPr>
+                <w:rFonts w:ascii="Cambria Math" w:hAnsi="Cambria Math"/>
+                <w:i/>
+              </w:rPr>
+            </m:ctrlPr>
+          </m:dPr>
+          <m:e>
+            <m:r>
+              <w:rPr>
+                <w:rFonts w:ascii="Cambria Math" w:hAnsi="Cambria Math"/>
+              </w:rPr>
+              <m:t>⋅</m:t>
+            </m:r>
+          </m:e>
+        </m:d>
       </m:oMath>
       <w:r>
         <w:rPr>
@@ -4625,9 +4579,9 @@
     </w:p>
     <w:p>
       <w:pPr>
-        <w:pStyle w:val="ae"/>
+        <w:pStyle w:val="a0"/>
         <w:spacing w:before="48" w:after="120"/>
-        <w:ind w:firstLine="489"/>
+        <w:ind w:firstLine="482"/>
       </w:pPr>
       <m:oMathPara>
         <m:oMath>
@@ -4675,126 +4629,138 @@
               </m:r>
             </m:sub>
           </m:sSub>
-          <m:r>
-            <w:rPr>
-              <w:rFonts w:ascii="Cambria Math" w:hAnsi="Cambria Math"/>
-            </w:rPr>
-            <m:t>(</m:t>
-          </m:r>
-          <m:r>
-            <m:rPr>
-              <m:sty m:val="p"/>
-            </m:rPr>
-            <w:rPr>
-              <w:rFonts w:ascii="Cambria Math" w:hAnsi="Cambria Math"/>
-            </w:rPr>
-            <m:t>Concat</m:t>
-          </m:r>
-          <m:r>
-            <w:rPr>
-              <w:rFonts w:ascii="Cambria Math" w:hAnsi="Cambria Math"/>
-            </w:rPr>
-            <m:t>(</m:t>
-          </m:r>
-          <m:r>
-            <m:rPr>
-              <m:sty m:val="p"/>
-            </m:rPr>
-            <w:rPr>
-              <w:rFonts w:ascii="Cambria Math" w:hAnsi="Cambria Math"/>
-            </w:rPr>
-            <m:t>Emb</m:t>
-          </m:r>
-          <m:r>
-            <w:rPr>
-              <w:rFonts w:ascii="Cambria Math" w:hAnsi="Cambria Math"/>
-            </w:rPr>
-            <m:t>(</m:t>
-          </m:r>
-          <m:sSubSup>
-            <m:sSubSupPr>
+          <m:d>
+            <m:dPr>
               <m:ctrlPr>
                 <w:rPr>
                   <w:rFonts w:ascii="Cambria Math" w:hAnsi="Cambria Math"/>
+                  <w:i/>
                 </w:rPr>
               </m:ctrlPr>
-            </m:sSubSupPr>
+            </m:dPr>
             <m:e>
               <m:r>
                 <m:rPr>
-                  <m:sty m:val="b"/>
+                  <m:sty m:val="p"/>
                 </m:rPr>
                 <w:rPr>
                   <w:rFonts w:ascii="Cambria Math" w:hAnsi="Cambria Math"/>
                 </w:rPr>
-                <m:t>x</m:t>
+                <m:t>Concat</m:t>
               </m:r>
+              <m:d>
+                <m:dPr>
+                  <m:ctrlPr>
+                    <w:rPr>
+                      <w:rFonts w:ascii="Cambria Math" w:hAnsi="Cambria Math"/>
+                      <w:i/>
+                    </w:rPr>
+                  </m:ctrlPr>
+                </m:dPr>
+                <m:e>
+                  <m:r>
+                    <m:rPr>
+                      <m:sty m:val="p"/>
+                    </m:rPr>
+                    <w:rPr>
+                      <w:rFonts w:ascii="Cambria Math" w:hAnsi="Cambria Math"/>
+                    </w:rPr>
+                    <m:t>Emb</m:t>
+                  </m:r>
+                  <m:d>
+                    <m:dPr>
+                      <m:ctrlPr>
+                        <w:rPr>
+                          <w:rFonts w:ascii="Cambria Math" w:hAnsi="Cambria Math"/>
+                          <w:i/>
+                        </w:rPr>
+                      </m:ctrlPr>
+                    </m:dPr>
+                    <m:e>
+                      <m:sSubSup>
+                        <m:sSubSupPr>
+                          <m:ctrlPr>
+                            <w:rPr>
+                              <w:rFonts w:ascii="Cambria Math" w:hAnsi="Cambria Math"/>
+                            </w:rPr>
+                          </m:ctrlPr>
+                        </m:sSubSupPr>
+                        <m:e>
+                          <m:r>
+                            <m:rPr>
+                              <m:sty m:val="b"/>
+                            </m:rPr>
+                            <w:rPr>
+                              <w:rFonts w:ascii="Cambria Math" w:hAnsi="Cambria Math"/>
+                            </w:rPr>
+                            <m:t>x</m:t>
+                          </m:r>
+                        </m:e>
+                        <m:sub>
+                          <m:r>
+                            <w:rPr>
+                              <w:rFonts w:ascii="Cambria Math" w:hAnsi="Cambria Math"/>
+                            </w:rPr>
+                            <m:t>i</m:t>
+                          </m:r>
+                        </m:sub>
+                        <m:sup>
+                          <m:r>
+                            <m:rPr>
+                              <m:nor/>
+                            </m:rPr>
+                            <m:t>cat</m:t>
+                          </m:r>
+                        </m:sup>
+                      </m:sSubSup>
+                    </m:e>
+                  </m:d>
+                  <m:r>
+                    <w:rPr>
+                      <w:rFonts w:ascii="Cambria Math" w:hAnsi="Cambria Math"/>
+                    </w:rPr>
+                    <m:t>,</m:t>
+                  </m:r>
+                  <m:sSubSup>
+                    <m:sSubSupPr>
+                      <m:ctrlPr>
+                        <w:rPr>
+                          <w:rFonts w:ascii="Cambria Math" w:hAnsi="Cambria Math"/>
+                        </w:rPr>
+                      </m:ctrlPr>
+                    </m:sSubSupPr>
+                    <m:e>
+                      <m:r>
+                        <m:rPr>
+                          <m:sty m:val="b"/>
+                        </m:rPr>
+                        <w:rPr>
+                          <w:rFonts w:ascii="Cambria Math" w:hAnsi="Cambria Math"/>
+                        </w:rPr>
+                        <m:t>x</m:t>
+                      </m:r>
+                    </m:e>
+                    <m:sub>
+                      <m:r>
+                        <w:rPr>
+                          <w:rFonts w:ascii="Cambria Math" w:hAnsi="Cambria Math"/>
+                        </w:rPr>
+                        <m:t>i</m:t>
+                      </m:r>
+                    </m:sub>
+                    <m:sup>
+                      <m:r>
+                        <m:rPr>
+                          <m:nor/>
+                        </m:rPr>
+                        <m:t>cont</m:t>
+                      </m:r>
+                    </m:sup>
+                  </m:sSubSup>
+                </m:e>
+              </m:d>
             </m:e>
-            <m:sub>
-              <m:r>
-                <w:rPr>
-                  <w:rFonts w:ascii="Cambria Math" w:hAnsi="Cambria Math"/>
-                </w:rPr>
-                <m:t>i</m:t>
-              </m:r>
-            </m:sub>
-            <m:sup>
-              <m:r>
-                <m:rPr>
-                  <m:nor/>
-                </m:rPr>
-                <m:t>cat</m:t>
-              </m:r>
-            </m:sup>
-          </m:sSubSup>
-          <m:r>
-            <w:rPr>
-              <w:rFonts w:ascii="Cambria Math" w:hAnsi="Cambria Math"/>
-            </w:rPr>
-            <m:t>),</m:t>
-          </m:r>
-          <m:sSubSup>
-            <m:sSubSupPr>
-              <m:ctrlPr>
-                <w:rPr>
-                  <w:rFonts w:ascii="Cambria Math" w:hAnsi="Cambria Math"/>
-                </w:rPr>
-              </m:ctrlPr>
-            </m:sSubSupPr>
-            <m:e>
-              <m:r>
-                <m:rPr>
-                  <m:sty m:val="b"/>
-                </m:rPr>
-                <w:rPr>
-                  <w:rFonts w:ascii="Cambria Math" w:hAnsi="Cambria Math"/>
-                </w:rPr>
-                <m:t>x</m:t>
-              </m:r>
-            </m:e>
-            <m:sub>
-              <m:r>
-                <w:rPr>
-                  <w:rFonts w:ascii="Cambria Math" w:hAnsi="Cambria Math"/>
-                </w:rPr>
-                <m:t>i</m:t>
-              </m:r>
-            </m:sub>
-            <m:sup>
-              <m:r>
-                <m:rPr>
-                  <m:nor/>
-                </m:rPr>
-                <m:t>cont</m:t>
-              </m:r>
-            </m:sup>
-          </m:sSubSup>
-          <m:r>
-            <w:rPr>
-              <w:rFonts w:ascii="Cambria Math" w:hAnsi="Cambria Math"/>
-            </w:rPr>
-            <m:t>))</m:t>
-          </m:r>
+          </m:d>
         </m:oMath>
       </m:oMathPara>
     </w:p>
@@ -4829,7 +4795,7 @@
     <w:bookmarkStart w:id="20" w:name="OLE_LINK73"/>
     <w:p>
       <w:pPr>
-        <w:pStyle w:val="ae"/>
+        <w:pStyle w:val="a0"/>
         <w:spacing w:before="48" w:after="120"/>
         <w:ind w:firstLine="480"/>
       </w:pPr>
@@ -4885,36 +4851,56 @@
               </m:r>
             </m:sub>
           </m:sSub>
+          <w:bookmarkStart w:id="21" w:name="OLE_LINK35"/>
           <w:bookmarkEnd w:id="20"/>
           <m:r>
             <w:rPr>
               <w:rFonts w:ascii="Cambria Math" w:hAnsi="Cambria Math"/>
             </w:rPr>
-            <m:t>=</m:t>
-          </m:r>
-          <w:bookmarkStart w:id="21" w:name="OLE_LINK35"/>
-          <m:r>
-            <w:rPr>
-              <w:rFonts w:ascii="Cambria Math" w:hAnsi="Cambria Math"/>
-            </w:rPr>
-            <m:t>σ</m:t>
+            <m:t>=σ</m:t>
           </m:r>
           <w:bookmarkEnd w:id="21"/>
-          <m:r>
-            <w:rPr>
-              <w:rFonts w:ascii="Cambria Math" w:hAnsi="Cambria Math"/>
-            </w:rPr>
-            <m:t>(</m:t>
-          </m:r>
-          <m:sSup>
-            <m:sSupPr>
+          <m:d>
+            <m:dPr>
               <m:ctrlPr>
                 <w:rPr>
                   <w:rFonts w:ascii="Cambria Math" w:hAnsi="Cambria Math"/>
+                  <w:i/>
                 </w:rPr>
               </m:ctrlPr>
-            </m:sSupPr>
+            </m:dPr>
             <m:e>
+              <m:sSup>
+                <m:sSupPr>
+                  <m:ctrlPr>
+                    <w:rPr>
+                      <w:rFonts w:ascii="Cambria Math" w:hAnsi="Cambria Math"/>
+                    </w:rPr>
+                  </m:ctrlPr>
+                </m:sSupPr>
+                <m:e>
+                  <m:r>
+                    <m:rPr>
+                      <m:sty m:val="b"/>
+                    </m:rPr>
+                    <w:rPr>
+                      <w:rFonts w:ascii="Cambria Math" w:hAnsi="Cambria Math"/>
+                    </w:rPr>
+                    <m:t>u</m:t>
+                  </m:r>
+                </m:e>
+                <m:sup>
+                  <m:r>
+                    <m:rPr>
+                      <m:sty m:val="p"/>
+                    </m:rPr>
+                    <w:rPr>
+                      <w:rFonts w:ascii="Cambria Math" w:hAnsi="Cambria Math"/>
+                    </w:rPr>
+                    <m:t>⊤</m:t>
+                  </m:r>
+                </m:sup>
+              </m:sSup>
               <m:r>
                 <m:rPr>
                   <m:sty m:val="b"/>
@@ -4922,36 +4908,10 @@
                 <w:rPr>
                   <w:rFonts w:ascii="Cambria Math" w:hAnsi="Cambria Math"/>
                 </w:rPr>
-                <m:t>u</m:t>
+                <m:t>v</m:t>
               </m:r>
             </m:e>
-            <m:sup>
-              <m:r>
-                <m:rPr>
-                  <m:sty m:val="p"/>
-                </m:rPr>
-                <w:rPr>
-                  <w:rFonts w:ascii="Cambria Math" w:hAnsi="Cambria Math"/>
-                </w:rPr>
-                <m:t>⊤</m:t>
-              </m:r>
-            </m:sup>
-          </m:sSup>
-          <m:r>
-            <m:rPr>
-              <m:sty m:val="b"/>
-            </m:rPr>
-            <w:rPr>
-              <w:rFonts w:ascii="Cambria Math" w:hAnsi="Cambria Math"/>
-            </w:rPr>
-            <m:t>v</m:t>
-          </m:r>
-          <m:r>
-            <w:rPr>
-              <w:rFonts w:ascii="Cambria Math" w:hAnsi="Cambria Math"/>
-            </w:rPr>
-            <m:t>)</m:t>
-          </m:r>
+          </m:d>
         </m:oMath>
       </m:oMathPara>
     </w:p>
@@ -4977,15 +4937,26 @@
         <w:t>），将相似度分数映射到</w:t>
       </w:r>
       <m:oMath>
-        <m:r>
-          <m:rPr>
-            <m:sty m:val="p"/>
-          </m:rPr>
-          <w:rPr>
-            <w:rFonts w:ascii="Cambria Math" w:hAnsi="Cambria Math"/>
-          </w:rPr>
-          <m:t>(0,1)</m:t>
-        </m:r>
+        <m:d>
+          <m:dPr>
+            <m:ctrlPr>
+              <w:rPr>
+                <w:rFonts w:ascii="Cambria Math" w:hAnsi="Cambria Math"/>
+              </w:rPr>
+            </m:ctrlPr>
+          </m:dPr>
+          <m:e>
+            <m:r>
+              <m:rPr>
+                <m:sty m:val="p"/>
+              </m:rPr>
+              <w:rPr>
+                <w:rFonts w:ascii="Cambria Math" w:hAnsi="Cambria Math"/>
+              </w:rPr>
+              <m:t>0,1</m:t>
+            </m:r>
+          </m:e>
+        </m:d>
       </m:oMath>
       <w:r>
         <w:t>区间，</w:t>
@@ -5107,7 +5078,7 @@
     <w:p/>
     <w:p>
       <w:pPr>
-        <w:pStyle w:val="3"/>
+        <w:pStyle w:val="Heading3"/>
       </w:pPr>
       <w:bookmarkStart w:id="22" w:name="OLE_LINK37"/>
       <w:r>
@@ -5143,7 +5114,7 @@
     </w:p>
     <w:p>
       <w:pPr>
-        <w:pStyle w:val="4"/>
+        <w:pStyle w:val="Heading4"/>
       </w:pPr>
       <w:r>
         <w:rPr>
@@ -5284,7 +5255,7 @@
     </w:p>
     <w:p>
       <w:pPr>
-        <w:pStyle w:val="ad"/>
+        <w:pStyle w:val="a"/>
         <w:spacing w:before="120" w:after="72"/>
       </w:pPr>
       <w:r>
@@ -5328,7 +5299,7 @@
     </w:p>
     <w:p>
       <w:pPr>
-        <w:pStyle w:val="a6"/>
+        <w:pStyle w:val="Caption"/>
         <w:spacing w:after="120"/>
       </w:pPr>
       <w:r>
@@ -5355,7 +5326,7 @@
     </w:p>
     <w:p>
       <w:pPr>
-        <w:pStyle w:val="4"/>
+        <w:pStyle w:val="Heading4"/>
       </w:pPr>
       <w:bookmarkStart w:id="23" w:name="OLE_LINK41"/>
       <w:bookmarkStart w:id="24" w:name="OLE_LINK44"/>
@@ -5758,14 +5729,14 @@
         <w:rPr>
           <w:rFonts w:hint="eastAsia"/>
         </w:rPr>
-        <w:t>信息（文本、属性、多模态等）转化为</w:t>
+        <w:t>信息（文本、属性、多模态等）转化为机</w:t>
       </w:r>
       <w:r>
         <w:rPr>
           <w:rFonts w:hint="eastAsia"/>
         </w:rPr>
         <w:lastRenderedPageBreak/>
-        <w:t>机器可处理的、具有语义层次性的离散</w:t>
+        <w:t>器可处理的、具有语义层次性的离散</w:t>
       </w:r>
       <w:r>
         <w:rPr>
@@ -5782,7 +5753,7 @@
     </w:p>
     <w:p>
       <w:pPr>
-        <w:pStyle w:val="5"/>
+        <w:pStyle w:val="Heading5"/>
       </w:pPr>
       <w:r>
         <w:rPr>
@@ -5840,14 +5811,12 @@
         </w:rPr>
         <w:t>、</w:t>
       </w:r>
-      <w:proofErr w:type="spellStart"/>
       <w:r>
         <w:rPr>
           <w:rFonts w:hint="eastAsia"/>
         </w:rPr>
         <w:t>ResNet</w:t>
       </w:r>
-      <w:proofErr w:type="spellEnd"/>
       <w:r>
         <w:rPr>
           <w:rFonts w:hint="eastAsia"/>
@@ -6092,7 +6061,7 @@
     </w:p>
     <w:p>
       <w:pPr>
-        <w:pStyle w:val="ae"/>
+        <w:pStyle w:val="a0"/>
         <w:spacing w:before="48" w:after="120"/>
         <w:ind w:firstLine="480"/>
       </w:pPr>
@@ -6160,83 +6129,76 @@
               </m:r>
             </m:sub>
           </m:sSub>
-          <m:r>
-            <m:rPr>
-              <m:sty m:val="p"/>
-            </m:rPr>
-            <w:rPr>
-              <w:rFonts w:ascii="Cambria Math" w:hAnsi="Cambria Math"/>
-            </w:rPr>
-            <m:t>(</m:t>
-          </m:r>
-          <m:sSub>
-            <m:sSubPr>
+          <m:d>
+            <m:dPr>
               <m:ctrlPr>
                 <w:rPr>
                   <w:rFonts w:ascii="Cambria Math" w:hAnsi="Cambria Math"/>
                 </w:rPr>
               </m:ctrlPr>
-            </m:sSubPr>
+            </m:dPr>
             <m:e>
+              <m:sSub>
+                <m:sSubPr>
+                  <m:ctrlPr>
+                    <w:rPr>
+                      <w:rFonts w:ascii="Cambria Math" w:hAnsi="Cambria Math"/>
+                    </w:rPr>
+                  </m:ctrlPr>
+                </m:sSubPr>
+                <m:e>
+                  <m:r>
+                    <w:rPr>
+                      <w:rFonts w:ascii="Cambria Math" w:hAnsi="Cambria Math"/>
+                    </w:rPr>
+                    <m:t>T</m:t>
+                  </m:r>
+                </m:e>
+                <m:sub>
+                  <m:r>
+                    <w:rPr>
+                      <w:rFonts w:ascii="Cambria Math" w:hAnsi="Cambria Math"/>
+                    </w:rPr>
+                    <m:t>i</m:t>
+                  </m:r>
+                </m:sub>
+              </m:sSub>
               <m:r>
+                <m:rPr>
+                  <m:sty m:val="p"/>
+                </m:rPr>
                 <w:rPr>
                   <w:rFonts w:ascii="Cambria Math" w:hAnsi="Cambria Math"/>
                 </w:rPr>
-                <m:t>T</m:t>
+                <m:t>,</m:t>
               </m:r>
+              <m:sSub>
+                <m:sSubPr>
+                  <m:ctrlPr>
+                    <w:rPr>
+                      <w:rFonts w:ascii="Cambria Math" w:hAnsi="Cambria Math"/>
+                    </w:rPr>
+                  </m:ctrlPr>
+                </m:sSubPr>
+                <m:e>
+                  <m:r>
+                    <w:rPr>
+                      <w:rFonts w:ascii="Cambria Math" w:hAnsi="Cambria Math"/>
+                    </w:rPr>
+                    <m:t>V</m:t>
+                  </m:r>
+                </m:e>
+                <m:sub>
+                  <m:r>
+                    <w:rPr>
+                      <w:rFonts w:ascii="Cambria Math" w:hAnsi="Cambria Math"/>
+                    </w:rPr>
+                    <m:t>i</m:t>
+                  </m:r>
+                </m:sub>
+              </m:sSub>
             </m:e>
-            <m:sub>
-              <m:r>
-                <w:rPr>
-                  <w:rFonts w:ascii="Cambria Math" w:hAnsi="Cambria Math"/>
-                </w:rPr>
-                <m:t>i</m:t>
-              </m:r>
-            </m:sub>
-          </m:sSub>
-          <m:r>
-            <m:rPr>
-              <m:sty m:val="p"/>
-            </m:rPr>
-            <w:rPr>
-              <w:rFonts w:ascii="Cambria Math" w:hAnsi="Cambria Math"/>
-            </w:rPr>
-            <m:t>,</m:t>
-          </m:r>
-          <m:sSub>
-            <m:sSubPr>
-              <m:ctrlPr>
-                <w:rPr>
-                  <w:rFonts w:ascii="Cambria Math" w:hAnsi="Cambria Math"/>
-                </w:rPr>
-              </m:ctrlPr>
-            </m:sSubPr>
-            <m:e>
-              <m:r>
-                <w:rPr>
-                  <w:rFonts w:ascii="Cambria Math" w:hAnsi="Cambria Math"/>
-                </w:rPr>
-                <m:t>V</m:t>
-              </m:r>
-            </m:e>
-            <m:sub>
-              <m:r>
-                <w:rPr>
-                  <w:rFonts w:ascii="Cambria Math" w:hAnsi="Cambria Math"/>
-                </w:rPr>
-                <m:t>i</m:t>
-              </m:r>
-            </m:sub>
-          </m:sSub>
-          <m:r>
-            <m:rPr>
-              <m:sty m:val="p"/>
-            </m:rPr>
-            <w:rPr>
-              <w:rFonts w:ascii="Cambria Math" w:hAnsi="Cambria Math"/>
-            </w:rPr>
-            <m:t>)</m:t>
-          </m:r>
+          </m:d>
         </m:oMath>
       </m:oMathPara>
     </w:p>
@@ -6378,12 +6340,24 @@
             </m:r>
           </m:sub>
         </m:sSub>
-        <m:r>
-          <w:rPr>
-            <w:rFonts w:ascii="Cambria Math" w:hAnsi="Cambria Math"/>
-          </w:rPr>
-          <m:t>(⋅)</m:t>
-        </m:r>
+        <m:d>
+          <m:dPr>
+            <m:ctrlPr>
+              <w:rPr>
+                <w:rFonts w:ascii="Cambria Math" w:hAnsi="Cambria Math"/>
+                <w:i/>
+              </w:rPr>
+            </m:ctrlPr>
+          </m:dPr>
+          <m:e>
+            <m:r>
+              <w:rPr>
+                <w:rFonts w:ascii="Cambria Math" w:hAnsi="Cambria Math"/>
+              </w:rPr>
+              <m:t>⋅</m:t>
+            </m:r>
+          </m:e>
+        </m:d>
       </m:oMath>
       <w:r>
         <w:rPr>
@@ -6449,12 +6423,24 @@
             </m:r>
           </m:sub>
         </m:sSub>
-        <m:r>
-          <w:rPr>
-            <w:rFonts w:ascii="Cambria Math" w:hAnsi="Cambria Math"/>
-          </w:rPr>
-          <m:t>(⋅)</m:t>
-        </m:r>
+        <m:d>
+          <m:dPr>
+            <m:ctrlPr>
+              <w:rPr>
+                <w:rFonts w:ascii="Cambria Math" w:hAnsi="Cambria Math"/>
+                <w:i/>
+              </w:rPr>
+            </m:ctrlPr>
+          </m:dPr>
+          <m:e>
+            <m:r>
+              <w:rPr>
+                <w:rFonts w:ascii="Cambria Math" w:hAnsi="Cambria Math"/>
+              </w:rPr>
+              <m:t>⋅</m:t>
+            </m:r>
+          </m:e>
+        </m:d>
       </m:oMath>
       <w:r>
         <w:t>的具体实现也有所差异</w:t>
@@ -6605,7 +6591,7 @@
     </w:p>
     <w:p>
       <w:pPr>
-        <w:pStyle w:val="5"/>
+        <w:pStyle w:val="Heading5"/>
       </w:pPr>
       <w:bookmarkStart w:id="31" w:name="_Ref225683305"/>
       <w:bookmarkStart w:id="32" w:name="OLE_LINK19"/>
@@ -6917,12 +6903,24 @@
             </m:r>
           </m:e>
           <m:sup>
-            <m:r>
-              <w:rPr>
-                <w:rFonts w:ascii="Cambria Math" w:hAnsi="Cambria Math"/>
-              </w:rPr>
-              <m:t>(l)</m:t>
-            </m:r>
+            <m:d>
+              <m:dPr>
+                <m:ctrlPr>
+                  <w:rPr>
+                    <w:rFonts w:ascii="Cambria Math" w:hAnsi="Cambria Math"/>
+                    <w:i/>
+                  </w:rPr>
+                </m:ctrlPr>
+              </m:dPr>
+              <m:e>
+                <m:r>
+                  <w:rPr>
+                    <w:rFonts w:ascii="Cambria Math" w:hAnsi="Cambria Math"/>
+                  </w:rPr>
+                  <m:t>l</m:t>
+                </m:r>
+              </m:e>
+            </m:d>
           </m:sup>
         </m:sSup>
         <m:sSubSup>
@@ -6983,7 +6981,7 @@
     </w:p>
     <w:p>
       <w:pPr>
-        <w:pStyle w:val="ae"/>
+        <w:pStyle w:val="a0"/>
         <w:spacing w:before="48" w:after="120"/>
         <w:ind w:firstLine="480"/>
       </w:pPr>
@@ -7021,33 +7019,55 @@
             <w:rPr>
               <w:rFonts w:ascii="Cambria Math" w:hAnsi="Cambria Math"/>
             </w:rPr>
-            <m:t>=arg⁡</m:t>
+            <m:t>=</m:t>
           </m:r>
-          <m:limLow>
-            <m:limLowPr>
+          <m:func>
+            <m:funcPr>
               <m:ctrlPr>
                 <w:rPr>
                   <w:rFonts w:ascii="Cambria Math" w:hAnsi="Cambria Math"/>
                 </w:rPr>
               </m:ctrlPr>
-            </m:limLowPr>
-            <m:e>
+            </m:funcPr>
+            <m:fName>
               <m:r>
+                <m:rPr>
+                  <m:sty m:val="p"/>
+                </m:rPr>
                 <w:rPr>
                   <w:rFonts w:ascii="Cambria Math" w:hAnsi="Cambria Math"/>
                 </w:rPr>
-                <m:t>min</m:t>
+                <m:t>arg</m:t>
               </m:r>
+            </m:fName>
+            <m:e>
+              <m:limLow>
+                <m:limLowPr>
+                  <m:ctrlPr>
+                    <w:rPr>
+                      <w:rFonts w:ascii="Cambria Math" w:hAnsi="Cambria Math"/>
+                    </w:rPr>
+                  </m:ctrlPr>
+                </m:limLowPr>
+                <m:e>
+                  <m:r>
+                    <w:rPr>
+                      <w:rFonts w:ascii="Cambria Math" w:hAnsi="Cambria Math"/>
+                    </w:rPr>
+                    <m:t>min</m:t>
+                  </m:r>
+                </m:e>
+                <m:lim>
+                  <m:r>
+                    <w:rPr>
+                      <w:rFonts w:ascii="Cambria Math" w:hAnsi="Cambria Math"/>
+                    </w:rPr>
+                    <m:t>k</m:t>
+                  </m:r>
+                </m:lim>
+              </m:limLow>
             </m:e>
-            <m:lim>
-              <m:r>
-                <w:rPr>
-                  <w:rFonts w:ascii="Cambria Math" w:hAnsi="Cambria Math"/>
-                </w:rPr>
-                <m:t>k</m:t>
-              </m:r>
-            </m:lim>
-          </m:limLow>
+          </m:func>
           <m:r>
             <m:rPr>
               <m:sty m:val="p"/>
@@ -7125,30 +7145,23 @@
               </m:r>
             </m:sub>
             <m:sup>
-              <m:r>
-                <m:rPr>
-                  <m:sty m:val="p"/>
-                </m:rPr>
-                <w:rPr>
-                  <w:rFonts w:ascii="Cambria Math" w:hAnsi="Cambria Math"/>
-                </w:rPr>
-                <m:t>(</m:t>
-              </m:r>
-              <m:r>
-                <w:rPr>
-                  <w:rFonts w:ascii="Cambria Math" w:hAnsi="Cambria Math"/>
-                </w:rPr>
-                <m:t>l</m:t>
-              </m:r>
-              <m:r>
-                <m:rPr>
-                  <m:sty m:val="p"/>
-                </m:rPr>
-                <w:rPr>
-                  <w:rFonts w:ascii="Cambria Math" w:hAnsi="Cambria Math"/>
-                </w:rPr>
-                <m:t>)</m:t>
-              </m:r>
+              <m:d>
+                <m:dPr>
+                  <m:ctrlPr>
+                    <w:rPr>
+                      <w:rFonts w:ascii="Cambria Math" w:hAnsi="Cambria Math"/>
+                    </w:rPr>
+                  </m:ctrlPr>
+                </m:dPr>
+                <m:e>
+                  <m:r>
+                    <w:rPr>
+                      <w:rFonts w:ascii="Cambria Math" w:hAnsi="Cambria Math"/>
+                    </w:rPr>
+                    <m:t>l</m:t>
+                  </m:r>
+                </m:e>
+              </m:d>
             </m:sup>
           </m:sSubSup>
           <m:sSub>
@@ -7312,30 +7325,23 @@
               </m:sSub>
             </m:sub>
             <m:sup>
-              <m:r>
-                <m:rPr>
-                  <m:sty m:val="p"/>
-                </m:rPr>
-                <w:rPr>
-                  <w:rFonts w:ascii="Cambria Math" w:hAnsi="Cambria Math"/>
-                </w:rPr>
-                <m:t>(</m:t>
-              </m:r>
-              <m:r>
-                <w:rPr>
-                  <w:rFonts w:ascii="Cambria Math" w:hAnsi="Cambria Math"/>
-                </w:rPr>
-                <m:t>l</m:t>
-              </m:r>
-              <m:r>
-                <m:rPr>
-                  <m:sty m:val="p"/>
-                </m:rPr>
-                <w:rPr>
-                  <w:rFonts w:ascii="Cambria Math" w:hAnsi="Cambria Math"/>
-                </w:rPr>
-                <m:t>)</m:t>
-              </m:r>
+              <m:d>
+                <m:dPr>
+                  <m:ctrlPr>
+                    <w:rPr>
+                      <w:rFonts w:ascii="Cambria Math" w:hAnsi="Cambria Math"/>
+                    </w:rPr>
+                  </m:ctrlPr>
+                </m:dPr>
+                <m:e>
+                  <m:r>
+                    <w:rPr>
+                      <w:rFonts w:ascii="Cambria Math" w:hAnsi="Cambria Math"/>
+                    </w:rPr>
+                    <m:t>l</m:t>
+                  </m:r>
+                </m:e>
+              </m:d>
             </m:sup>
           </m:sSubSup>
         </m:oMath>
@@ -7520,10 +7526,62 @@
             <w:bdr w:val="none" w:sz="0" w:space="0" w:color="auto" w:frame="1"/>
             <w:shd w:val="clear" w:color="auto" w:fill="FFFFFF"/>
           </w:rPr>
-          <m:t>MLP(</m:t>
+          <m:t>MLP</m:t>
         </m:r>
-        <m:sSub>
-          <m:sSubPr>
+        <m:d>
+          <m:dPr>
+            <m:ctrlPr>
+              <w:rPr>
+                <w:rStyle w:val="katex-mathml"/>
+                <w:rFonts w:ascii="Cambria Math" w:hAnsi="Cambria Math" w:cs="Segoe UI"/>
+                <w:color w:val="0F1115"/>
+                <w:bdr w:val="none" w:sz="0" w:space="0" w:color="auto" w:frame="1"/>
+                <w:shd w:val="clear" w:color="auto" w:fill="FFFFFF"/>
+              </w:rPr>
+            </m:ctrlPr>
+          </m:dPr>
+          <m:e>
+            <m:sSub>
+              <m:sSubPr>
+                <m:ctrlPr>
+                  <w:rPr>
+                    <w:rStyle w:val="katex-mathml"/>
+                    <w:rFonts w:ascii="Cambria Math" w:hAnsi="Cambria Math" w:cs="Segoe UI"/>
+                    <w:i/>
+                    <w:color w:val="0F1115"/>
+                    <w:bdr w:val="none" w:sz="0" w:space="0" w:color="auto" w:frame="1"/>
+                    <w:shd w:val="clear" w:color="auto" w:fill="FFFFFF"/>
+                  </w:rPr>
+                </m:ctrlPr>
+              </m:sSubPr>
+              <m:e>
+                <m:r>
+                  <m:rPr>
+                    <m:sty m:val="bi"/>
+                  </m:rPr>
+                  <w:rPr>
+                    <w:rStyle w:val="katex-mathml"/>
+                    <w:rFonts w:ascii="Cambria Math" w:hAnsi="Cambria Math" w:cs="Segoe UI"/>
+                    <w:color w:val="0F1115"/>
+                    <w:bdr w:val="none" w:sz="0" w:space="0" w:color="auto" w:frame="1"/>
+                    <w:shd w:val="clear" w:color="auto" w:fill="FFFFFF"/>
+                  </w:rPr>
+                  <m:t>e</m:t>
+                </m:r>
+              </m:e>
+              <m:sub>
+                <m:r>
+                  <w:rPr>
+                    <w:rStyle w:val="katex-mathml"/>
+                    <w:rFonts w:ascii="Cambria Math" w:hAnsi="Cambria Math" w:cs="Segoe UI"/>
+                    <w:color w:val="0F1115"/>
+                    <w:bdr w:val="none" w:sz="0" w:space="0" w:color="auto" w:frame="1"/>
+                    <w:shd w:val="clear" w:color="auto" w:fill="FFFFFF"/>
+                  </w:rPr>
+                  <m:t>i</m:t>
+                </m:r>
+              </m:sub>
+            </m:sSub>
             <m:ctrlPr>
               <w:rPr>
                 <w:rStyle w:val="katex-mathml"/>
@@ -7534,45 +7592,8 @@
                 <w:shd w:val="clear" w:color="auto" w:fill="FFFFFF"/>
               </w:rPr>
             </m:ctrlPr>
-          </m:sSubPr>
-          <m:e>
-            <m:r>
-              <m:rPr>
-                <m:sty m:val="bi"/>
-              </m:rPr>
-              <w:rPr>
-                <w:rStyle w:val="katex-mathml"/>
-                <w:rFonts w:ascii="Cambria Math" w:hAnsi="Cambria Math" w:cs="Segoe UI"/>
-                <w:color w:val="0F1115"/>
-                <w:bdr w:val="none" w:sz="0" w:space="0" w:color="auto" w:frame="1"/>
-                <w:shd w:val="clear" w:color="auto" w:fill="FFFFFF"/>
-              </w:rPr>
-              <m:t>e</m:t>
-            </m:r>
           </m:e>
-          <m:sub>
-            <m:r>
-              <w:rPr>
-                <w:rStyle w:val="katex-mathml"/>
-                <w:rFonts w:ascii="Cambria Math" w:hAnsi="Cambria Math" w:cs="Segoe UI"/>
-                <w:color w:val="0F1115"/>
-                <w:bdr w:val="none" w:sz="0" w:space="0" w:color="auto" w:frame="1"/>
-                <w:shd w:val="clear" w:color="auto" w:fill="FFFFFF"/>
-              </w:rPr>
-              <m:t>i</m:t>
-            </m:r>
-          </m:sub>
-        </m:sSub>
-        <m:r>
-          <w:rPr>
-            <w:rStyle w:val="katex-mathml"/>
-            <w:rFonts w:ascii="Cambria Math" w:hAnsi="Cambria Math" w:cs="Segoe UI"/>
-            <w:color w:val="0F1115"/>
-            <w:bdr w:val="none" w:sz="0" w:space="0" w:color="auto" w:frame="1"/>
-            <w:shd w:val="clear" w:color="auto" w:fill="FFFFFF"/>
-          </w:rPr>
-          <m:t>)</m:t>
-        </m:r>
+        </m:d>
       </m:oMath>
       <w:r>
         <w:rPr>
@@ -7599,29 +7620,59 @@
         <w:t> </w:t>
       </w:r>
       <m:oMath>
-        <m:r>
-          <w:rPr>
-            <w:rStyle w:val="katex-mathml"/>
-            <w:rFonts w:ascii="Cambria Math" w:hAnsi="Cambria Math"/>
-            <w:color w:val="0F1115"/>
-            <w:bdr w:val="none" w:sz="0" w:space="0" w:color="auto" w:frame="1"/>
-            <w:shd w:val="clear" w:color="auto" w:fill="FFFFFF"/>
-          </w:rPr>
-          <m:t>[</m:t>
-        </m:r>
-        <m:sSub>
-          <m:sSubPr>
+        <m:d>
+          <m:dPr>
+            <m:begChr m:val="["/>
+            <m:endChr m:val="]"/>
             <m:ctrlPr>
               <w:rPr>
                 <w:rStyle w:val="katex-mathml"/>
                 <w:rFonts w:ascii="Cambria Math" w:hAnsi="Cambria Math"/>
+                <w:i/>
                 <w:color w:val="0F1115"/>
                 <w:bdr w:val="none" w:sz="0" w:space="0" w:color="auto" w:frame="1"/>
                 <w:shd w:val="clear" w:color="auto" w:fill="FFFFFF"/>
               </w:rPr>
             </m:ctrlPr>
-          </m:sSubPr>
+          </m:dPr>
           <m:e>
+            <m:sSub>
+              <m:sSubPr>
+                <m:ctrlPr>
+                  <w:rPr>
+                    <w:rStyle w:val="katex-mathml"/>
+                    <w:rFonts w:ascii="Cambria Math" w:hAnsi="Cambria Math"/>
+                    <w:color w:val="0F1115"/>
+                    <w:bdr w:val="none" w:sz="0" w:space="0" w:color="auto" w:frame="1"/>
+                    <w:shd w:val="clear" w:color="auto" w:fill="FFFFFF"/>
+                  </w:rPr>
+                </m:ctrlPr>
+              </m:sSubPr>
+              <m:e>
+                <m:r>
+                  <w:rPr>
+                    <w:rStyle w:val="katex-mathml"/>
+                    <w:rFonts w:ascii="Cambria Math" w:hAnsi="Cambria Math"/>
+                    <w:color w:val="0F1115"/>
+                    <w:bdr w:val="none" w:sz="0" w:space="0" w:color="auto" w:frame="1"/>
+                    <w:shd w:val="clear" w:color="auto" w:fill="FFFFFF"/>
+                  </w:rPr>
+                  <m:t>c</m:t>
+                </m:r>
+              </m:e>
+              <m:sub>
+                <m:r>
+                  <w:rPr>
+                    <w:rStyle w:val="katex-mathml"/>
+                    <w:rFonts w:ascii="Cambria Math" w:hAnsi="Cambria Math"/>
+                    <w:color w:val="0F1115"/>
+                    <w:bdr w:val="none" w:sz="0" w:space="0" w:color="auto" w:frame="1"/>
+                    <w:shd w:val="clear" w:color="auto" w:fill="FFFFFF"/>
+                  </w:rPr>
+                  <m:t>1</m:t>
+                </m:r>
+              </m:sub>
+            </m:sSub>
             <m:r>
               <w:rPr>
                 <w:rStyle w:val="katex-mathml"/>
@@ -7630,10 +7681,45 @@
                 <w:bdr w:val="none" w:sz="0" w:space="0" w:color="auto" w:frame="1"/>
                 <w:shd w:val="clear" w:color="auto" w:fill="FFFFFF"/>
               </w:rPr>
-              <m:t>c</m:t>
+              <m:t>,</m:t>
             </m:r>
-          </m:e>
-          <m:sub>
+            <m:sSub>
+              <m:sSubPr>
+                <m:ctrlPr>
+                  <w:rPr>
+                    <w:rStyle w:val="katex-mathml"/>
+                    <w:rFonts w:ascii="Cambria Math" w:hAnsi="Cambria Math"/>
+                    <w:color w:val="0F1115"/>
+                    <w:bdr w:val="none" w:sz="0" w:space="0" w:color="auto" w:frame="1"/>
+                    <w:shd w:val="clear" w:color="auto" w:fill="FFFFFF"/>
+                  </w:rPr>
+                </m:ctrlPr>
+              </m:sSubPr>
+              <m:e>
+                <m:r>
+                  <w:rPr>
+                    <w:rStyle w:val="katex-mathml"/>
+                    <w:rFonts w:ascii="Cambria Math" w:hAnsi="Cambria Math"/>
+                    <w:color w:val="0F1115"/>
+                    <w:bdr w:val="none" w:sz="0" w:space="0" w:color="auto" w:frame="1"/>
+                    <w:shd w:val="clear" w:color="auto" w:fill="FFFFFF"/>
+                  </w:rPr>
+                  <m:t>c</m:t>
+                </m:r>
+              </m:e>
+              <m:sub>
+                <m:r>
+                  <w:rPr>
+                    <w:rStyle w:val="katex-mathml"/>
+                    <w:rFonts w:ascii="Cambria Math" w:hAnsi="Cambria Math"/>
+                    <w:color w:val="0F1115"/>
+                    <w:bdr w:val="none" w:sz="0" w:space="0" w:color="auto" w:frame="1"/>
+                    <w:shd w:val="clear" w:color="auto" w:fill="FFFFFF"/>
+                  </w:rPr>
+                  <m:t>2</m:t>
+                </m:r>
+              </m:sub>
+            </m:sSub>
             <m:r>
               <w:rPr>
                 <w:rStyle w:val="katex-mathml"/>
@@ -7642,114 +7728,47 @@
                 <w:bdr w:val="none" w:sz="0" w:space="0" w:color="auto" w:frame="1"/>
                 <w:shd w:val="clear" w:color="auto" w:fill="FFFFFF"/>
               </w:rPr>
-              <m:t>1</m:t>
+              <m:t>,…,</m:t>
             </m:r>
-          </m:sub>
-        </m:sSub>
-        <m:r>
-          <w:rPr>
-            <w:rStyle w:val="katex-mathml"/>
-            <w:rFonts w:ascii="Cambria Math" w:hAnsi="Cambria Math"/>
-            <w:color w:val="0F1115"/>
-            <w:bdr w:val="none" w:sz="0" w:space="0" w:color="auto" w:frame="1"/>
-            <w:shd w:val="clear" w:color="auto" w:fill="FFFFFF"/>
-          </w:rPr>
-          <m:t>,</m:t>
-        </m:r>
-        <m:sSub>
-          <m:sSubPr>
-            <m:ctrlPr>
-              <w:rPr>
-                <w:rStyle w:val="katex-mathml"/>
-                <w:rFonts w:ascii="Cambria Math" w:hAnsi="Cambria Math"/>
-                <w:color w:val="0F1115"/>
-                <w:bdr w:val="none" w:sz="0" w:space="0" w:color="auto" w:frame="1"/>
-                <w:shd w:val="clear" w:color="auto" w:fill="FFFFFF"/>
-              </w:rPr>
-            </m:ctrlPr>
-          </m:sSubPr>
-          <m:e>
-            <m:r>
-              <w:rPr>
-                <w:rStyle w:val="katex-mathml"/>
-                <w:rFonts w:ascii="Cambria Math" w:hAnsi="Cambria Math"/>
-                <w:color w:val="0F1115"/>
-                <w:bdr w:val="none" w:sz="0" w:space="0" w:color="auto" w:frame="1"/>
-                <w:shd w:val="clear" w:color="auto" w:fill="FFFFFF"/>
-              </w:rPr>
-              <m:t>c</m:t>
-            </m:r>
+            <m:sSub>
+              <m:sSubPr>
+                <m:ctrlPr>
+                  <w:rPr>
+                    <w:rStyle w:val="katex-mathml"/>
+                    <w:rFonts w:ascii="Cambria Math" w:hAnsi="Cambria Math"/>
+                    <w:color w:val="0F1115"/>
+                    <w:bdr w:val="none" w:sz="0" w:space="0" w:color="auto" w:frame="1"/>
+                    <w:shd w:val="clear" w:color="auto" w:fill="FFFFFF"/>
+                  </w:rPr>
+                </m:ctrlPr>
+              </m:sSubPr>
+              <m:e>
+                <m:r>
+                  <w:rPr>
+                    <w:rStyle w:val="katex-mathml"/>
+                    <w:rFonts w:ascii="Cambria Math" w:hAnsi="Cambria Math"/>
+                    <w:color w:val="0F1115"/>
+                    <w:bdr w:val="none" w:sz="0" w:space="0" w:color="auto" w:frame="1"/>
+                    <w:shd w:val="clear" w:color="auto" w:fill="FFFFFF"/>
+                  </w:rPr>
+                  <m:t>c</m:t>
+                </m:r>
+              </m:e>
+              <m:sub>
+                <m:r>
+                  <w:rPr>
+                    <w:rStyle w:val="katex-mathml"/>
+                    <w:rFonts w:ascii="Cambria Math" w:hAnsi="Cambria Math"/>
+                    <w:color w:val="0F1115"/>
+                    <w:bdr w:val="none" w:sz="0" w:space="0" w:color="auto" w:frame="1"/>
+                    <w:shd w:val="clear" w:color="auto" w:fill="FFFFFF"/>
+                  </w:rPr>
+                  <m:t>L</m:t>
+                </m:r>
+              </m:sub>
+            </m:sSub>
           </m:e>
-          <m:sub>
-            <m:r>
-              <w:rPr>
-                <w:rStyle w:val="katex-mathml"/>
-                <w:rFonts w:ascii="Cambria Math" w:hAnsi="Cambria Math"/>
-                <w:color w:val="0F1115"/>
-                <w:bdr w:val="none" w:sz="0" w:space="0" w:color="auto" w:frame="1"/>
-                <w:shd w:val="clear" w:color="auto" w:fill="FFFFFF"/>
-              </w:rPr>
-              <m:t>2</m:t>
-            </m:r>
-          </m:sub>
-        </m:sSub>
-        <m:r>
-          <w:rPr>
-            <w:rStyle w:val="katex-mathml"/>
-            <w:rFonts w:ascii="Cambria Math" w:hAnsi="Cambria Math"/>
-            <w:color w:val="0F1115"/>
-            <w:bdr w:val="none" w:sz="0" w:space="0" w:color="auto" w:frame="1"/>
-            <w:shd w:val="clear" w:color="auto" w:fill="FFFFFF"/>
-          </w:rPr>
-          <m:t>,…,</m:t>
-        </m:r>
-        <m:sSub>
-          <m:sSubPr>
-            <m:ctrlPr>
-              <w:rPr>
-                <w:rStyle w:val="katex-mathml"/>
-                <w:rFonts w:ascii="Cambria Math" w:hAnsi="Cambria Math"/>
-                <w:color w:val="0F1115"/>
-                <w:bdr w:val="none" w:sz="0" w:space="0" w:color="auto" w:frame="1"/>
-                <w:shd w:val="clear" w:color="auto" w:fill="FFFFFF"/>
-              </w:rPr>
-            </m:ctrlPr>
-          </m:sSubPr>
-          <m:e>
-            <m:r>
-              <w:rPr>
-                <w:rStyle w:val="katex-mathml"/>
-                <w:rFonts w:ascii="Cambria Math" w:hAnsi="Cambria Math"/>
-                <w:color w:val="0F1115"/>
-                <w:bdr w:val="none" w:sz="0" w:space="0" w:color="auto" w:frame="1"/>
-                <w:shd w:val="clear" w:color="auto" w:fill="FFFFFF"/>
-              </w:rPr>
-              <m:t>c</m:t>
-            </m:r>
-          </m:e>
-          <m:sub>
-            <m:r>
-              <w:rPr>
-                <w:rStyle w:val="katex-mathml"/>
-                <w:rFonts w:ascii="Cambria Math" w:hAnsi="Cambria Math"/>
-                <w:color w:val="0F1115"/>
-                <w:bdr w:val="none" w:sz="0" w:space="0" w:color="auto" w:frame="1"/>
-                <w:shd w:val="clear" w:color="auto" w:fill="FFFFFF"/>
-              </w:rPr>
-              <m:t>L</m:t>
-            </m:r>
-          </m:sub>
-        </m:sSub>
-        <m:r>
-          <w:rPr>
-            <w:rStyle w:val="katex-mathml"/>
-            <w:rFonts w:ascii="Cambria Math" w:hAnsi="Cambria Math"/>
-            <w:color w:val="0F1115"/>
-            <w:bdr w:val="none" w:sz="0" w:space="0" w:color="auto" w:frame="1"/>
-            <w:shd w:val="clear" w:color="auto" w:fill="FFFFFF"/>
-          </w:rPr>
-          <m:t>]</m:t>
-        </m:r>
+        </m:d>
       </m:oMath>
       <w:r>
         <w:rPr>
@@ -7787,7 +7806,7 @@
     </w:p>
     <w:p>
       <w:pPr>
-        <w:pStyle w:val="ad"/>
+        <w:pStyle w:val="a"/>
         <w:spacing w:before="120" w:after="72"/>
       </w:pPr>
       <w:r>
@@ -7831,7 +7850,7 @@
     </w:p>
     <w:p>
       <w:pPr>
-        <w:pStyle w:val="a6"/>
+        <w:pStyle w:val="Caption"/>
         <w:spacing w:after="120"/>
       </w:pPr>
       <w:r>
@@ -8098,11 +8117,10 @@
     </w:p>
     <w:p>
       <w:pPr>
-        <w:pStyle w:val="ae"/>
+        <w:pStyle w:val="a0"/>
         <w:spacing w:before="48" w:after="120"/>
-        <w:ind w:firstLine="489"/>
-        <w:rPr>
-          <w:rFonts w:hint="eastAsia"/>
+        <w:ind w:firstLine="482"/>
+        <w:rPr>
           <w:i/>
         </w:rPr>
       </w:pPr>
@@ -8172,31 +8190,17 @@
             <w:rPr>
               <w:rFonts w:ascii="Cambria Math" w:hAnsi="Cambria Math"/>
             </w:rPr>
-            <m:t>=arg⁡</m:t>
+            <m:t>=</m:t>
           </m:r>
-          <m:limLow>
-            <m:limLowPr>
+          <m:func>
+            <m:funcPr>
               <m:ctrlPr>
                 <w:rPr>
                   <w:rFonts w:ascii="Cambria Math" w:hAnsi="Cambria Math"/>
                 </w:rPr>
               </m:ctrlPr>
-            </m:limLowPr>
-            <m:e>
-              <m:r>
-                <w:rPr>
-                  <w:rFonts w:ascii="Cambria Math" w:hAnsi="Cambria Math"/>
-                </w:rPr>
-                <m:t>min</m:t>
-              </m:r>
-            </m:e>
-            <m:lim>
-              <m:r>
-                <w:rPr>
-                  <w:rFonts w:ascii="Cambria Math" w:hAnsi="Cambria Math"/>
-                </w:rPr>
-                <m:t>e</m:t>
-              </m:r>
+            </m:funcPr>
+            <m:fName>
               <m:r>
                 <m:rPr>
                   <m:sty m:val="p"/>
@@ -8204,29 +8208,33 @@
                 <w:rPr>
                   <w:rFonts w:ascii="Cambria Math" w:hAnsi="Cambria Math"/>
                 </w:rPr>
-                <m:t>∈</m:t>
+                <m:t>arg</m:t>
               </m:r>
-              <m:sSub>
-                <m:sSubPr>
+            </m:fName>
+            <m:e>
+              <m:limLow>
+                <m:limLowPr>
                   <m:ctrlPr>
                     <w:rPr>
                       <w:rFonts w:ascii="Cambria Math" w:hAnsi="Cambria Math"/>
                     </w:rPr>
                   </m:ctrlPr>
-                </m:sSubPr>
+                </m:limLowPr>
                 <m:e>
                   <m:r>
-                    <m:rPr>
-                      <m:scr m:val="script"/>
-                      <m:sty m:val="p"/>
-                    </m:rPr>
                     <w:rPr>
                       <w:rFonts w:ascii="Cambria Math" w:hAnsi="Cambria Math"/>
                     </w:rPr>
-                    <m:t>C</m:t>
+                    <m:t>min</m:t>
                   </m:r>
                 </m:e>
-                <m:sub>
+                <m:lim>
+                  <m:r>
+                    <w:rPr>
+                      <w:rFonts w:ascii="Cambria Math" w:hAnsi="Cambria Math"/>
+                    </w:rPr>
+                    <m:t>e</m:t>
+                  </m:r>
                   <m:r>
                     <m:rPr>
                       <m:sty m:val="p"/>
@@ -8234,12 +8242,44 @@
                     <w:rPr>
                       <w:rFonts w:ascii="Cambria Math" w:hAnsi="Cambria Math"/>
                     </w:rPr>
-                    <m:t>0</m:t>
+                    <m:t>∈</m:t>
                   </m:r>
-                </m:sub>
-              </m:sSub>
-            </m:lim>
-          </m:limLow>
+                  <m:sSub>
+                    <m:sSubPr>
+                      <m:ctrlPr>
+                        <w:rPr>
+                          <w:rFonts w:ascii="Cambria Math" w:hAnsi="Cambria Math"/>
+                        </w:rPr>
+                      </m:ctrlPr>
+                    </m:sSubPr>
+                    <m:e>
+                      <m:r>
+                        <m:rPr>
+                          <m:scr m:val="script"/>
+                          <m:sty m:val="p"/>
+                        </m:rPr>
+                        <w:rPr>
+                          <w:rFonts w:ascii="Cambria Math" w:hAnsi="Cambria Math"/>
+                        </w:rPr>
+                        <m:t>C</m:t>
+                      </m:r>
+                    </m:e>
+                    <m:sub>
+                      <m:r>
+                        <m:rPr>
+                          <m:sty m:val="p"/>
+                        </m:rPr>
+                        <w:rPr>
+                          <w:rFonts w:ascii="Cambria Math" w:hAnsi="Cambria Math"/>
+                        </w:rPr>
+                        <m:t>0</m:t>
+                      </m:r>
+                    </m:sub>
+                  </m:sSub>
+                </m:lim>
+              </m:limLow>
+            </m:e>
+          </m:func>
           <m:r>
             <m:rPr>
               <m:sty m:val="p"/>
@@ -8306,7 +8346,7 @@
     </w:p>
     <w:p>
       <w:pPr>
-        <w:pStyle w:val="ae"/>
+        <w:pStyle w:val="a0"/>
         <w:spacing w:before="48" w:after="120"/>
         <w:ind w:firstLine="480"/>
         <w:jc w:val="center"/>
@@ -8599,11 +8639,10 @@
     </w:p>
     <w:p>
       <w:pPr>
-        <w:pStyle w:val="ae"/>
+        <w:pStyle w:val="a0"/>
         <w:spacing w:before="48" w:after="120"/>
-        <w:ind w:firstLine="489"/>
-        <w:rPr>
-          <w:rFonts w:hint="eastAsia"/>
+        <w:ind w:firstLine="482"/>
+        <w:rPr>
           <w:i/>
         </w:rPr>
       </w:pPr>
@@ -8673,31 +8712,17 @@
             <w:rPr>
               <w:rFonts w:ascii="Cambria Math" w:hAnsi="Cambria Math"/>
             </w:rPr>
-            <m:t>=arg⁡</m:t>
+            <m:t>=</m:t>
           </m:r>
-          <m:limLow>
-            <m:limLowPr>
+          <m:func>
+            <m:funcPr>
               <m:ctrlPr>
                 <w:rPr>
                   <w:rFonts w:ascii="Cambria Math" w:hAnsi="Cambria Math"/>
                 </w:rPr>
               </m:ctrlPr>
-            </m:limLowPr>
-            <m:e>
-              <m:r>
-                <w:rPr>
-                  <w:rFonts w:ascii="Cambria Math" w:hAnsi="Cambria Math"/>
-                </w:rPr>
-                <m:t>min</m:t>
-              </m:r>
-            </m:e>
-            <m:lim>
-              <m:r>
-                <w:rPr>
-                  <w:rFonts w:ascii="Cambria Math" w:hAnsi="Cambria Math"/>
-                </w:rPr>
-                <m:t>e</m:t>
-              </m:r>
+            </m:funcPr>
+            <m:fName>
               <m:r>
                 <m:rPr>
                   <m:sty m:val="p"/>
@@ -8705,29 +8730,33 @@
                 <w:rPr>
                   <w:rFonts w:ascii="Cambria Math" w:hAnsi="Cambria Math"/>
                 </w:rPr>
-                <m:t>∈</m:t>
+                <m:t>arg</m:t>
               </m:r>
-              <m:sSub>
-                <m:sSubPr>
+            </m:fName>
+            <m:e>
+              <m:limLow>
+                <m:limLowPr>
                   <m:ctrlPr>
                     <w:rPr>
                       <w:rFonts w:ascii="Cambria Math" w:hAnsi="Cambria Math"/>
                     </w:rPr>
                   </m:ctrlPr>
-                </m:sSubPr>
+                </m:limLowPr>
                 <m:e>
                   <m:r>
-                    <m:rPr>
-                      <m:scr m:val="script"/>
-                      <m:sty m:val="p"/>
-                    </m:rPr>
                     <w:rPr>
                       <w:rFonts w:ascii="Cambria Math" w:hAnsi="Cambria Math"/>
                     </w:rPr>
-                    <m:t>C</m:t>
+                    <m:t>min</m:t>
                   </m:r>
                 </m:e>
-                <m:sub>
+                <m:lim>
+                  <m:r>
+                    <w:rPr>
+                      <w:rFonts w:ascii="Cambria Math" w:hAnsi="Cambria Math"/>
+                    </w:rPr>
+                    <m:t>e</m:t>
+                  </m:r>
                   <m:r>
                     <m:rPr>
                       <m:sty m:val="p"/>
@@ -8735,12 +8764,44 @@
                     <w:rPr>
                       <w:rFonts w:ascii="Cambria Math" w:hAnsi="Cambria Math"/>
                     </w:rPr>
-                    <m:t>1</m:t>
+                    <m:t>∈</m:t>
                   </m:r>
-                </m:sub>
-              </m:sSub>
-            </m:lim>
-          </m:limLow>
+                  <m:sSub>
+                    <m:sSubPr>
+                      <m:ctrlPr>
+                        <w:rPr>
+                          <w:rFonts w:ascii="Cambria Math" w:hAnsi="Cambria Math"/>
+                        </w:rPr>
+                      </m:ctrlPr>
+                    </m:sSubPr>
+                    <m:e>
+                      <m:r>
+                        <m:rPr>
+                          <m:scr m:val="script"/>
+                          <m:sty m:val="p"/>
+                        </m:rPr>
+                        <w:rPr>
+                          <w:rFonts w:ascii="Cambria Math" w:hAnsi="Cambria Math"/>
+                        </w:rPr>
+                        <m:t>C</m:t>
+                      </m:r>
+                    </m:e>
+                    <m:sub>
+                      <m:r>
+                        <m:rPr>
+                          <m:sty m:val="p"/>
+                        </m:rPr>
+                        <w:rPr>
+                          <w:rFonts w:ascii="Cambria Math" w:hAnsi="Cambria Math"/>
+                        </w:rPr>
+                        <m:t>1</m:t>
+                      </m:r>
+                    </m:sub>
+                  </m:sSub>
+                </m:lim>
+              </m:limLow>
+            </m:e>
+          </m:func>
           <m:r>
             <m:rPr>
               <m:sty m:val="p"/>
@@ -8807,7 +8868,7 @@
     </w:p>
     <w:p>
       <w:pPr>
-        <w:pStyle w:val="ae"/>
+        <w:pStyle w:val="a0"/>
         <w:spacing w:before="48" w:after="120"/>
         <w:ind w:firstLine="480"/>
         <w:rPr>
@@ -9077,11 +9138,10 @@
     </w:p>
     <w:p>
       <w:pPr>
-        <w:pStyle w:val="ae"/>
+        <w:pStyle w:val="a0"/>
         <w:spacing w:before="48" w:after="120"/>
-        <w:ind w:firstLine="489"/>
-        <w:rPr>
-          <w:rFonts w:hint="eastAsia"/>
+        <w:ind w:firstLine="482"/>
+        <w:rPr>
           <w:i/>
         </w:rPr>
       </w:pPr>
@@ -9151,31 +9211,17 @@
             <w:rPr>
               <w:rFonts w:ascii="Cambria Math" w:hAnsi="Cambria Math"/>
             </w:rPr>
-            <m:t>=arg⁡</m:t>
+            <m:t>=</m:t>
           </m:r>
-          <m:limLow>
-            <m:limLowPr>
+          <m:func>
+            <m:funcPr>
               <m:ctrlPr>
                 <w:rPr>
                   <w:rFonts w:ascii="Cambria Math" w:hAnsi="Cambria Math"/>
                 </w:rPr>
               </m:ctrlPr>
-            </m:limLowPr>
-            <m:e>
-              <m:r>
-                <w:rPr>
-                  <w:rFonts w:ascii="Cambria Math" w:hAnsi="Cambria Math"/>
-                </w:rPr>
-                <m:t>min</m:t>
-              </m:r>
-            </m:e>
-            <m:lim>
-              <m:r>
-                <w:rPr>
-                  <w:rFonts w:ascii="Cambria Math" w:hAnsi="Cambria Math"/>
-                </w:rPr>
-                <m:t>e</m:t>
-              </m:r>
+            </m:funcPr>
+            <m:fName>
               <m:r>
                 <m:rPr>
                   <m:sty m:val="p"/>
@@ -9183,29 +9229,33 @@
                 <w:rPr>
                   <w:rFonts w:ascii="Cambria Math" w:hAnsi="Cambria Math"/>
                 </w:rPr>
-                <m:t>∈</m:t>
+                <m:t>arg</m:t>
               </m:r>
-              <m:sSub>
-                <m:sSubPr>
+            </m:fName>
+            <m:e>
+              <m:limLow>
+                <m:limLowPr>
                   <m:ctrlPr>
                     <w:rPr>
                       <w:rFonts w:ascii="Cambria Math" w:hAnsi="Cambria Math"/>
                     </w:rPr>
                   </m:ctrlPr>
-                </m:sSubPr>
+                </m:limLowPr>
                 <m:e>
                   <m:r>
-                    <m:rPr>
-                      <m:scr m:val="script"/>
-                      <m:sty m:val="p"/>
-                    </m:rPr>
                     <w:rPr>
                       <w:rFonts w:ascii="Cambria Math" w:hAnsi="Cambria Math"/>
                     </w:rPr>
-                    <m:t>C</m:t>
+                    <m:t>min</m:t>
                   </m:r>
                 </m:e>
-                <m:sub>
+                <m:lim>
+                  <m:r>
+                    <w:rPr>
+                      <w:rFonts w:ascii="Cambria Math" w:hAnsi="Cambria Math"/>
+                    </w:rPr>
+                    <m:t>e</m:t>
+                  </m:r>
                   <m:r>
                     <m:rPr>
                       <m:sty m:val="p"/>
@@ -9213,12 +9263,44 @@
                     <w:rPr>
                       <w:rFonts w:ascii="Cambria Math" w:hAnsi="Cambria Math"/>
                     </w:rPr>
-                    <m:t>2</m:t>
+                    <m:t>∈</m:t>
                   </m:r>
-                </m:sub>
-              </m:sSub>
-            </m:lim>
-          </m:limLow>
+                  <m:sSub>
+                    <m:sSubPr>
+                      <m:ctrlPr>
+                        <w:rPr>
+                          <w:rFonts w:ascii="Cambria Math" w:hAnsi="Cambria Math"/>
+                        </w:rPr>
+                      </m:ctrlPr>
+                    </m:sSubPr>
+                    <m:e>
+                      <m:r>
+                        <m:rPr>
+                          <m:scr m:val="script"/>
+                          <m:sty m:val="p"/>
+                        </m:rPr>
+                        <w:rPr>
+                          <w:rFonts w:ascii="Cambria Math" w:hAnsi="Cambria Math"/>
+                        </w:rPr>
+                        <m:t>C</m:t>
+                      </m:r>
+                    </m:e>
+                    <m:sub>
+                      <m:r>
+                        <m:rPr>
+                          <m:sty m:val="p"/>
+                        </m:rPr>
+                        <w:rPr>
+                          <w:rFonts w:ascii="Cambria Math" w:hAnsi="Cambria Math"/>
+                        </w:rPr>
+                        <m:t>2</m:t>
+                      </m:r>
+                    </m:sub>
+                  </m:sSub>
+                </m:lim>
+              </m:limLow>
+            </m:e>
+          </m:func>
           <m:r>
             <m:rPr>
               <m:sty m:val="p"/>
@@ -9551,7 +9633,7 @@
     </w:p>
     <w:p>
       <w:pPr>
-        <w:pStyle w:val="4"/>
+        <w:pStyle w:val="Heading4"/>
       </w:pPr>
       <w:r>
         <w:rPr>
@@ -9739,7 +9821,19 @@
           <w:rPr>
             <w:rFonts w:ascii="Cambria Math" w:hAnsi="Cambria Math"/>
           </w:rPr>
-          <m:t>,...,</m:t>
+          <m:t>,</m:t>
+        </m:r>
+        <m:r>
+          <w:rPr>
+            <w:rFonts w:ascii="Cambria Math" w:hAnsi="Cambria Math"/>
+          </w:rPr>
+          <m:t>…</m:t>
+        </m:r>
+        <m:r>
+          <w:rPr>
+            <w:rFonts w:ascii="Cambria Math" w:hAnsi="Cambria Math"/>
+          </w:rPr>
+          <m:t>,</m:t>
         </m:r>
         <m:sSub>
           <m:sSubPr>
@@ -9785,7 +9879,7 @@
     </w:p>
     <w:p>
       <w:pPr>
-        <w:pStyle w:val="ae"/>
+        <w:pStyle w:val="a0"/>
         <w:spacing w:before="48" w:after="120"/>
         <w:ind w:firstLine="480"/>
       </w:pPr>
@@ -10469,11 +10563,6 @@
       </w:r>
     </w:p>
     <w:p>
-      <w:pPr>
-        <w:rPr>
-          <w:rFonts w:hint="eastAsia"/>
-        </w:rPr>
-      </w:pPr>
       <w:r>
         <w:t>这一</w:t>
       </w:r>
@@ -10519,7 +10608,7 @@
     </w:p>
     <w:p>
       <w:pPr>
-        <w:pStyle w:val="3"/>
+        <w:pStyle w:val="Heading3"/>
       </w:pPr>
       <w:r>
         <w:rPr>
@@ -10650,7 +10739,7 @@
     <w:bookmarkEnd w:id="39"/>
     <w:p>
       <w:pPr>
-        <w:pStyle w:val="4"/>
+        <w:pStyle w:val="Heading4"/>
       </w:pPr>
       <w:r>
         <w:rPr>
@@ -10694,7 +10783,7 @@
     </w:p>
     <w:p>
       <w:pPr>
-        <w:pStyle w:val="ae"/>
+        <w:pStyle w:val="a0"/>
         <w:spacing w:before="48" w:afterLines="150" w:after="360"/>
         <w:ind w:firstLine="480"/>
       </w:pPr>
@@ -11064,7 +11153,7 @@
     </w:p>
     <w:p>
       <w:pPr>
-        <w:pStyle w:val="ae"/>
+        <w:pStyle w:val="a0"/>
         <w:spacing w:before="48" w:afterLines="150" w:after="360"/>
         <w:ind w:firstLine="480"/>
       </w:pPr>
@@ -11386,7 +11475,7 @@
     </w:p>
     <w:p>
       <w:pPr>
-        <w:pStyle w:val="ae"/>
+        <w:pStyle w:val="a0"/>
         <w:spacing w:beforeLines="50" w:before="120" w:afterLines="100" w:after="240"/>
         <w:ind w:firstLine="480"/>
       </w:pPr>
@@ -11596,7 +11685,7 @@
     </w:p>
     <w:p>
       <w:pPr>
-        <w:pStyle w:val="4"/>
+        <w:pStyle w:val="Heading4"/>
       </w:pPr>
       <w:r>
         <w:rPr>
@@ -11644,7 +11733,7 @@
     </w:p>
     <w:p>
       <w:pPr>
-        <w:pStyle w:val="ae"/>
+        <w:pStyle w:val="a0"/>
         <w:spacing w:beforeLines="100" w:before="240" w:afterLines="100" w:after="240"/>
         <w:ind w:firstLine="480"/>
         <w:rPr>
@@ -11839,7 +11928,7 @@
     </w:p>
     <w:p>
       <w:pPr>
-        <w:pStyle w:val="ae"/>
+        <w:pStyle w:val="a0"/>
         <w:spacing w:beforeLines="100" w:before="240" w:afterLines="100" w:after="240"/>
         <w:ind w:firstLine="480"/>
       </w:pPr>
@@ -12058,11 +12147,9 @@
       <w:r>
         <w:t>考虑到用户浏览行为具有明显的位置偏向性，仅使用无权重覆盖率无法反映真实体验，因此引入排序感知覆盖率，其中最常用的是</w:t>
       </w:r>
-      <w:proofErr w:type="spellStart"/>
       <w:r>
         <w:t>S-Recall@k</w:t>
       </w:r>
-      <w:proofErr w:type="spellEnd"/>
       <w:r>
         <w:rPr>
           <w:rFonts w:hint="eastAsia"/>
@@ -12080,7 +12167,7 @@
     </w:p>
     <w:p>
       <w:pPr>
-        <w:pStyle w:val="4"/>
+        <w:pStyle w:val="Heading4"/>
       </w:pPr>
       <w:r>
         <w:rPr>
@@ -12161,7 +12248,7 @@
     </w:p>
     <w:p>
       <w:pPr>
-        <w:pStyle w:val="ae"/>
+        <w:pStyle w:val="a0"/>
         <w:spacing w:beforeLines="100" w:before="240" w:afterLines="150" w:after="360"/>
         <w:ind w:firstLine="480"/>
         <w:rPr>
@@ -12469,7 +12556,7 @@
     </w:p>
     <w:p>
       <w:pPr>
-        <w:pStyle w:val="ae"/>
+        <w:pStyle w:val="a0"/>
         <w:spacing w:beforeLines="150" w:before="360" w:afterLines="150" w:after="360"/>
         <w:ind w:firstLine="480"/>
         <w:rPr>
@@ -12745,7 +12832,7 @@
     </w:p>
     <w:p>
       <w:pPr>
-        <w:pStyle w:val="2"/>
+        <w:pStyle w:val="Heading2"/>
       </w:pPr>
       <w:r>
         <w:rPr>
@@ -12916,45 +13003,35 @@
           <w:rFonts w:hint="eastAsia"/>
           <w:color w:val="FF0000"/>
         </w:rPr>
-        <w:t>RQ-</w:t>
-      </w:r>
-      <w:proofErr w:type="spellStart"/>
+        <w:t>RQ-Kmeans</w:t>
+      </w:r>
       <w:r>
         <w:rPr>
           <w:rFonts w:hint="eastAsia"/>
           <w:color w:val="FF0000"/>
         </w:rPr>
-        <w:t>Kmeans</w:t>
-      </w:r>
-      <w:proofErr w:type="spellEnd"/>
-      <w:r>
-        <w:rPr>
-          <w:rFonts w:hint="eastAsia"/>
+        <w:t>）、生成式训练</w:t>
+      </w:r>
+    </w:p>
+    <w:p>
+      <w:pPr>
+        <w:ind w:left="480" w:firstLineChars="0" w:firstLine="0"/>
+        <w:rPr>
           <w:color w:val="FF0000"/>
         </w:rPr>
-        <w:t>）、生成式训练</w:t>
-      </w:r>
-    </w:p>
-    <w:p>
-      <w:pPr>
-        <w:ind w:left="480" w:firstLineChars="0" w:firstLine="0"/>
+      </w:pPr>
+      <w:r>
         <w:rPr>
           <w:rFonts w:hint="eastAsia"/>
           <w:color w:val="FF0000"/>
         </w:rPr>
-      </w:pPr>
-      <w:r>
-        <w:rPr>
-          <w:rFonts w:hint="eastAsia"/>
-          <w:color w:val="FF0000"/>
-        </w:rPr>
         <w:t>多样化在哪、指标、效果</w:t>
       </w:r>
       <w:bookmarkEnd w:id="42"/>
     </w:p>
     <w:p>
       <w:pPr>
-        <w:pStyle w:val="3"/>
+        <w:pStyle w:val="Heading3"/>
       </w:pPr>
       <w:r>
         <w:rPr>
@@ -12983,10 +13060,7 @@
     </w:p>
     <w:p>
       <w:pPr>
-        <w:pStyle w:val="4"/>
-        <w:rPr>
-          <w:rFonts w:hint="eastAsia"/>
-        </w:rPr>
+        <w:pStyle w:val="Heading4"/>
       </w:pPr>
       <w:r>
         <w:rPr>
@@ -13011,11 +13085,9 @@
       <w:r>
         <w:t>的方案来构建生成式推荐任务时，已经在不同场景和领域中形成了多样化的数据集基础。这些数据集通常来源于电商推荐、内容分发以及社交平台等应用场景，在数据规模、交互密度以及语义信息丰富程度等方面存在明显差异。</w:t>
       </w:r>
-      <w:proofErr w:type="spellStart"/>
       <w:r>
         <w:t>MovieLens</w:t>
       </w:r>
-      <w:proofErr w:type="spellEnd"/>
       <w:r>
         <w:t>系列数据集作为生成式推荐领域公认的核心基准数据集</w:t>
       </w:r>
@@ -13089,11 +13161,9 @@
         </w:rPr>
         <w:t>、</w:t>
       </w:r>
-      <w:proofErr w:type="spellStart"/>
       <w:r>
         <w:t>KuaiSAR</w:t>
       </w:r>
-      <w:proofErr w:type="spellEnd"/>
       <w:r>
         <w:rPr>
           <w:rFonts w:hint="eastAsia"/>
@@ -13108,11 +13178,6 @@
       </w:r>
     </w:p>
     <w:p>
-      <w:pPr>
-        <w:rPr>
-          <w:rFonts w:hint="eastAsia"/>
-        </w:rPr>
-      </w:pPr>
       <w:r>
         <w:rPr>
           <w:rFonts w:hint="eastAsia"/>
@@ -13251,7 +13316,7 @@
     </w:p>
     <w:tbl>
       <w:tblPr>
-        <w:tblStyle w:val="af"/>
+        <w:tblStyle w:val="TableGrid"/>
         <w:tblW w:w="0" w:type="auto"/>
         <w:jc w:val="center"/>
         <w:tblBorders>
@@ -13284,13 +13349,9 @@
             <w:pPr>
               <w:ind w:firstLineChars="0" w:firstLine="0"/>
               <w:jc w:val="center"/>
-              <w:rPr>
-                <w:rFonts w:hint="eastAsia"/>
-              </w:rPr>
             </w:pPr>
             <w:bookmarkStart w:id="44" w:name="OLE_LINK5"/>
             <w:bookmarkStart w:id="45" w:name="_Hlk225688165"/>
-            <w:proofErr w:type="spellStart"/>
             <w:r>
               <w:rPr>
                 <w:b/>
@@ -13299,7 +13360,6 @@
               <w:t>UserID</w:t>
             </w:r>
             <w:bookmarkEnd w:id="44"/>
-            <w:proofErr w:type="spellEnd"/>
           </w:p>
         </w:tc>
         <w:tc>
@@ -13311,9 +13371,6 @@
             <w:pPr>
               <w:ind w:firstLineChars="0" w:firstLine="0"/>
               <w:jc w:val="center"/>
-              <w:rPr>
-                <w:rFonts w:hint="eastAsia"/>
-              </w:rPr>
             </w:pPr>
             <w:r>
               <w:rPr>
@@ -13333,9 +13390,6 @@
             <w:pPr>
               <w:ind w:firstLineChars="0" w:firstLine="0"/>
               <w:jc w:val="center"/>
-              <w:rPr>
-                <w:rFonts w:hint="eastAsia"/>
-              </w:rPr>
             </w:pPr>
             <w:r>
               <w:rPr>
@@ -13355,9 +13409,6 @@
             <w:pPr>
               <w:ind w:firstLineChars="0" w:firstLine="0"/>
               <w:jc w:val="center"/>
-              <w:rPr>
-                <w:rFonts w:hint="eastAsia"/>
-              </w:rPr>
             </w:pPr>
             <w:r>
               <w:rPr>
@@ -13377,9 +13428,6 @@
             <w:pPr>
               <w:ind w:firstLineChars="0" w:firstLine="0"/>
               <w:jc w:val="center"/>
-              <w:rPr>
-                <w:rFonts w:hint="eastAsia"/>
-              </w:rPr>
             </w:pPr>
             <w:r>
               <w:rPr>
@@ -13405,9 +13453,6 @@
             <w:pPr>
               <w:ind w:firstLineChars="0" w:firstLine="0"/>
               <w:jc w:val="center"/>
-              <w:rPr>
-                <w:rFonts w:hint="eastAsia"/>
-              </w:rPr>
             </w:pPr>
             <w:r>
               <w:t>1</w:t>
@@ -13423,9 +13468,6 @@
             <w:pPr>
               <w:ind w:firstLineChars="0" w:firstLine="0"/>
               <w:jc w:val="center"/>
-              <w:rPr>
-                <w:rFonts w:hint="eastAsia"/>
-              </w:rPr>
             </w:pPr>
             <w:r>
               <w:t>F</w:t>
@@ -13441,9 +13483,6 @@
             <w:pPr>
               <w:ind w:firstLineChars="0" w:firstLine="0"/>
               <w:jc w:val="center"/>
-              <w:rPr>
-                <w:rFonts w:hint="eastAsia"/>
-              </w:rPr>
             </w:pPr>
             <w:r>
               <w:t>1</w:t>
@@ -13459,9 +13498,6 @@
             <w:pPr>
               <w:ind w:firstLineChars="0" w:firstLine="0"/>
               <w:jc w:val="center"/>
-              <w:rPr>
-                <w:rFonts w:hint="eastAsia"/>
-              </w:rPr>
             </w:pPr>
             <w:r>
               <w:t>10</w:t>
@@ -13477,9 +13513,6 @@
             <w:pPr>
               <w:ind w:firstLineChars="0" w:firstLine="0"/>
               <w:jc w:val="center"/>
-              <w:rPr>
-                <w:rFonts w:hint="eastAsia"/>
-              </w:rPr>
             </w:pPr>
             <w:r>
               <w:t>48067</w:t>
@@ -13500,9 +13533,6 @@
             <w:pPr>
               <w:ind w:firstLineChars="0" w:firstLine="0"/>
               <w:jc w:val="center"/>
-              <w:rPr>
-                <w:rFonts w:hint="eastAsia"/>
-              </w:rPr>
             </w:pPr>
             <w:r>
               <w:t>2</w:t>
@@ -13518,9 +13548,6 @@
             <w:pPr>
               <w:ind w:firstLineChars="0" w:firstLine="0"/>
               <w:jc w:val="center"/>
-              <w:rPr>
-                <w:rFonts w:hint="eastAsia"/>
-              </w:rPr>
             </w:pPr>
             <w:r>
               <w:t>M</w:t>
@@ -13536,9 +13563,6 @@
             <w:pPr>
               <w:ind w:firstLineChars="0" w:firstLine="0"/>
               <w:jc w:val="center"/>
-              <w:rPr>
-                <w:rFonts w:hint="eastAsia"/>
-              </w:rPr>
             </w:pPr>
             <w:r>
               <w:t>56</w:t>
@@ -13554,9 +13578,6 @@
             <w:pPr>
               <w:ind w:firstLineChars="0" w:firstLine="0"/>
               <w:jc w:val="center"/>
-              <w:rPr>
-                <w:rFonts w:hint="eastAsia"/>
-              </w:rPr>
             </w:pPr>
             <w:r>
               <w:t>16</w:t>
@@ -13572,9 +13593,6 @@
             <w:pPr>
               <w:ind w:firstLineChars="0" w:firstLine="0"/>
               <w:jc w:val="center"/>
-              <w:rPr>
-                <w:rFonts w:hint="eastAsia"/>
-              </w:rPr>
             </w:pPr>
             <w:r>
               <w:t>70072</w:t>
@@ -13595,9 +13613,6 @@
             <w:pPr>
               <w:ind w:firstLineChars="0" w:firstLine="0"/>
               <w:jc w:val="center"/>
-              <w:rPr>
-                <w:rFonts w:hint="eastAsia"/>
-              </w:rPr>
             </w:pPr>
             <w:r>
               <w:t>3</w:t>
@@ -13613,9 +13628,6 @@
             <w:pPr>
               <w:ind w:firstLineChars="0" w:firstLine="0"/>
               <w:jc w:val="center"/>
-              <w:rPr>
-                <w:rFonts w:hint="eastAsia"/>
-              </w:rPr>
             </w:pPr>
             <w:r>
               <w:t>M</w:t>
@@ -13631,9 +13643,6 @@
             <w:pPr>
               <w:ind w:firstLineChars="0" w:firstLine="0"/>
               <w:jc w:val="center"/>
-              <w:rPr>
-                <w:rFonts w:hint="eastAsia"/>
-              </w:rPr>
             </w:pPr>
             <w:r>
               <w:t>25</w:t>
@@ -13649,9 +13658,6 @@
             <w:pPr>
               <w:ind w:firstLineChars="0" w:firstLine="0"/>
               <w:jc w:val="center"/>
-              <w:rPr>
-                <w:rFonts w:hint="eastAsia"/>
-              </w:rPr>
             </w:pPr>
             <w:r>
               <w:t>15</w:t>
@@ -13667,9 +13673,6 @@
             <w:pPr>
               <w:ind w:firstLineChars="0" w:firstLine="0"/>
               <w:jc w:val="center"/>
-              <w:rPr>
-                <w:rFonts w:hint="eastAsia"/>
-              </w:rPr>
             </w:pPr>
             <w:r>
               <w:t>55117</w:t>
@@ -13679,25 +13682,18 @@
       </w:tr>
     </w:tbl>
     <w:p>
-      <w:pPr>
-        <w:rPr>
-          <w:rFonts w:hint="eastAsia"/>
-        </w:rPr>
-      </w:pPr>
       <w:r>
         <w:rPr>
           <w:rFonts w:hint="eastAsia"/>
         </w:rPr>
         <w:t>其中：</w:t>
       </w:r>
-      <w:proofErr w:type="spellStart"/>
       <w:r>
         <w:rPr>
           <w:rFonts w:hint="eastAsia"/>
         </w:rPr>
         <w:t>UserID</w:t>
       </w:r>
-      <w:proofErr w:type="spellEnd"/>
       <w:r>
         <w:rPr>
           <w:rFonts w:hint="eastAsia"/>
@@ -13791,7 +13787,7 @@
     </w:p>
     <w:tbl>
       <w:tblPr>
-        <w:tblStyle w:val="af"/>
+        <w:tblStyle w:val="TableGrid"/>
         <w:tblW w:w="0" w:type="auto"/>
         <w:jc w:val="center"/>
         <w:tblBorders>
@@ -13822,11 +13818,7 @@
             <w:pPr>
               <w:ind w:firstLineChars="0" w:firstLine="0"/>
               <w:jc w:val="center"/>
-              <w:rPr>
-                <w:rFonts w:hint="eastAsia"/>
-              </w:rPr>
             </w:pPr>
-            <w:proofErr w:type="spellStart"/>
             <w:r>
               <w:rPr>
                 <w:b/>
@@ -13834,7 +13826,6 @@
               </w:rPr>
               <w:t>MovieID</w:t>
             </w:r>
-            <w:proofErr w:type="spellEnd"/>
           </w:p>
         </w:tc>
         <w:tc>
@@ -13846,9 +13837,6 @@
             <w:pPr>
               <w:ind w:firstLineChars="0" w:firstLine="0"/>
               <w:jc w:val="center"/>
-              <w:rPr>
-                <w:rFonts w:hint="eastAsia"/>
-              </w:rPr>
             </w:pPr>
             <w:r>
               <w:rPr>
@@ -13868,9 +13856,6 @@
             <w:pPr>
               <w:ind w:firstLineChars="0" w:firstLine="0"/>
               <w:jc w:val="center"/>
-              <w:rPr>
-                <w:rFonts w:hint="eastAsia"/>
-              </w:rPr>
             </w:pPr>
             <w:r>
               <w:rPr>
@@ -13895,9 +13880,6 @@
             <w:pPr>
               <w:ind w:firstLineChars="0" w:firstLine="0"/>
               <w:jc w:val="center"/>
-              <w:rPr>
-                <w:rFonts w:hint="eastAsia"/>
-              </w:rPr>
             </w:pPr>
             <w:r>
               <w:t>1</w:t>
@@ -13913,9 +13895,6 @@
             <w:pPr>
               <w:ind w:firstLineChars="0" w:firstLine="0"/>
               <w:jc w:val="center"/>
-              <w:rPr>
-                <w:rFonts w:hint="eastAsia"/>
-              </w:rPr>
             </w:pPr>
             <w:r>
               <w:t>Toy Story (1995)</w:t>
@@ -13931,15 +13910,10 @@
             <w:pPr>
               <w:ind w:firstLineChars="0" w:firstLine="0"/>
               <w:jc w:val="center"/>
-              <w:rPr>
-                <w:rFonts w:hint="eastAsia"/>
-              </w:rPr>
             </w:pPr>
-            <w:proofErr w:type="spellStart"/>
             <w:r>
               <w:t>Animation|Children|Comedy</w:t>
             </w:r>
-            <w:proofErr w:type="spellEnd"/>
           </w:p>
         </w:tc>
       </w:tr>
@@ -13956,9 +13930,6 @@
             <w:pPr>
               <w:ind w:firstLineChars="0" w:firstLine="0"/>
               <w:jc w:val="center"/>
-              <w:rPr>
-                <w:rFonts w:hint="eastAsia"/>
-              </w:rPr>
             </w:pPr>
             <w:r>
               <w:t>2</w:t>
@@ -13974,9 +13945,6 @@
             <w:pPr>
               <w:ind w:firstLineChars="0" w:firstLine="0"/>
               <w:jc w:val="center"/>
-              <w:rPr>
-                <w:rFonts w:hint="eastAsia"/>
-              </w:rPr>
             </w:pPr>
             <w:r>
               <w:t>Jumanji (1995)</w:t>
@@ -13992,15 +13960,10 @@
             <w:pPr>
               <w:ind w:firstLineChars="0" w:firstLine="0"/>
               <w:jc w:val="center"/>
-              <w:rPr>
-                <w:rFonts w:hint="eastAsia"/>
-              </w:rPr>
             </w:pPr>
-            <w:proofErr w:type="spellStart"/>
             <w:r>
               <w:t>Adventure|Children|Fantasy</w:t>
             </w:r>
-            <w:proofErr w:type="spellEnd"/>
           </w:p>
         </w:tc>
       </w:tr>
@@ -14017,9 +13980,6 @@
             <w:pPr>
               <w:ind w:firstLineChars="0" w:firstLine="0"/>
               <w:jc w:val="center"/>
-              <w:rPr>
-                <w:rFonts w:hint="eastAsia"/>
-              </w:rPr>
             </w:pPr>
             <w:r>
               <w:t>3</w:t>
@@ -14035,9 +13995,6 @@
             <w:pPr>
               <w:ind w:firstLineChars="0" w:firstLine="0"/>
               <w:jc w:val="center"/>
-              <w:rPr>
-                <w:rFonts w:hint="eastAsia"/>
-              </w:rPr>
             </w:pPr>
             <w:r>
               <w:t>Grumpier Old Men (1995)</w:t>
@@ -14053,39 +14010,27 @@
             <w:pPr>
               <w:ind w:firstLineChars="0" w:firstLine="0"/>
               <w:jc w:val="center"/>
-              <w:rPr>
-                <w:rFonts w:hint="eastAsia"/>
-              </w:rPr>
             </w:pPr>
-            <w:proofErr w:type="spellStart"/>
             <w:r>
               <w:t>Comedy|Romance</w:t>
             </w:r>
-            <w:proofErr w:type="spellEnd"/>
           </w:p>
         </w:tc>
       </w:tr>
     </w:tbl>
     <w:p>
-      <w:pPr>
-        <w:rPr>
-          <w:rFonts w:hint="eastAsia"/>
-        </w:rPr>
-      </w:pPr>
       <w:r>
         <w:rPr>
           <w:rFonts w:hint="eastAsia"/>
         </w:rPr>
         <w:t>表信息：</w:t>
       </w:r>
-      <w:proofErr w:type="spellStart"/>
       <w:r>
         <w:rPr>
           <w:rFonts w:hint="eastAsia"/>
         </w:rPr>
         <w:t>MovieID</w:t>
       </w:r>
-      <w:proofErr w:type="spellEnd"/>
       <w:r>
         <w:rPr>
           <w:rFonts w:hint="eastAsia"/>
@@ -14131,7 +14076,7 @@
     </w:p>
     <w:tbl>
       <w:tblPr>
-        <w:tblStyle w:val="af"/>
+        <w:tblStyle w:val="TableGrid"/>
         <w:tblW w:w="0" w:type="auto"/>
         <w:jc w:val="center"/>
         <w:tblBorders>
@@ -14164,7 +14109,6 @@
               <w:ind w:firstLineChars="0" w:firstLine="0"/>
               <w:jc w:val="center"/>
             </w:pPr>
-            <w:proofErr w:type="spellStart"/>
             <w:r>
               <w:rPr>
                 <w:b/>
@@ -14172,7 +14116,6 @@
               </w:rPr>
               <w:t>UserID</w:t>
             </w:r>
-            <w:proofErr w:type="spellEnd"/>
           </w:p>
         </w:tc>
         <w:tc>
@@ -14185,7 +14128,6 @@
               <w:ind w:firstLineChars="0" w:firstLine="0"/>
               <w:jc w:val="center"/>
             </w:pPr>
-            <w:proofErr w:type="spellStart"/>
             <w:r>
               <w:rPr>
                 <w:b/>
@@ -14193,7 +14135,6 @@
               </w:rPr>
               <w:t>MovieID</w:t>
             </w:r>
-            <w:proofErr w:type="spellEnd"/>
           </w:p>
         </w:tc>
         <w:tc>
@@ -14445,9 +14386,6 @@
             <w:pPr>
               <w:ind w:firstLineChars="0" w:firstLine="0"/>
               <w:jc w:val="center"/>
-              <w:rPr>
-                <w:rFonts w:hint="eastAsia"/>
-              </w:rPr>
             </w:pPr>
             <w:r>
               <w:rPr>
@@ -14466,9 +14404,6 @@
             <w:pPr>
               <w:ind w:firstLineChars="0" w:firstLine="0"/>
               <w:jc w:val="center"/>
-              <w:rPr>
-                <w:rFonts w:hint="eastAsia"/>
-              </w:rPr>
             </w:pPr>
             <w:r>
               <w:rPr>
@@ -14487,9 +14422,6 @@
             <w:pPr>
               <w:ind w:firstLineChars="0" w:firstLine="0"/>
               <w:jc w:val="center"/>
-              <w:rPr>
-                <w:rFonts w:hint="eastAsia"/>
-              </w:rPr>
             </w:pPr>
             <w:r>
               <w:rPr>
@@ -14537,9 +14469,6 @@
             <w:pPr>
               <w:ind w:firstLineChars="0" w:firstLine="0"/>
               <w:jc w:val="center"/>
-              <w:rPr>
-                <w:rFonts w:hint="eastAsia"/>
-              </w:rPr>
             </w:pPr>
             <w:r>
               <w:rPr>
@@ -14558,9 +14487,6 @@
             <w:pPr>
               <w:ind w:firstLineChars="0" w:firstLine="0"/>
               <w:jc w:val="center"/>
-              <w:rPr>
-                <w:rFonts w:hint="eastAsia"/>
-              </w:rPr>
             </w:pPr>
             <w:r>
               <w:rPr>
@@ -14579,9 +14505,6 @@
             <w:pPr>
               <w:ind w:firstLineChars="0" w:firstLine="0"/>
               <w:jc w:val="center"/>
-              <w:rPr>
-                <w:rFonts w:hint="eastAsia"/>
-              </w:rPr>
             </w:pPr>
             <w:r>
               <w:rPr>
@@ -14600,9 +14523,6 @@
             <w:pPr>
               <w:ind w:firstLineChars="0" w:firstLine="0"/>
               <w:jc w:val="center"/>
-              <w:rPr>
-                <w:rFonts w:hint="eastAsia"/>
-              </w:rPr>
             </w:pPr>
             <w:r>
               <w:t>97830</w:t>
@@ -14618,11 +14538,6 @@
       </w:tr>
     </w:tbl>
     <w:p>
-      <w:pPr>
-        <w:rPr>
-          <w:rFonts w:hint="eastAsia"/>
-        </w:rPr>
-      </w:pPr>
       <w:r>
         <w:rPr>
           <w:rFonts w:hint="eastAsia"/>
@@ -14668,7 +14583,7 @@
     </w:p>
     <w:p>
       <w:pPr>
-        <w:pStyle w:val="4"/>
+        <w:pStyle w:val="Heading4"/>
       </w:pPr>
       <w:r>
         <w:rPr>
@@ -14813,7 +14728,6 @@
         <w:t>乱（打乱</w:t>
       </w:r>
       <w:bookmarkStart w:id="47" w:name="OLE_LINK10"/>
-      <w:proofErr w:type="spellStart"/>
       <w:r>
         <w:rPr>
           <w:rFonts w:hint="eastAsia"/>
@@ -14821,7 +14735,6 @@
         <w:t>UserID</w:t>
       </w:r>
       <w:bookmarkEnd w:id="47"/>
-      <w:proofErr w:type="spellEnd"/>
       <w:r>
         <w:rPr>
           <w:rFonts w:hint="eastAsia"/>
@@ -14834,14 +14747,12 @@
         </w:rPr>
         <w:t>然后按</w:t>
       </w:r>
-      <w:proofErr w:type="spellStart"/>
       <w:r>
         <w:rPr>
           <w:rFonts w:hint="eastAsia"/>
         </w:rPr>
         <w:t>UserID</w:t>
       </w:r>
-      <w:proofErr w:type="spellEnd"/>
       <w:r>
         <w:rPr>
           <w:rFonts w:hint="eastAsia"/>
@@ -14864,7 +14775,6 @@
     <w:p>
       <w:pPr>
         <w:rPr>
-          <w:rFonts w:hint="eastAsia"/>
           <w:bdr w:val="none" w:sz="0" w:space="0" w:color="auto" w:frame="1"/>
         </w:rPr>
       </w:pPr>
@@ -14908,99 +14818,59 @@
           <w:rFonts w:hint="eastAsia"/>
           <w:bdr w:val="none" w:sz="0" w:space="0" w:color="auto" w:frame="1"/>
         </w:rPr>
-        <w:t>处理，</w:t>
+        <w:t>处理</w:t>
       </w:r>
       <w:r>
         <w:rPr>
           <w:rFonts w:hint="eastAsia"/>
           <w:bdr w:val="none" w:sz="0" w:space="0" w:color="auto" w:frame="1"/>
         </w:rPr>
-        <w:t>再通过</w:t>
+        <w:t>，</w:t>
       </w:r>
       <w:r>
         <w:rPr>
           <w:rFonts w:hint="eastAsia"/>
           <w:bdr w:val="none" w:sz="0" w:space="0" w:color="auto" w:frame="1"/>
         </w:rPr>
-        <w:t>a</w:t>
+        <w:t>以便</w:t>
       </w:r>
       <w:r>
         <w:rPr>
           <w:rFonts w:hint="eastAsia"/>
           <w:bdr w:val="none" w:sz="0" w:space="0" w:color="auto" w:frame="1"/>
         </w:rPr>
-        <w:t>r</w:t>
-      </w:r>
-      <w:r>
-        <w:rPr>
+        <w:t>在</w:t>
+      </w:r>
+      <w:r>
+        <w:rPr>
+          <w:rFonts w:hint="eastAsia"/>
           <w:bdr w:val="none" w:sz="0" w:space="0" w:color="auto" w:frame="1"/>
         </w:rPr>
-        <w:t>g</w:t>
-      </w:r>
-      <w:r>
-        <w:rPr>
-          <w:rFonts w:hint="eastAsia"/>
+        <w:t>生成式方案</w:t>
+      </w:r>
+      <w:r>
+        <w:rPr>
           <w:bdr w:val="none" w:sz="0" w:space="0" w:color="auto" w:frame="1"/>
         </w:rPr>
-        <w:t>m</w:t>
+        <w:t xml:space="preserve">Decoder </w:t>
       </w:r>
       <w:r>
         <w:rPr>
           <w:bdr w:val="none" w:sz="0" w:space="0" w:color="auto" w:frame="1"/>
         </w:rPr>
-        <w:t>ax</w:t>
+        <w:t>阶段使用</w:t>
       </w:r>
       <w:r>
         <w:rPr>
           <w:rFonts w:hint="eastAsia"/>
           <w:bdr w:val="none" w:sz="0" w:space="0" w:color="auto" w:frame="1"/>
         </w:rPr>
-        <w:t>处理并拼接为三维向量，</w:t>
-      </w:r>
-      <w:r>
-        <w:rPr>
-          <w:rFonts w:hint="eastAsia"/>
-          <w:bdr w:val="none" w:sz="0" w:space="0" w:color="auto" w:frame="1"/>
-        </w:rPr>
-        <w:t>以便</w:t>
-      </w:r>
-      <w:r>
-        <w:rPr>
-          <w:rFonts w:hint="eastAsia"/>
-          <w:bdr w:val="none" w:sz="0" w:space="0" w:color="auto" w:frame="1"/>
-        </w:rPr>
-        <w:t>在</w:t>
-      </w:r>
-      <w:r>
-        <w:rPr>
-          <w:rFonts w:hint="eastAsia"/>
-          <w:bdr w:val="none" w:sz="0" w:space="0" w:color="auto" w:frame="1"/>
-        </w:rPr>
-        <w:t>生成式方案</w:t>
-      </w:r>
-      <w:r>
-        <w:rPr>
-          <w:bdr w:val="none" w:sz="0" w:space="0" w:color="auto" w:frame="1"/>
-        </w:rPr>
-        <w:t xml:space="preserve">Decoder </w:t>
-      </w:r>
-      <w:r>
-        <w:rPr>
-          <w:bdr w:val="none" w:sz="0" w:space="0" w:color="auto" w:frame="1"/>
-        </w:rPr>
-        <w:t>阶段使用</w:t>
-      </w:r>
-      <w:r>
-        <w:rPr>
-          <w:rFonts w:hint="eastAsia"/>
-          <w:bdr w:val="none" w:sz="0" w:space="0" w:color="auto" w:frame="1"/>
-        </w:rPr>
         <w:t>。</w:t>
       </w:r>
     </w:p>
     <w:p>
       <w:pPr>
-        <w:pStyle w:val="4"/>
+        <w:pStyle w:val="Heading4"/>
       </w:pPr>
       <w:r>
         <w:rPr>
@@ -15127,7 +14997,7 @@
     </w:p>
     <w:p>
       <w:pPr>
-        <w:pStyle w:val="ae"/>
+        <w:pStyle w:val="a0"/>
         <w:spacing w:before="48" w:after="120"/>
         <w:ind w:firstLine="480"/>
       </w:pPr>
@@ -15199,7 +15069,7 @@
     </w:p>
     <w:p>
       <w:pPr>
-        <w:pStyle w:val="ae"/>
+        <w:pStyle w:val="a0"/>
         <w:spacing w:before="48" w:after="120"/>
         <w:ind w:firstLine="480"/>
       </w:pPr>
@@ -15301,14 +15171,12 @@
                 </w:rPr>
                 <m:t>G</m:t>
               </m:r>
-              <w:proofErr w:type="spellStart"/>
               <m:r>
                 <m:rPr>
                   <m:nor/>
                 </m:rPr>
                 <m:t>enre</m:t>
               </m:r>
-              <w:proofErr w:type="spellEnd"/>
             </m:sub>
           </m:sSub>
           <m:r>
@@ -15348,12 +15216,9 @@
     <w:bookmarkStart w:id="51" w:name="OLE_LINK13"/>
     <w:p>
       <w:pPr>
-        <w:pStyle w:val="ae"/>
+        <w:pStyle w:val="a0"/>
         <w:spacing w:before="48" w:after="120"/>
         <w:ind w:firstLine="480"/>
-        <w:rPr>
-          <w:rFonts w:hint="eastAsia"/>
-        </w:rPr>
       </w:pPr>
       <m:oMathPara>
         <m:oMath>
@@ -15464,14 +15329,12 @@
                 </w:rPr>
                 <m:t>G</m:t>
               </m:r>
-              <w:proofErr w:type="spellStart"/>
               <m:r>
                 <m:rPr>
                   <m:nor/>
                 </m:rPr>
                 <m:t>enre</m:t>
               </m:r>
-              <w:proofErr w:type="spellEnd"/>
             </m:sub>
           </m:sSub>
           <m:r>
@@ -15547,11 +15410,6 @@
       </m:oMathPara>
     </w:p>
     <w:p>
-      <w:pPr>
-        <w:rPr>
-          <w:rFonts w:hint="eastAsia"/>
-        </w:rPr>
-      </w:pPr>
       <w:bookmarkStart w:id="52" w:name="OLE_LINK12"/>
       <w:r>
         <w:rPr>
@@ -15697,7 +15555,7 @@
     <w:bookmarkEnd w:id="52"/>
     <w:p>
       <w:pPr>
-        <w:pStyle w:val="3"/>
+        <w:pStyle w:val="Heading3"/>
       </w:pPr>
       <w:r>
         <w:rPr>
@@ -15742,121 +15600,136 @@
           <w:rFonts w:hint="eastAsia"/>
           <w:color w:val="FF0000"/>
         </w:rPr>
-        <w:t>RQ-</w:t>
-      </w:r>
-      <w:proofErr w:type="spellStart"/>
+        <w:t>RQ-Kmeans</w:t>
+      </w:r>
       <w:r>
         <w:rPr>
           <w:rFonts w:hint="eastAsia"/>
           <w:color w:val="FF0000"/>
         </w:rPr>
-        <w:t>Kmeans</w:t>
-      </w:r>
-      <w:proofErr w:type="spellEnd"/>
+        <w:t>量化算法详细，结合数据情况。</w:t>
+      </w:r>
+    </w:p>
+    <w:p>
+      <w:pPr>
+        <w:spacing w:line="420" w:lineRule="exact"/>
+      </w:pPr>
+      <w:r>
+        <w:rPr>
+          <w:rFonts w:hint="eastAsia"/>
+        </w:rPr>
+        <w:t>前文中介绍的</w:t>
+      </w:r>
+      <w:r>
+        <w:rPr>
+          <w:rFonts w:hint="eastAsia"/>
+        </w:rPr>
+        <w:t>SID</w:t>
+      </w:r>
+      <w:r>
+        <w:rPr>
+          <w:rFonts w:hint="eastAsia"/>
+        </w:rPr>
+        <w:t>量化流程相对</w:t>
+      </w:r>
+      <w:r>
+        <w:rPr>
+          <w:rFonts w:hint="eastAsia"/>
+        </w:rPr>
+        <w:t>较为</w:t>
+      </w:r>
+      <w:r>
+        <w:rPr>
+          <w:rFonts w:hint="eastAsia"/>
+        </w:rPr>
+        <w:t>粗糙，完整的量化算法流程</w:t>
+      </w:r>
+      <w:r>
+        <w:rPr>
+          <w:rFonts w:hint="eastAsia"/>
+        </w:rPr>
+        <w:t>如第二章节图</w:t>
+      </w:r>
+      <w:r>
+        <w:rPr>
+          <w:rFonts w:hint="eastAsia"/>
+        </w:rPr>
+        <w:t>2.3</w:t>
+      </w:r>
+      <w:r>
+        <w:rPr>
+          <w:rFonts w:hint="eastAsia"/>
+        </w:rPr>
+        <w:t>所示，</w:t>
+      </w:r>
+      <w:r>
+        <w:rPr>
+          <w:rFonts w:hint="eastAsia"/>
+        </w:rPr>
+        <w:t>包含编码器（</w:t>
+      </w:r>
+      <w:r>
+        <w:rPr>
+          <w:rFonts w:hint="eastAsia"/>
+        </w:rPr>
+        <w:t>Encoder</w:t>
+      </w:r>
+      <w:r>
+        <w:rPr>
+          <w:rFonts w:hint="eastAsia"/>
+        </w:rPr>
+        <w:t>）、量化器（</w:t>
+      </w:r>
+      <w:r>
+        <w:rPr>
+          <w:rFonts w:hint="eastAsia"/>
+        </w:rPr>
+        <w:t>Quantizer</w:t>
+      </w:r>
+      <w:r>
+        <w:rPr>
+          <w:rFonts w:hint="eastAsia"/>
+        </w:rPr>
+        <w:t>）、解码器（</w:t>
+      </w:r>
+      <w:r>
+        <w:rPr>
+          <w:rFonts w:hint="eastAsia"/>
+        </w:rPr>
+        <w:t>Decoder</w:t>
+      </w:r>
+      <w:r>
+        <w:rPr>
+          <w:rFonts w:hint="eastAsia"/>
+        </w:rPr>
+        <w:t>）三部分</w:t>
+      </w:r>
+      <w:r>
+        <w:rPr>
+          <w:rFonts w:hint="eastAsia"/>
+        </w:rPr>
+        <w:t>，</w:t>
+      </w:r>
       <w:r>
         <w:rPr>
           <w:rFonts w:hint="eastAsia"/>
           <w:color w:val="FF0000"/>
         </w:rPr>
-        <w:t>量化算法详细，结合数据情况。</w:t>
-      </w:r>
-    </w:p>
-    <w:p>
-      <w:r>
-        <w:rPr>
-          <w:rFonts w:hint="eastAsia"/>
-        </w:rPr>
-        <w:t>前文中介绍的</w:t>
-      </w:r>
-      <w:r>
-        <w:rPr>
-          <w:rFonts w:hint="eastAsia"/>
-        </w:rPr>
-        <w:t>SID</w:t>
-      </w:r>
-      <w:r>
-        <w:rPr>
-          <w:rFonts w:hint="eastAsia"/>
-        </w:rPr>
-        <w:t>量化流程相对</w:t>
-      </w:r>
-      <w:r>
-        <w:rPr>
-          <w:rFonts w:hint="eastAsia"/>
-        </w:rPr>
-        <w:t>较为</w:t>
-      </w:r>
-      <w:r>
-        <w:rPr>
-          <w:rFonts w:hint="eastAsia"/>
-        </w:rPr>
-        <w:t>粗糙，完整的量化算法流程</w:t>
-      </w:r>
-      <w:r>
-        <w:rPr>
-          <w:rFonts w:hint="eastAsia"/>
-        </w:rPr>
-        <w:t>如第二章节图</w:t>
-      </w:r>
-      <w:r>
-        <w:rPr>
-          <w:rFonts w:hint="eastAsia"/>
-        </w:rPr>
-        <w:t>2.3</w:t>
-      </w:r>
-      <w:r>
-        <w:rPr>
-          <w:rFonts w:hint="eastAsia"/>
-        </w:rPr>
-        <w:t>所示</w:t>
-      </w:r>
-      <w:r>
-        <w:rPr>
-          <w:rFonts w:hint="eastAsia"/>
-        </w:rPr>
-        <w:t>，</w:t>
-      </w:r>
-      <w:r>
-        <w:rPr>
-          <w:rFonts w:hint="eastAsia"/>
-        </w:rPr>
-        <w:t>包含编码器（</w:t>
-      </w:r>
-      <w:r>
-        <w:rPr>
-          <w:rFonts w:hint="eastAsia"/>
-        </w:rPr>
-        <w:t>Encoder</w:t>
-      </w:r>
-      <w:r>
-        <w:rPr>
-          <w:rFonts w:hint="eastAsia"/>
-        </w:rPr>
-        <w:t>）、量化器（</w:t>
-      </w:r>
-      <w:r>
-        <w:rPr>
-          <w:rFonts w:hint="eastAsia"/>
-        </w:rPr>
-        <w:t>Quantizer</w:t>
-      </w:r>
-      <w:r>
-        <w:rPr>
-          <w:rFonts w:hint="eastAsia"/>
-        </w:rPr>
-        <w:t>）、解码器（</w:t>
-      </w:r>
-      <w:r>
-        <w:rPr>
-          <w:rFonts w:hint="eastAsia"/>
-        </w:rPr>
-        <w:t>Decoder</w:t>
-      </w:r>
-      <w:r>
-        <w:rPr>
-          <w:rFonts w:hint="eastAsia"/>
-        </w:rPr>
-        <w:t>）三部分</w:t>
+        <w:t>这是一种</w:t>
+      </w:r>
+      <w:r>
+        <w:rPr>
+          <w:rFonts w:hint="eastAsia"/>
+          <w:color w:val="FF0000"/>
+        </w:rPr>
+        <w:t>VAE</w:t>
+      </w:r>
+      <w:r>
+        <w:rPr>
+          <w:rFonts w:hint="eastAsia"/>
+          <w:color w:val="FF0000"/>
+        </w:rPr>
+        <w:t>的方式</w:t>
       </w:r>
       <w:r>
         <w:rPr>
@@ -16210,13 +16083,7 @@
         <w:rPr>
           <w:rFonts w:hint="eastAsia"/>
         </w:rPr>
-        <w:t>，</w:t>
-      </w:r>
-      <w:r>
-        <w:rPr>
-          <w:rFonts w:hint="eastAsia"/>
-        </w:rPr>
-        <w:t>该流程见前文</w:t>
+        <w:t>，该流程见前文</w:t>
       </w:r>
       <w:r>
         <w:rPr>
@@ -16258,13 +16125,13 @@
           <w:b/>
           <w:bCs/>
         </w:rPr>
+        <w:instrText xml:space="preserve"> \* MERGEFORMAT </w:instrText>
       </w:r>
       <w:r>
         <w:rPr>
           <w:b/>
           <w:bCs/>
         </w:rPr>
-        <w:instrText xml:space="preserve"> \* MERGEFORMAT </w:instrText>
       </w:r>
       <w:r>
         <w:rPr>
@@ -16370,7 +16237,20 @@
         <w:rPr>
           <w:shd w:val="clear" w:color="auto" w:fill="FFFFFF"/>
         </w:rPr>
-        <w:t>大多数量化方案在实际训练中易面临码本塌缩问题</w:t>
+        <w:t>大多数</w:t>
+      </w:r>
+      <w:r>
+        <w:rPr>
+          <w:rFonts w:hint="eastAsia"/>
+          <w:shd w:val="clear" w:color="auto" w:fill="FFFFFF"/>
+        </w:rPr>
+        <w:t>VAE</w:t>
+      </w:r>
+      <w:r>
+        <w:rPr>
+          <w:shd w:val="clear" w:color="auto" w:fill="FFFFFF"/>
+        </w:rPr>
+        <w:t>量化方案在实际训练中易面临码本塌缩问题</w:t>
       </w:r>
       <w:r>
         <w:rPr>
@@ -16567,16 +16447,14 @@
         <w:rPr>
           <w:shd w:val="clear" w:color="auto" w:fill="FFFFFF"/>
         </w:rPr>
-        <w:t>RQ-</w:t>
-      </w:r>
-      <w:proofErr w:type="spellStart"/>
-      <w:r>
-        <w:rPr>
-          <w:shd w:val="clear" w:color="auto" w:fill="FFFFFF"/>
-        </w:rPr>
-        <w:t>KMeans</w:t>
-      </w:r>
-      <w:proofErr w:type="spellEnd"/>
+        <w:t xml:space="preserve">Balanced </w:t>
+      </w:r>
+      <w:r>
+        <w:rPr>
+          <w:shd w:val="clear" w:color="auto" w:fill="FFFFFF"/>
+        </w:rPr>
+        <w:t>RQ-KMeans</w:t>
+      </w:r>
       <w:r>
         <w:rPr>
           <w:shd w:val="clear" w:color="auto" w:fill="FFFFFF"/>
@@ -16586,49 +16464,1407 @@
     </w:p>
     <w:p>
       <w:pPr>
-        <w:pStyle w:val="4"/>
-      </w:pPr>
-      <w:r>
-        <w:rPr>
-          <w:rFonts w:hint="eastAsia"/>
-        </w:rPr>
-        <w:t xml:space="preserve">3.2.1 </w:t>
-      </w:r>
-      <w:r>
-        <w:rPr>
-          <w:rFonts w:hint="eastAsia"/>
-        </w:rPr>
-        <w:t>编、解码器</w:t>
-      </w:r>
-    </w:p>
-    <w:p>
-      <w:r>
-        <w:t>编码器为三层全连接网络：</w:t>
-      </w:r>
-    </w:p>
-    <w:p>
-      <w:pPr>
-        <w:pStyle w:val="ae"/>
-        <w:spacing w:before="48" w:after="120"/>
+        <w:pStyle w:val="Heading4"/>
+        <w:numPr>
+          <w:ilvl w:val="2"/>
+          <w:numId w:val="11"/>
+        </w:numPr>
+      </w:pPr>
+      <w:r>
+        <w:rPr>
+          <w:rFonts w:hint="eastAsia"/>
+        </w:rPr>
+        <w:t>均衡</w:t>
+      </w:r>
+      <w:r>
+        <w:rPr>
+          <w:rFonts w:hint="eastAsia"/>
+        </w:rPr>
+        <w:t>残差</w:t>
+      </w:r>
+      <w:r>
+        <w:rPr>
+          <w:rFonts w:hint="eastAsia"/>
+        </w:rPr>
+        <w:t>K-Means</w:t>
+      </w:r>
+      <w:r>
+        <w:rPr>
+          <w:rFonts w:hint="eastAsia"/>
+        </w:rPr>
+        <w:t>量化</w:t>
+      </w:r>
+    </w:p>
+    <w:p>
+      <w:pPr>
+        <w:ind w:left="480" w:firstLineChars="0" w:firstLine="0"/>
+        <w:rPr>
+          <w:rFonts w:hint="eastAsia"/>
+        </w:rPr>
+      </w:pPr>
+      <w:r>
+        <w:t>该算法</w:t>
+      </w:r>
+      <w:r>
+        <w:rPr>
+          <w:rFonts w:hint="eastAsia"/>
+        </w:rPr>
+        <w:t>同样是</w:t>
+      </w:r>
+      <w:r>
+        <w:t>通过层级迭代的方式，将高维向量</w:t>
+      </w:r>
+      <w:r>
+        <w:t> </w:t>
+      </w:r>
+      <m:oMath>
+        <m:r>
+          <w:rPr>
+            <w:rFonts w:ascii="Cambria Math" w:hAnsi="Cambria Math"/>
+          </w:rPr>
+          <m:t>E</m:t>
+        </m:r>
+      </m:oMath>
+      <w:r>
+        <w:t> </w:t>
+      </w:r>
+      <w:r>
+        <w:t>分解为</w:t>
+      </w:r>
+      <w:r>
+        <w:t> </w:t>
+      </w:r>
+      <m:oMath>
+        <m:r>
+          <w:rPr>
+            <w:rFonts w:ascii="Cambria Math" w:hAnsi="Cambria Math"/>
+          </w:rPr>
+          <m:t>L</m:t>
+        </m:r>
+      </m:oMath>
+      <w:r>
+        <w:t> </w:t>
+      </w:r>
+      <w:r>
+        <w:t>层离散</w:t>
+      </w:r>
+      <w:r>
+        <w:t xml:space="preserve"> Token </w:t>
+      </w:r>
+      <w:r>
+        <w:t>序列。</w:t>
+      </w:r>
+    </w:p>
+    <w:p>
+      <w:r>
+        <w:rPr>
+          <w:rFonts w:hint="eastAsia"/>
+        </w:rPr>
+        <w:t>（</w:t>
+      </w:r>
+      <w:r>
+        <w:rPr>
+          <w:rFonts w:hint="eastAsia"/>
+        </w:rPr>
+        <w:t>1</w:t>
+      </w:r>
+      <w:r>
+        <w:rPr>
+          <w:rFonts w:hint="eastAsia"/>
+        </w:rPr>
+        <w:t>）</w:t>
+      </w:r>
+      <w:r>
+        <w:rPr>
+          <w:b/>
+          <w:bCs/>
+        </w:rPr>
+        <w:t xml:space="preserve">Level 0 </w:t>
+      </w:r>
+      <w:r>
+        <w:rPr>
+          <w:b/>
+          <w:bCs/>
+        </w:rPr>
+        <w:t>量化</w:t>
+      </w:r>
+      <w:r>
+        <w:rPr>
+          <w:rFonts w:hint="eastAsia"/>
+        </w:rPr>
+        <w:t>，将</w:t>
+      </w:r>
+      <w:r>
+        <w:t> </w:t>
+      </w:r>
+      <w:r>
+        <w:t>输入原始向量</w:t>
+      </w:r>
+      <w:r>
+        <w:t> </w:t>
+      </w:r>
+      <m:oMath>
+        <m:sSubSup>
+          <m:sSubSupPr>
+            <m:ctrlPr>
+              <w:rPr>
+                <w:rFonts w:ascii="Cambria Math" w:hAnsi="Cambria Math"/>
+              </w:rPr>
+            </m:ctrlPr>
+          </m:sSubSupPr>
+          <m:e>
+            <m:r>
+              <w:rPr>
+                <w:rFonts w:ascii="Cambria Math" w:hAnsi="Cambria Math"/>
+              </w:rPr>
+              <m:t>r</m:t>
+            </m:r>
+          </m:e>
+          <m:sub>
+            <m:r>
+              <w:rPr>
+                <w:rFonts w:ascii="Cambria Math" w:hAnsi="Cambria Math"/>
+              </w:rPr>
+              <m:t>i</m:t>
+            </m:r>
+          </m:sub>
+          <m:sup>
+            <m:r>
+              <w:rPr>
+                <w:rFonts w:ascii="Cambria Math" w:hAnsi="Cambria Math"/>
+              </w:rPr>
+              <m:t>0</m:t>
+            </m:r>
+          </m:sup>
+        </m:sSubSup>
+        <m:r>
+          <w:rPr>
+            <w:rFonts w:ascii="Cambria Math" w:hAnsi="Cambria Math"/>
+          </w:rPr>
+          <m:t>=</m:t>
+        </m:r>
+        <m:sSub>
+          <m:sSubPr>
+            <m:ctrlPr>
+              <w:rPr>
+                <w:rFonts w:ascii="Cambria Math" w:hAnsi="Cambria Math"/>
+              </w:rPr>
+            </m:ctrlPr>
+          </m:sSubPr>
+          <m:e>
+            <m:r>
+              <w:rPr>
+                <w:rFonts w:ascii="Cambria Math" w:hAnsi="Cambria Math"/>
+              </w:rPr>
+              <m:t>E</m:t>
+            </m:r>
+          </m:e>
+          <m:sub>
+            <m:r>
+              <w:rPr>
+                <w:rFonts w:ascii="Cambria Math" w:hAnsi="Cambria Math"/>
+              </w:rPr>
+              <m:t>i</m:t>
+            </m:r>
+          </m:sub>
+        </m:sSub>
+      </m:oMath>
+      <w:r>
+        <w:rPr>
+          <w:rFonts w:hint="eastAsia"/>
+        </w:rPr>
+        <w:t>，</w:t>
+      </w:r>
+      <w:r>
+        <w:t>在</w:t>
+      </w:r>
+      <w:r>
+        <w:t> </w:t>
+      </w:r>
+      <m:oMath>
+        <m:r>
+          <w:rPr>
+            <w:rFonts w:ascii="Cambria Math" w:hAnsi="Cambria Math"/>
+          </w:rPr>
+          <m:t>K</m:t>
+        </m:r>
+      </m:oMath>
+      <w:r>
+        <w:t> </w:t>
+      </w:r>
+      <w:r>
+        <w:t>个聚类中心中寻找最近点，</w:t>
+      </w:r>
+      <w:r>
+        <w:rPr>
+          <w:rFonts w:hint="eastAsia"/>
+        </w:rPr>
+        <w:t>同时，引入平衡</w:t>
+      </w:r>
+      <w:r>
+        <w:t>约束</w:t>
+      </w:r>
+      <w:r>
+        <w:rPr>
+          <w:rFonts w:hint="eastAsia"/>
+        </w:rPr>
+        <w:t>：</w:t>
+      </w:r>
+    </w:p>
+    <w:p>
+      <w:pPr>
+        <w:pStyle w:val="a0"/>
+        <w:spacing w:beforeLines="50" w:before="120" w:afterLines="100" w:after="240" w:line="440" w:lineRule="exact"/>
         <w:ind w:firstLine="480"/>
         <w:rPr>
-          <w:rFonts w:hint="eastAsia"/>
+          <w:iCs/>
         </w:rPr>
       </w:pPr>
       <m:oMathPara>
         <m:oMath>
+          <m:limLow>
+            <m:limLowPr>
+              <m:ctrlPr>
+                <w:rPr>
+                  <w:rFonts w:ascii="Cambria Math" w:hAnsi="Cambria Math"/>
+                  <w:iCs/>
+                </w:rPr>
+              </m:ctrlPr>
+            </m:limLowPr>
+            <m:e>
+              <m:r>
+                <w:rPr>
+                  <w:rFonts w:ascii="Cambria Math" w:hAnsi="Cambria Math"/>
+                </w:rPr>
+                <m:t>min</m:t>
+              </m:r>
+            </m:e>
+            <m:lim>
+              <m:sSup>
+                <m:sSupPr>
+                  <m:ctrlPr>
+                    <w:rPr>
+                      <w:rFonts w:ascii="Cambria Math" w:hAnsi="Cambria Math"/>
+                      <w:iCs/>
+                    </w:rPr>
+                  </m:ctrlPr>
+                </m:sSupPr>
+                <m:e>
+                  <m:r>
+                    <w:rPr>
+                      <w:rFonts w:ascii="Cambria Math" w:hAnsi="Cambria Math"/>
+                    </w:rPr>
+                    <m:t>y</m:t>
+                  </m:r>
+                </m:e>
+                <m:sup>
+                  <m:r>
+                    <w:rPr>
+                      <w:rFonts w:ascii="Cambria Math" w:hAnsi="Cambria Math"/>
+                    </w:rPr>
+                    <m:t>1</m:t>
+                  </m:r>
+                </m:sup>
+              </m:sSup>
+            </m:lim>
+          </m:limLow>
+          <m:nary>
+            <m:naryPr>
+              <m:chr m:val="∑"/>
+              <m:limLoc m:val="undOvr"/>
+              <m:grow m:val="1"/>
+              <m:ctrlPr>
+                <w:rPr>
+                  <w:rFonts w:ascii="Cambria Math" w:hAnsi="Cambria Math"/>
+                  <w:iCs/>
+                </w:rPr>
+              </m:ctrlPr>
+            </m:naryPr>
+            <m:sub>
+              <m:r>
+                <w:rPr>
+                  <w:rFonts w:ascii="Cambria Math" w:hAnsi="Cambria Math"/>
+                </w:rPr>
+                <m:t>i=1</m:t>
+              </m:r>
+            </m:sub>
+            <m:sup>
+              <m:r>
+                <w:rPr>
+                  <w:rFonts w:ascii="Cambria Math" w:hAnsi="Cambria Math"/>
+                </w:rPr>
+                <m:t>N</m:t>
+              </m:r>
+            </m:sup>
+            <m:e>
+              <m:r>
+                <w:rPr>
+                  <w:rFonts w:ascii="Cambria Math" w:hAnsi="Cambria Math"/>
+                </w:rPr>
+                <m:t>∥</m:t>
+              </m:r>
+            </m:e>
+          </m:nary>
+          <m:sSubSup>
+            <m:sSubSupPr>
+              <m:ctrlPr>
+                <w:rPr>
+                  <w:rFonts w:ascii="Cambria Math" w:hAnsi="Cambria Math"/>
+                  <w:iCs/>
+                </w:rPr>
+              </m:ctrlPr>
+            </m:sSubSupPr>
+            <m:e>
+              <m:r>
+                <w:rPr>
+                  <w:rFonts w:ascii="Cambria Math" w:hAnsi="Cambria Math"/>
+                </w:rPr>
+                <m:t>r</m:t>
+              </m:r>
+            </m:e>
+            <m:sub>
+              <m:r>
+                <w:rPr>
+                  <w:rFonts w:ascii="Cambria Math" w:hAnsi="Cambria Math"/>
+                </w:rPr>
+                <m:t>i</m:t>
+              </m:r>
+            </m:sub>
+            <m:sup>
+              <m:r>
+                <w:rPr>
+                  <w:rFonts w:ascii="Cambria Math" w:hAnsi="Cambria Math"/>
+                </w:rPr>
+                <m:t>0</m:t>
+              </m:r>
+            </m:sup>
+          </m:sSubSup>
           <m:r>
             <w:rPr>
               <w:rFonts w:ascii="Cambria Math" w:hAnsi="Cambria Math"/>
             </w:rPr>
-            <m:t>r_0</m:t>
+            <m:t>-</m:t>
+          </m:r>
+          <m:sSubSup>
+            <m:sSubSupPr>
+              <m:ctrlPr>
+                <w:rPr>
+                  <w:rFonts w:ascii="Cambria Math" w:hAnsi="Cambria Math"/>
+                  <w:iCs/>
+                </w:rPr>
+              </m:ctrlPr>
+            </m:sSubSupPr>
+            <m:e>
+              <m:r>
+                <w:rPr>
+                  <w:rFonts w:ascii="Cambria Math" w:hAnsi="Cambria Math"/>
+                </w:rPr>
+                <m:t>c</m:t>
+              </m:r>
+            </m:e>
+            <m:sub>
+              <m:sSubSup>
+                <m:sSubSupPr>
+                  <m:ctrlPr>
+                    <w:rPr>
+                      <w:rFonts w:ascii="Cambria Math" w:hAnsi="Cambria Math"/>
+                      <w:iCs/>
+                    </w:rPr>
+                  </m:ctrlPr>
+                </m:sSubSupPr>
+                <m:e>
+                  <m:r>
+                    <w:rPr>
+                      <w:rFonts w:ascii="Cambria Math" w:hAnsi="Cambria Math"/>
+                    </w:rPr>
+                    <m:t>y</m:t>
+                  </m:r>
+                </m:e>
+                <m:sub>
+                  <m:r>
+                    <w:rPr>
+                      <w:rFonts w:ascii="Cambria Math" w:hAnsi="Cambria Math"/>
+                    </w:rPr>
+                    <m:t>i</m:t>
+                  </m:r>
+                </m:sub>
+                <m:sup>
+                  <m:r>
+                    <w:rPr>
+                      <w:rFonts w:ascii="Cambria Math" w:hAnsi="Cambria Math"/>
+                    </w:rPr>
+                    <m:t>1</m:t>
+                  </m:r>
+                </m:sup>
+              </m:sSubSup>
+            </m:sub>
+            <m:sup>
+              <m:r>
+                <w:rPr>
+                  <w:rFonts w:ascii="Cambria Math" w:hAnsi="Cambria Math"/>
+                </w:rPr>
+                <m:t>1</m:t>
+              </m:r>
+            </m:sup>
+          </m:sSubSup>
+          <m:sSup>
+            <m:sSupPr>
+              <m:ctrlPr>
+                <w:rPr>
+                  <w:rFonts w:ascii="Cambria Math" w:hAnsi="Cambria Math"/>
+                  <w:iCs/>
+                </w:rPr>
+              </m:ctrlPr>
+            </m:sSupPr>
+            <m:e>
+              <m:r>
+                <w:rPr>
+                  <w:rFonts w:ascii="Cambria Math" w:hAnsi="Cambria Math"/>
+                </w:rPr>
+                <m:t>∥</m:t>
+              </m:r>
+            </m:e>
+            <m:sup>
+              <m:r>
+                <w:rPr>
+                  <w:rFonts w:ascii="Cambria Math" w:hAnsi="Cambria Math"/>
+                </w:rPr>
+                <m:t>2</m:t>
+              </m:r>
+            </m:sup>
+          </m:sSup>
+          <m:r>
+            <w:rPr>
+              <w:rFonts w:ascii="Cambria Math" w:hAnsi="Cambria Math"/>
+            </w:rPr>
+            <m:t>,</m:t>
+          </m:r>
+          <m:r>
+            <m:rPr>
+              <m:nor/>
+            </m:rPr>
+            <w:rPr>
+              <w:iCs/>
+            </w:rPr>
+            <m:t xml:space="preserve">s.t. </m:t>
+          </m:r>
+          <m:r>
+            <m:rPr>
+              <m:sty m:val="p"/>
+            </m:rPr>
+            <w:rPr>
+              <w:rFonts w:ascii="Cambria Math" w:hAnsi="Cambria Math"/>
+            </w:rPr>
+            <m:t>∀</m:t>
           </m:r>
           <m:r>
             <w:rPr>
-              <w:rFonts w:ascii="Cambria Math" w:hAnsi="Cambria Math" w:hint="eastAsia"/>
+              <w:rFonts w:ascii="Cambria Math" w:hAnsi="Cambria Math"/>
+            </w:rPr>
+            <m:t>k∈{1,…,K},</m:t>
+          </m:r>
+          <m:r>
+            <m:rPr>
+              <m:nor/>
+            </m:rPr>
+            <w:rPr>
+              <w:iCs/>
+            </w:rPr>
+            <m:t>count</m:t>
+          </m:r>
+          <m:r>
+            <w:rPr>
+              <w:rFonts w:ascii="Cambria Math" w:hAnsi="Cambria Math"/>
+            </w:rPr>
+            <m:t>(</m:t>
+          </m:r>
+          <m:sSubSup>
+            <m:sSubSupPr>
+              <m:ctrlPr>
+                <w:rPr>
+                  <w:rFonts w:ascii="Cambria Math" w:hAnsi="Cambria Math"/>
+                  <w:iCs/>
+                </w:rPr>
+              </m:ctrlPr>
+            </m:sSubSupPr>
+            <m:e>
+              <m:r>
+                <w:rPr>
+                  <w:rFonts w:ascii="Cambria Math" w:hAnsi="Cambria Math"/>
+                </w:rPr>
+                <m:t>y</m:t>
+              </m:r>
+            </m:e>
+            <m:sub>
+              <m:r>
+                <w:rPr>
+                  <w:rFonts w:ascii="Cambria Math" w:hAnsi="Cambria Math"/>
+                </w:rPr>
+                <m:t>i</m:t>
+              </m:r>
+            </m:sub>
+            <m:sup>
+              <m:r>
+                <w:rPr>
+                  <w:rFonts w:ascii="Cambria Math" w:hAnsi="Cambria Math"/>
+                </w:rPr>
+                <m:t>1</m:t>
+              </m:r>
+            </m:sup>
+          </m:sSubSup>
+          <m:r>
+            <w:rPr>
+              <w:rFonts w:ascii="Cambria Math" w:hAnsi="Cambria Math"/>
+            </w:rPr>
+            <m:t>=k)≈</m:t>
+          </m:r>
+          <m:f>
+            <m:fPr>
+              <m:ctrlPr>
+                <w:rPr>
+                  <w:rFonts w:ascii="Cambria Math" w:hAnsi="Cambria Math"/>
+                  <w:iCs/>
+                </w:rPr>
+              </m:ctrlPr>
+            </m:fPr>
+            <m:num>
+              <m:r>
+                <w:rPr>
+                  <w:rFonts w:ascii="Cambria Math" w:hAnsi="Cambria Math"/>
+                </w:rPr>
+                <m:t>N</m:t>
+              </m:r>
+            </m:num>
+            <m:den>
+              <m:r>
+                <w:rPr>
+                  <w:rFonts w:ascii="Cambria Math" w:hAnsi="Cambria Math"/>
+                </w:rPr>
+                <m:t>K</m:t>
+              </m:r>
+            </m:den>
+          </m:f>
+        </m:oMath>
+      </m:oMathPara>
+    </w:p>
+    <w:p>
+      <w:pPr>
+        <w:spacing w:line="276" w:lineRule="auto"/>
+      </w:pPr>
+      <w:r>
+        <w:t>其中：</w:t>
+      </w:r>
+      <m:oMath>
+        <m:sSubSup>
+          <m:sSubSupPr>
+            <m:ctrlPr>
+              <w:rPr>
+                <w:rFonts w:ascii="Cambria Math" w:hAnsi="Cambria Math"/>
+                <w:iCs/>
+              </w:rPr>
+            </m:ctrlPr>
+          </m:sSubSupPr>
+          <m:e>
+            <m:r>
+              <w:rPr>
+                <w:rFonts w:ascii="Cambria Math" w:hAnsi="Cambria Math"/>
+              </w:rPr>
+              <m:t>r</m:t>
+            </m:r>
+          </m:e>
+          <m:sub>
+            <m:r>
+              <w:rPr>
+                <w:rFonts w:ascii="Cambria Math" w:hAnsi="Cambria Math"/>
+              </w:rPr>
+              <m:t>i</m:t>
+            </m:r>
+          </m:sub>
+          <m:sup>
+            <m:r>
+              <w:rPr>
+                <w:rFonts w:ascii="Cambria Math" w:hAnsi="Cambria Math"/>
+              </w:rPr>
+              <m:t>0</m:t>
+            </m:r>
+          </m:sup>
+        </m:sSubSup>
+      </m:oMath>
+      <w:r>
+        <w:t>表示第</w:t>
+      </w:r>
+      <m:oMath>
+        <m:r>
+          <w:rPr>
+            <w:rFonts w:ascii="Cambria Math" w:hAnsi="Cambria Math" w:hint="eastAsia"/>
+          </w:rPr>
+          <m:t>i</m:t>
+        </m:r>
+      </m:oMath>
+      <w:r>
+        <w:t>个物品在初始层的输入向量。</w:t>
+      </w:r>
+      <m:oMath>
+        <m:sSubSup>
+          <m:sSubSupPr>
+            <m:ctrlPr>
+              <w:rPr>
+                <w:rFonts w:ascii="Cambria Math" w:hAnsi="Cambria Math"/>
+              </w:rPr>
+            </m:ctrlPr>
+          </m:sSubSupPr>
+          <m:e>
+            <m:r>
+              <w:rPr>
+                <w:rFonts w:ascii="Cambria Math" w:hAnsi="Cambria Math"/>
+              </w:rPr>
+              <m:t>c</m:t>
+            </m:r>
+          </m:e>
+          <m:sub>
+            <m:sSubSup>
+              <m:sSubSupPr>
+                <m:ctrlPr>
+                  <w:rPr>
+                    <w:rFonts w:ascii="Cambria Math" w:hAnsi="Cambria Math"/>
+                  </w:rPr>
+                </m:ctrlPr>
+              </m:sSubSupPr>
+              <m:e>
+                <m:r>
+                  <w:rPr>
+                    <w:rFonts w:ascii="Cambria Math" w:hAnsi="Cambria Math"/>
+                  </w:rPr>
+                  <m:t>y</m:t>
+                </m:r>
+              </m:e>
+              <m:sub>
+                <m:r>
+                  <w:rPr>
+                    <w:rFonts w:ascii="Cambria Math" w:hAnsi="Cambria Math"/>
+                  </w:rPr>
+                  <m:t>i</m:t>
+                </m:r>
+              </m:sub>
+              <m:sup>
+                <m:r>
+                  <w:rPr>
+                    <w:rFonts w:ascii="Cambria Math" w:hAnsi="Cambria Math"/>
+                  </w:rPr>
+                  <m:t>1</m:t>
+                </m:r>
+              </m:sup>
+            </m:sSubSup>
+          </m:sub>
+          <m:sup>
+            <m:r>
+              <w:rPr>
+                <w:rFonts w:ascii="Cambria Math" w:hAnsi="Cambria Math"/>
+              </w:rPr>
+              <m:t>1</m:t>
+            </m:r>
+          </m:sup>
+        </m:sSubSup>
+      </m:oMath>
+      <w:r>
+        <w:t>表示第一层中索引为</w:t>
+      </w:r>
+      <m:oMath>
+        <m:sSubSup>
+          <m:sSubSupPr>
+            <m:ctrlPr>
+              <w:rPr>
+                <w:rFonts w:ascii="Cambria Math" w:hAnsi="Cambria Math"/>
+              </w:rPr>
+            </m:ctrlPr>
+          </m:sSubSupPr>
+          <m:e>
+            <m:r>
+              <w:rPr>
+                <w:rFonts w:ascii="Cambria Math" w:hAnsi="Cambria Math"/>
+              </w:rPr>
+              <m:t>y</m:t>
+            </m:r>
+          </m:e>
+          <m:sub>
+            <m:r>
+              <w:rPr>
+                <w:rFonts w:ascii="Cambria Math" w:hAnsi="Cambria Math"/>
+              </w:rPr>
+              <m:t>i</m:t>
+            </m:r>
+          </m:sub>
+          <m:sup>
+            <m:r>
+              <w:rPr>
+                <w:rFonts w:ascii="Cambria Math" w:hAnsi="Cambria Math"/>
+              </w:rPr>
+              <m:t>1</m:t>
+            </m:r>
+          </m:sup>
+        </m:sSubSup>
+      </m:oMath>
+      <w:r>
+        <w:t>的聚类中心向量。</w:t>
+      </w:r>
+      <m:oMath>
+        <m:f>
+          <m:fPr>
+            <m:ctrlPr>
+              <w:rPr>
+                <w:rFonts w:ascii="Cambria Math" w:hAnsi="Cambria Math"/>
+              </w:rPr>
+            </m:ctrlPr>
+          </m:fPr>
+          <m:num>
+            <m:r>
+              <w:rPr>
+                <w:rFonts w:ascii="Cambria Math" w:hAnsi="Cambria Math"/>
+              </w:rPr>
+              <m:t>N</m:t>
+            </m:r>
+          </m:num>
+          <m:den>
+            <m:r>
+              <w:rPr>
+                <w:rFonts w:ascii="Cambria Math" w:hAnsi="Cambria Math"/>
+              </w:rPr>
+              <m:t>K</m:t>
+            </m:r>
+          </m:den>
+        </m:f>
+      </m:oMath>
+      <w:r>
+        <w:t>表示每个聚类簇理想状态下承载的物品数量，该</w:t>
+      </w:r>
+      <w:r>
+        <w:t>约束</w:t>
+      </w:r>
+      <w:r>
+        <w:t>强制模型将物品均匀分配到</w:t>
+      </w:r>
+      <w:r>
+        <w:t xml:space="preserve"> </w:t>
+      </w:r>
+      <m:oMath>
+        <m:r>
+          <w:rPr>
+            <w:rFonts w:ascii="Cambria Math" w:hAnsi="Cambria Math"/>
+          </w:rPr>
+          <m:t>K</m:t>
+        </m:r>
+      </m:oMath>
+      <w:r>
+        <w:t>个语义空间中。</w:t>
+      </w:r>
+    </w:p>
+    <w:p>
+      <w:r>
+        <w:rPr>
+          <w:rFonts w:hint="eastAsia"/>
+        </w:rPr>
+        <w:lastRenderedPageBreak/>
+        <w:t>（</w:t>
+      </w:r>
+      <w:r>
+        <w:rPr>
+          <w:rFonts w:hint="eastAsia"/>
+        </w:rPr>
+        <w:t>2</w:t>
+      </w:r>
+      <w:r>
+        <w:rPr>
+          <w:rFonts w:hint="eastAsia"/>
+        </w:rPr>
+        <w:t>）</w:t>
+      </w:r>
+      <w:r>
+        <w:t>对于后续的第</w:t>
+      </w:r>
+      <m:oMath>
+        <m:r>
+          <w:rPr>
+            <w:rFonts w:ascii="Cambria Math" w:hAnsi="Cambria Math" w:hint="eastAsia"/>
+          </w:rPr>
+          <m:t>l</m:t>
+        </m:r>
+      </m:oMath>
+      <w:r>
+        <w:t>层（</w:t>
+      </w:r>
+      <m:oMath>
+        <m:r>
+          <w:rPr>
+            <w:rFonts w:ascii="Cambria Math" w:hAnsi="Cambria Math"/>
+          </w:rPr>
+          <m:t>l∈[2,L]</m:t>
+        </m:r>
+      </m:oMath>
+      <w:r>
+        <w:t>），算法不再直接量化原始向量，而是对上一层产生的量化误差（残差）进行再聚类：</w:t>
+      </w:r>
+    </w:p>
+    <w:p>
+      <w:pPr>
+        <w:pStyle w:val="a0"/>
+        <w:spacing w:before="48" w:after="120"/>
+        <w:ind w:firstLine="480"/>
+        <w:rPr>
+          <w:rFonts w:hint="eastAsia"/>
+        </w:rPr>
+      </w:pPr>
+      <m:oMathPara>
+        <m:oMath>
+          <m:sSubSup>
+            <m:sSubSupPr>
+              <m:ctrlPr>
+                <w:rPr>
+                  <w:rFonts w:ascii="Cambria Math" w:hAnsi="Cambria Math"/>
+                </w:rPr>
+              </m:ctrlPr>
+            </m:sSubSupPr>
+            <m:e>
+              <m:r>
+                <w:rPr>
+                  <w:rFonts w:ascii="Cambria Math" w:hAnsi="Cambria Math"/>
+                </w:rPr>
+                <m:t>r</m:t>
+              </m:r>
+            </m:e>
+            <m:sub>
+              <m:r>
+                <w:rPr>
+                  <w:rFonts w:ascii="Cambria Math" w:hAnsi="Cambria Math"/>
+                </w:rPr>
+                <m:t>i</m:t>
+              </m:r>
+            </m:sub>
+            <m:sup>
+              <m:r>
+                <w:rPr>
+                  <w:rFonts w:ascii="Cambria Math" w:hAnsi="Cambria Math"/>
+                </w:rPr>
+                <m:t>l</m:t>
+              </m:r>
+            </m:sup>
+          </m:sSubSup>
+          <m:r>
+            <m:rPr>
+              <m:sty m:val="p"/>
+            </m:rPr>
+            <w:rPr>
+              <w:rFonts w:ascii="Cambria Math" w:hAnsi="Cambria Math"/>
             </w:rPr>
             <m:t>=</m:t>
           </m:r>
+          <m:sSubSup>
+            <m:sSubSupPr>
+              <m:ctrlPr>
+                <w:rPr>
+                  <w:rFonts w:ascii="Cambria Math" w:hAnsi="Cambria Math"/>
+                </w:rPr>
+              </m:ctrlPr>
+            </m:sSubSupPr>
+            <m:e>
+              <m:r>
+                <w:rPr>
+                  <w:rFonts w:ascii="Cambria Math" w:hAnsi="Cambria Math"/>
+                </w:rPr>
+                <m:t>r</m:t>
+              </m:r>
+            </m:e>
+            <m:sub>
+              <m:r>
+                <w:rPr>
+                  <w:rFonts w:ascii="Cambria Math" w:hAnsi="Cambria Math"/>
+                </w:rPr>
+                <m:t>i</m:t>
+              </m:r>
+            </m:sub>
+            <m:sup>
+              <m:r>
+                <w:rPr>
+                  <w:rFonts w:ascii="Cambria Math" w:hAnsi="Cambria Math"/>
+                </w:rPr>
+                <m:t>l</m:t>
+              </m:r>
+              <m:r>
+                <m:rPr>
+                  <m:sty m:val="p"/>
+                </m:rPr>
+                <w:rPr>
+                  <w:rFonts w:ascii="Cambria Math" w:hAnsi="Cambria Math"/>
+                </w:rPr>
+                <m:t>-1</m:t>
+              </m:r>
+            </m:sup>
+          </m:sSubSup>
+          <m:r>
+            <m:rPr>
+              <m:sty m:val="p"/>
+            </m:rPr>
+            <w:rPr>
+              <w:rFonts w:ascii="Cambria Math" w:hAnsi="Cambria Math"/>
+            </w:rPr>
+            <m:t>-</m:t>
+          </m:r>
+          <m:sSubSup>
+            <m:sSubSupPr>
+              <m:ctrlPr>
+                <w:rPr>
+                  <w:rFonts w:ascii="Cambria Math" w:hAnsi="Cambria Math"/>
+                </w:rPr>
+              </m:ctrlPr>
+            </m:sSubSupPr>
+            <m:e>
+              <m:r>
+                <w:rPr>
+                  <w:rFonts w:ascii="Cambria Math" w:hAnsi="Cambria Math"/>
+                </w:rPr>
+                <m:t>c</m:t>
+              </m:r>
+            </m:e>
+            <m:sub>
+              <m:sSubSup>
+                <m:sSubSupPr>
+                  <m:ctrlPr>
+                    <w:rPr>
+                      <w:rFonts w:ascii="Cambria Math" w:hAnsi="Cambria Math"/>
+                    </w:rPr>
+                  </m:ctrlPr>
+                </m:sSubSupPr>
+                <m:e>
+                  <m:r>
+                    <w:rPr>
+                      <w:rFonts w:ascii="Cambria Math" w:hAnsi="Cambria Math"/>
+                    </w:rPr>
+                    <m:t>y</m:t>
+                  </m:r>
+                </m:e>
+                <m:sub>
+                  <m:r>
+                    <w:rPr>
+                      <w:rFonts w:ascii="Cambria Math" w:hAnsi="Cambria Math"/>
+                    </w:rPr>
+                    <m:t>i</m:t>
+                  </m:r>
+                </m:sub>
+                <m:sup>
+                  <m:r>
+                    <w:rPr>
+                      <w:rFonts w:ascii="Cambria Math" w:hAnsi="Cambria Math"/>
+                    </w:rPr>
+                    <m:t>l</m:t>
+                  </m:r>
+                </m:sup>
+              </m:sSubSup>
+            </m:sub>
+            <m:sup>
+              <m:r>
+                <w:rPr>
+                  <w:rFonts w:ascii="Cambria Math" w:hAnsi="Cambria Math"/>
+                </w:rPr>
+                <m:t>l</m:t>
+              </m:r>
+            </m:sup>
+          </m:sSubSup>
+        </m:oMath>
+      </m:oMathPara>
+    </w:p>
+    <w:p>
+      <w:pPr>
+        <w:spacing w:line="276" w:lineRule="auto"/>
+      </w:pPr>
+      <w:r>
+        <w:t>其中：</w:t>
+      </w:r>
+      <m:oMath>
+        <m:sSubSup>
+          <m:sSubSupPr>
+            <m:ctrlPr>
+              <w:rPr>
+                <w:rFonts w:ascii="Cambria Math" w:hAnsi="Cambria Math"/>
+              </w:rPr>
+            </m:ctrlPr>
+          </m:sSubSupPr>
+          <m:e>
+            <m:r>
+              <w:rPr>
+                <w:rFonts w:ascii="Cambria Math" w:hAnsi="Cambria Math"/>
+              </w:rPr>
+              <m:t>r</m:t>
+            </m:r>
+          </m:e>
+          <m:sub>
+            <m:r>
+              <w:rPr>
+                <w:rFonts w:ascii="Cambria Math" w:hAnsi="Cambria Math"/>
+              </w:rPr>
+              <m:t>i</m:t>
+            </m:r>
+          </m:sub>
+          <m:sup>
+            <m:r>
+              <w:rPr>
+                <w:rFonts w:ascii="Cambria Math" w:hAnsi="Cambria Math"/>
+              </w:rPr>
+              <m:t>l</m:t>
+            </m:r>
+          </m:sup>
+        </m:sSubSup>
+      </m:oMath>
+      <w:r>
+        <w:t>为物品</w:t>
+      </w:r>
+      <w:r>
+        <w:t> </w:t>
+      </w:r>
+      <m:oMath>
+        <m:r>
+          <w:rPr>
+            <w:rFonts w:ascii="Cambria Math" w:hAnsi="Cambria Math"/>
+          </w:rPr>
+          <m:t>i</m:t>
+        </m:r>
+      </m:oMath>
+      <w:r>
+        <w:t> </w:t>
+      </w:r>
+      <w:r>
+        <w:t>在第</w:t>
+      </w:r>
+      <w:r>
+        <w:t> </w:t>
+      </w:r>
+      <m:oMath>
+        <m:r>
+          <w:rPr>
+            <w:rFonts w:ascii="Cambria Math" w:hAnsi="Cambria Math"/>
+          </w:rPr>
+          <m:t>l</m:t>
+        </m:r>
+      </m:oMath>
+      <w:r>
+        <w:t> </w:t>
+      </w:r>
+      <w:r>
+        <w:t>层量化后的残差向量，作为下一层的输入。</w:t>
+      </w:r>
+      <m:oMath>
+        <m:sSubSup>
+          <m:sSubSupPr>
+            <m:ctrlPr>
+              <w:rPr>
+                <w:rFonts w:ascii="Cambria Math" w:hAnsi="Cambria Math"/>
+              </w:rPr>
+            </m:ctrlPr>
+          </m:sSubSupPr>
+          <m:e>
+            <m:r>
+              <w:rPr>
+                <w:rFonts w:ascii="Cambria Math" w:hAnsi="Cambria Math"/>
+              </w:rPr>
+              <m:t>c</m:t>
+            </m:r>
+          </m:e>
+          <m:sub>
+            <m:sSubSup>
+              <m:sSubSupPr>
+                <m:ctrlPr>
+                  <w:rPr>
+                    <w:rFonts w:ascii="Cambria Math" w:hAnsi="Cambria Math"/>
+                  </w:rPr>
+                </m:ctrlPr>
+              </m:sSubSupPr>
+              <m:e>
+                <m:r>
+                  <w:rPr>
+                    <w:rFonts w:ascii="Cambria Math" w:hAnsi="Cambria Math"/>
+                  </w:rPr>
+                  <m:t>y</m:t>
+                </m:r>
+              </m:e>
+              <m:sub>
+                <m:r>
+                  <w:rPr>
+                    <w:rFonts w:ascii="Cambria Math" w:hAnsi="Cambria Math"/>
+                  </w:rPr>
+                  <m:t>i</m:t>
+                </m:r>
+              </m:sub>
+              <m:sup>
+                <m:r>
+                  <w:rPr>
+                    <w:rFonts w:ascii="Cambria Math" w:hAnsi="Cambria Math"/>
+                  </w:rPr>
+                  <m:t>l</m:t>
+                </m:r>
+              </m:sup>
+            </m:sSubSup>
+          </m:sub>
+          <m:sup>
+            <m:r>
+              <w:rPr>
+                <w:rFonts w:ascii="Cambria Math" w:hAnsi="Cambria Math"/>
+              </w:rPr>
+              <m:t>l</m:t>
+            </m:r>
+          </m:sup>
+        </m:sSubSup>
+      </m:oMath>
+      <w:r>
+        <w:t>为第</w:t>
+      </w:r>
+      <w:r>
+        <w:t> </w:t>
+      </w:r>
+      <m:oMath>
+        <m:r>
+          <w:rPr>
+            <w:rFonts w:ascii="Cambria Math" w:hAnsi="Cambria Math"/>
+          </w:rPr>
+          <m:t>l</m:t>
+        </m:r>
+      </m:oMath>
+      <w:r>
+        <w:t> </w:t>
+      </w:r>
+      <w:r>
+        <w:t>层码本中被选中的质心。</w:t>
+      </w:r>
+      <w:r>
+        <w:t xml:space="preserve"> </w:t>
+      </w:r>
+      <w:r>
+        <w:t>通过这种</w:t>
+      </w:r>
+      <w:r>
+        <w:t>“</w:t>
+      </w:r>
+      <w:r>
+        <w:t>逐层</w:t>
+      </w:r>
+      <w:r>
+        <w:t>”</w:t>
+      </w:r>
+      <w:r>
+        <w:t>式的逼近，物品的语义被分解为：</w:t>
+      </w:r>
+      <m:oMath>
+        <m:sSub>
+          <m:sSubPr>
+            <m:ctrlPr>
+              <w:rPr>
+                <w:rFonts w:ascii="Cambria Math" w:hAnsi="Cambria Math"/>
+              </w:rPr>
+            </m:ctrlPr>
+          </m:sSubPr>
+          <m:e>
+            <m:r>
+              <w:rPr>
+                <w:rFonts w:ascii="Cambria Math" w:hAnsi="Cambria Math"/>
+              </w:rPr>
+              <m:t>E</m:t>
+            </m:r>
+          </m:e>
+          <m:sub>
+            <m:r>
+              <w:rPr>
+                <w:rFonts w:ascii="Cambria Math" w:hAnsi="Cambria Math"/>
+              </w:rPr>
+              <m:t>i</m:t>
+            </m:r>
+          </m:sub>
+        </m:sSub>
+        <m:r>
+          <w:rPr>
+            <w:rFonts w:ascii="Cambria Math" w:hAnsi="Cambria Math"/>
+          </w:rPr>
+          <m:t>≈</m:t>
+        </m:r>
+        <m:nary>
+          <m:naryPr>
+            <m:chr m:val="∑"/>
+            <m:limLoc m:val="subSup"/>
+            <m:grow m:val="1"/>
+            <m:ctrlPr>
+              <w:rPr>
+                <w:rFonts w:ascii="Cambria Math" w:hAnsi="Cambria Math"/>
+              </w:rPr>
+            </m:ctrlPr>
+          </m:naryPr>
+          <m:sub>
+            <m:r>
+              <w:rPr>
+                <w:rFonts w:ascii="Cambria Math" w:hAnsi="Cambria Math"/>
+              </w:rPr>
+              <m:t>l=1</m:t>
+            </m:r>
+          </m:sub>
+          <m:sup>
+            <m:r>
+              <w:rPr>
+                <w:rFonts w:ascii="Cambria Math" w:hAnsi="Cambria Math"/>
+              </w:rPr>
+              <m:t>L</m:t>
+            </m:r>
+          </m:sup>
+          <m:e>
+            <m:sSubSup>
+              <m:sSubSupPr>
+                <m:ctrlPr>
+                  <w:rPr>
+                    <w:rFonts w:ascii="Cambria Math" w:hAnsi="Cambria Math"/>
+                  </w:rPr>
+                </m:ctrlPr>
+              </m:sSubSupPr>
+              <m:e>
+                <m:r>
+                  <w:rPr>
+                    <w:rFonts w:ascii="Cambria Math" w:hAnsi="Cambria Math"/>
+                  </w:rPr>
+                  <m:t>c</m:t>
+                </m:r>
+              </m:e>
+              <m:sub>
+                <m:sSubSup>
+                  <m:sSubSupPr>
+                    <m:ctrlPr>
+                      <w:rPr>
+                        <w:rFonts w:ascii="Cambria Math" w:hAnsi="Cambria Math"/>
+                      </w:rPr>
+                    </m:ctrlPr>
+                  </m:sSubSupPr>
+                  <m:e>
+                    <m:r>
+                      <w:rPr>
+                        <w:rFonts w:ascii="Cambria Math" w:hAnsi="Cambria Math"/>
+                      </w:rPr>
+                      <m:t>y</m:t>
+                    </m:r>
+                  </m:e>
+                  <m:sub>
+                    <m:r>
+                      <w:rPr>
+                        <w:rFonts w:ascii="Cambria Math" w:hAnsi="Cambria Math"/>
+                      </w:rPr>
+                      <m:t>i</m:t>
+                    </m:r>
+                  </m:sub>
+                  <m:sup>
+                    <m:r>
+                      <w:rPr>
+                        <w:rFonts w:ascii="Cambria Math" w:hAnsi="Cambria Math"/>
+                      </w:rPr>
+                      <m:t>l</m:t>
+                    </m:r>
+                  </m:sup>
+                </m:sSubSup>
+              </m:sub>
+              <m:sup>
+                <m:r>
+                  <w:rPr>
+                    <w:rFonts w:ascii="Cambria Math" w:hAnsi="Cambria Math"/>
+                  </w:rPr>
+                  <m:t>l</m:t>
+                </m:r>
+              </m:sup>
+            </m:sSubSup>
+          </m:e>
+        </m:nary>
+      </m:oMath>
+      <w:r>
+        <w:t>。</w:t>
+      </w:r>
+    </w:p>
+    <w:p>
+      <w:pPr>
+        <w:pStyle w:val="a0"/>
+        <w:spacing w:beforeLines="50" w:before="120" w:afterLines="100" w:after="240" w:line="440" w:lineRule="exact"/>
+        <w:ind w:firstLine="480"/>
+      </w:pPr>
+      <w:r>
+        <w:rPr>
+          <w:rFonts w:hint="eastAsia"/>
+        </w:rPr>
+        <w:t>（</w:t>
+      </w:r>
+      <w:r>
+        <w:rPr>
+          <w:rFonts w:hint="eastAsia"/>
+        </w:rPr>
+        <w:t>3</w:t>
+      </w:r>
+      <w:r>
+        <w:rPr>
+          <w:rFonts w:hint="eastAsia"/>
+        </w:rPr>
+        <w:t>）</w:t>
+      </w:r>
+      <w:r>
+        <w:t xml:space="preserve">Semantic ID </w:t>
+      </w:r>
+      <w:r>
+        <w:t>生成</w:t>
+      </w:r>
+      <w:r>
+        <w:t> </w:t>
+      </w:r>
+      <w:r>
+        <w:t>经过</w:t>
+      </w:r>
+      <w:r>
+        <w:t> </w:t>
+      </w:r>
+      <m:oMath>
+        <m:r>
+          <w:rPr>
+            <w:rFonts w:ascii="Cambria Math" w:hAnsi="Cambria Math"/>
+          </w:rPr>
+          <m:t>L</m:t>
+        </m:r>
+      </m:oMath>
+      <w:r>
+        <w:t> </w:t>
+      </w:r>
+      <w:r>
+        <w:t>层计算后，物品</w:t>
+      </w:r>
+      <w:r>
+        <w:t> </w:t>
+      </w:r>
+      <m:oMath>
+        <m:r>
+          <w:rPr>
+            <w:rFonts w:ascii="Cambria Math" w:hAnsi="Cambria Math"/>
+          </w:rPr>
+          <m:t>i</m:t>
+        </m:r>
+      </m:oMath>
+      <w:r>
+        <w:t> </w:t>
+      </w:r>
+      <w:r>
+        <w:t>的高维向量被转化为一个离散的元组序列，即该物品的</w:t>
+      </w:r>
+      <w:r>
+        <w:t> Semantic ID</w:t>
+      </w:r>
+      <w:r>
+        <w:t>：</w:t>
+      </w:r>
+    </w:p>
+    <w:p>
+      <w:pPr>
+        <w:pStyle w:val="a0"/>
+        <w:spacing w:before="48" w:after="120"/>
+        <w:ind w:firstLine="480"/>
+        <w:rPr>
+          <w:rFonts w:hint="eastAsia"/>
+        </w:rPr>
+      </w:pPr>
+      <m:oMathPara>
+        <m:oMath>
           <m:sSub>
             <m:sSubPr>
               <m:ctrlPr>
@@ -16642,7 +17878,7 @@
                 <m:rPr>
                   <m:nor/>
                 </m:rPr>
-                <m:t>Linear</m:t>
+                <m:t>SID</m:t>
               </m:r>
             </m:e>
             <m:sub>
@@ -16650,66 +17886,33 @@
                 <w:rPr>
                   <w:rFonts w:ascii="Cambria Math" w:hAnsi="Cambria Math"/>
                 </w:rPr>
-                <m:t>3</m:t>
+                <m:t>i</m:t>
               </m:r>
             </m:sub>
           </m:sSub>
           <m:r>
+            <m:rPr>
+              <m:sty m:val="p"/>
+            </m:rPr>
             <w:rPr>
               <w:rFonts w:ascii="Cambria Math" w:hAnsi="Cambria Math"/>
             </w:rPr>
-            <m:t>(</m:t>
+            <m:t>=⟨</m:t>
           </m:r>
-          <m:r>
-            <m:rPr>
-              <m:nor/>
-            </m:rPr>
-            <m:t>Dropout</m:t>
-          </m:r>
-          <m:r>
-            <w:rPr>
-              <w:rFonts w:ascii="Cambria Math" w:hAnsi="Cambria Math"/>
-            </w:rPr>
-            <m:t>(</m:t>
-          </m:r>
-          <m:r>
-            <m:rPr>
-              <m:nor/>
-            </m:rPr>
-            <m:t>ReLU</m:t>
-          </m:r>
-          <m:r>
-            <w:rPr>
-              <w:rFonts w:ascii="Cambria Math" w:hAnsi="Cambria Math"/>
-            </w:rPr>
-            <m:t>(</m:t>
-          </m:r>
-          <m:r>
-            <m:rPr>
-              <m:nor/>
-            </m:rPr>
-            <m:t>BN</m:t>
-          </m:r>
-          <m:r>
-            <w:rPr>
-              <w:rFonts w:ascii="Cambria Math" w:hAnsi="Cambria Math"/>
-            </w:rPr>
-            <m:t>(</m:t>
-          </m:r>
-          <m:sSub>
-            <m:sSubPr>
+          <m:sSubSup>
+            <m:sSubSupPr>
               <m:ctrlPr>
                 <w:rPr>
                   <w:rFonts w:ascii="Cambria Math" w:hAnsi="Cambria Math"/>
                 </w:rPr>
               </m:ctrlPr>
-            </m:sSubPr>
+            </m:sSubSupPr>
             <m:e>
               <m:r>
-                <m:rPr>
-                  <m:nor/>
-                </m:rPr>
-                <m:t>Linear</m:t>
+                <w:rPr>
+                  <w:rFonts w:ascii="Cambria Math" w:hAnsi="Cambria Math"/>
+                </w:rPr>
+                <m:t>y</m:t>
               </m:r>
             </m:e>
             <m:sub>
@@ -16717,66 +17920,44 @@
                 <w:rPr>
                   <w:rFonts w:ascii="Cambria Math" w:hAnsi="Cambria Math"/>
                 </w:rPr>
-                <m:t>2</m:t>
+                <m:t>i</m:t>
               </m:r>
             </m:sub>
-          </m:sSub>
+            <m:sup>
+              <m:r>
+                <m:rPr>
+                  <m:sty m:val="p"/>
+                </m:rPr>
+                <w:rPr>
+                  <w:rFonts w:ascii="Cambria Math" w:hAnsi="Cambria Math"/>
+                </w:rPr>
+                <m:t>1</m:t>
+              </m:r>
+            </m:sup>
+          </m:sSubSup>
           <m:r>
+            <m:rPr>
+              <m:sty m:val="p"/>
+            </m:rPr>
             <w:rPr>
               <w:rFonts w:ascii="Cambria Math" w:hAnsi="Cambria Math"/>
             </w:rPr>
-            <m:t>(</m:t>
+            <m:t>,</m:t>
           </m:r>
-          <m:r>
-            <m:rPr>
-              <m:nor/>
-            </m:rPr>
-            <m:t>Dropout</m:t>
-          </m:r>
-          <m:r>
-            <w:rPr>
-              <w:rFonts w:ascii="Cambria Math" w:hAnsi="Cambria Math"/>
-            </w:rPr>
-            <m:t>(</m:t>
-          </m:r>
-          <m:r>
-            <m:rPr>
-              <m:nor/>
-            </m:rPr>
-            <m:t>ReLU</m:t>
-          </m:r>
-          <m:r>
-            <w:rPr>
-              <w:rFonts w:ascii="Cambria Math" w:hAnsi="Cambria Math"/>
-            </w:rPr>
-            <m:t>(</m:t>
-          </m:r>
-          <m:r>
-            <m:rPr>
-              <m:nor/>
-            </m:rPr>
-            <m:t>BN</m:t>
-          </m:r>
-          <m:r>
-            <w:rPr>
-              <w:rFonts w:ascii="Cambria Math" w:hAnsi="Cambria Math"/>
-            </w:rPr>
-            <m:t>(</m:t>
-          </m:r>
-          <m:sSub>
-            <m:sSubPr>
+          <m:sSubSup>
+            <m:sSubSupPr>
               <m:ctrlPr>
                 <w:rPr>
                   <w:rFonts w:ascii="Cambria Math" w:hAnsi="Cambria Math"/>
                 </w:rPr>
               </m:ctrlPr>
-            </m:sSubPr>
+            </m:sSubSupPr>
             <m:e>
               <m:r>
-                <m:rPr>
-                  <m:nor/>
-                </m:rPr>
-                <m:t>Linear</m:t>
+                <w:rPr>
+                  <w:rFonts w:ascii="Cambria Math" w:hAnsi="Cambria Math"/>
+                </w:rPr>
+                <m:t>y</m:t>
               </m:r>
             </m:e>
             <m:sub>
@@ -16784,103 +17965,96 @@
                 <w:rPr>
                   <w:rFonts w:ascii="Cambria Math" w:hAnsi="Cambria Math"/>
                 </w:rPr>
-                <m:t>1</m:t>
+                <m:t>i</m:t>
               </m:r>
             </m:sub>
-          </m:sSub>
+            <m:sup>
+              <m:r>
+                <m:rPr>
+                  <m:sty m:val="p"/>
+                </m:rPr>
+                <w:rPr>
+                  <w:rFonts w:ascii="Cambria Math" w:hAnsi="Cambria Math"/>
+                </w:rPr>
+                <m:t>2</m:t>
+              </m:r>
+            </m:sup>
+          </m:sSubSup>
           <m:r>
+            <m:rPr>
+              <m:sty m:val="p"/>
+            </m:rPr>
             <w:rPr>
               <w:rFonts w:ascii="Cambria Math" w:hAnsi="Cambria Math"/>
             </w:rPr>
-            <m:t>(x))))))))</m:t>
+            <m:t>,…,</m:t>
+          </m:r>
+          <m:sSubSup>
+            <m:sSubSupPr>
+              <m:ctrlPr>
+                <w:rPr>
+                  <w:rFonts w:ascii="Cambria Math" w:hAnsi="Cambria Math"/>
+                </w:rPr>
+              </m:ctrlPr>
+            </m:sSubSupPr>
+            <m:e>
+              <m:r>
+                <w:rPr>
+                  <w:rFonts w:ascii="Cambria Math" w:hAnsi="Cambria Math"/>
+                </w:rPr>
+                <m:t>y</m:t>
+              </m:r>
+            </m:e>
+            <m:sub>
+              <m:r>
+                <w:rPr>
+                  <w:rFonts w:ascii="Cambria Math" w:hAnsi="Cambria Math"/>
+                </w:rPr>
+                <m:t>i</m:t>
+              </m:r>
+            </m:sub>
+            <m:sup>
+              <m:r>
+                <w:rPr>
+                  <w:rFonts w:ascii="Cambria Math" w:hAnsi="Cambria Math"/>
+                </w:rPr>
+                <m:t>L</m:t>
+              </m:r>
+            </m:sup>
+          </m:sSubSup>
+          <m:r>
+            <m:rPr>
+              <m:sty m:val="p"/>
+            </m:rPr>
+            <w:rPr>
+              <w:rFonts w:ascii="Cambria Math" w:hAnsi="Cambria Math"/>
+            </w:rPr>
+            <m:t>⟩</m:t>
           </m:r>
         </m:oMath>
       </m:oMathPara>
     </w:p>
     <w:p>
-      <w:r>
-        <w:t>其中：</w:t>
-      </w:r>
-    </w:p>
-    <w:p>
-      <w:r>
-        <w:t>Linear1:402→512Linear1​:402→512</w:t>
-      </w:r>
-    </w:p>
-    <w:p>
-      <w:r>
-        <w:t>Linear2:512→512Linear2​:512→512</w:t>
-      </w:r>
-    </w:p>
-    <w:p>
-      <w:r>
-        <w:t>Linear3:512→128Linear3​:512→128</w:t>
-      </w:r>
-    </w:p>
-    <w:p>
-      <w:r>
-        <w:t>BNBN</w:t>
-      </w:r>
-      <w:r>
-        <w:t>：批量归一化，</w:t>
-      </w:r>
-      <w:proofErr w:type="spellStart"/>
-      <w:r>
-        <w:t>ReLU</w:t>
-      </w:r>
-      <w:proofErr w:type="spellEnd"/>
-      <w:r>
-        <w:t>：激活函数，</w:t>
-      </w:r>
-      <w:r>
-        <w:t>Dropout</w:t>
-      </w:r>
-      <w:r>
-        <w:t>：正则化（默认概率</w:t>
-      </w:r>
-      <w:r>
-        <w:t>0.1</w:t>
-      </w:r>
-      <w:r>
-        <w:t>）</w:t>
-      </w:r>
-    </w:p>
-    <w:p/>
-    <w:p>
-      <w:pPr>
-        <w:rPr>
-          <w:rFonts w:hint="eastAsia"/>
-        </w:rPr>
-      </w:pPr>
-      <w:r>
-        <w:rPr>
-          <w:rFonts w:hint="eastAsia"/>
-        </w:rPr>
-        <w:t>解码器为编码器的逆流程。</w:t>
-      </w:r>
-    </w:p>
-    <w:p>
-      <w:pPr>
-        <w:pStyle w:val="4"/>
-      </w:pPr>
-      <w:r>
-        <w:rPr>
-          <w:rFonts w:hint="eastAsia"/>
-        </w:rPr>
-        <w:lastRenderedPageBreak/>
-        <w:t xml:space="preserve">3.2.2 </w:t>
-      </w:r>
-      <w:r>
-        <w:rPr>
-          <w:rFonts w:hint="eastAsia"/>
-        </w:rPr>
-        <w:t>残差</w:t>
-      </w:r>
-      <w:r>
-        <w:rPr>
-          <w:rFonts w:hint="eastAsia"/>
-        </w:rPr>
-        <w:t>K-Means</w:t>
+      <w:pPr>
+        <w:pStyle w:val="Heading4"/>
+      </w:pPr>
+      <w:r>
+        <w:rPr>
+          <w:rFonts w:hint="eastAsia"/>
+        </w:rPr>
+        <w:t>3.2.</w:t>
+      </w:r>
+      <w:r>
+        <w:rPr>
+          <w:rFonts w:hint="eastAsia"/>
+        </w:rPr>
+        <w:t>2</w:t>
+      </w:r>
+      <w:r>
+        <w:rPr>
+          <w:rFonts w:hint="eastAsia"/>
+        </w:rPr>
+        <w:t xml:space="preserve"> </w:t>
       </w:r>
       <w:r>
         <w:rPr>
@@ -16888,119 +18062,291 @@
         </w:rPr>
         <w:t>量化</w:t>
       </w:r>
-    </w:p>
-    <w:p>
-      <w:r>
-        <w:t xml:space="preserve">Level 0 </w:t>
-      </w:r>
-      <w:r>
-        <w:t>量化：</w:t>
-      </w:r>
-    </w:p>
-    <w:p>
-      <w:r>
-        <w:t xml:space="preserve">Level 1 </w:t>
-      </w:r>
-      <w:r>
-        <w:t>量化（输入为上一层残差）：</w:t>
-      </w:r>
-    </w:p>
-    <w:p>
-      <w:r>
-        <w:t xml:space="preserve">Level 2 </w:t>
-      </w:r>
-      <w:r>
-        <w:t>量化：</w:t>
-      </w:r>
-    </w:p>
-    <w:p>
-      <w:r>
-        <w:t>最终量化向量：</w:t>
-      </w:r>
-    </w:p>
-    <w:p>
-      <w:pPr>
-        <w:rPr>
-          <w:rFonts w:hint="eastAsia"/>
-        </w:rPr>
-      </w:pPr>
-      <w:r>
+      <w:r>
+        <w:rPr>
+          <w:rFonts w:hint="eastAsia"/>
+        </w:rPr>
+        <w:t>损失函数</w:t>
+      </w:r>
+    </w:p>
+    <w:p>
+      <w:pPr>
+        <w:rPr>
+          <w:color w:val="FF0000"/>
+        </w:rPr>
+      </w:pPr>
+      <w:r>
+        <w:rPr>
+          <w:rFonts w:hint="eastAsia"/>
+          <w:color w:val="FF0000"/>
+        </w:rPr>
+        <w:t>损失，</w:t>
+      </w:r>
+      <w:r>
+        <w:rPr>
+          <w:rFonts w:hint="eastAsia"/>
+          <w:color w:val="FF0000"/>
+        </w:rPr>
+        <w:t>流程，分布，对比。</w:t>
+      </w:r>
+    </w:p>
+    <w:p>
+      <w:pPr>
+        <w:pStyle w:val="Heading3"/>
+      </w:pPr>
+      <w:r>
+        <w:rPr>
+          <w:rFonts w:hint="eastAsia"/>
+        </w:rPr>
+        <w:t xml:space="preserve">3.3 </w:t>
+      </w:r>
+      <w:r>
+        <w:rPr>
+          <w:rFonts w:hint="eastAsia"/>
+        </w:rPr>
+        <w:t>生成式模型构建</w:t>
+      </w:r>
+    </w:p>
+    <w:p>
+      <w:r>
+        <w:rPr>
+          <w:rFonts w:hint="eastAsia"/>
+        </w:rPr>
+        <w:t>在生成式模型模块，采用</w:t>
+      </w:r>
+      <w:r>
+        <w:rPr>
+          <w:rFonts w:hint="eastAsia"/>
+        </w:rPr>
+        <w:t>Decoder-Only</w:t>
+      </w:r>
+      <w:r>
+        <w:rPr>
+          <w:rFonts w:hint="eastAsia"/>
+        </w:rPr>
+        <w:t>的架构，</w:t>
+      </w:r>
+      <w:r>
+        <w:rPr>
+          <w:rFonts w:hint="eastAsia"/>
+        </w:rPr>
+        <w:t>旋转位置编码（</w:t>
+      </w:r>
+      <w:r>
+        <w:rPr>
+          <w:rFonts w:hint="eastAsia"/>
+        </w:rPr>
+        <w:t>RoPE</w:t>
+      </w:r>
+      <w:r>
+        <w:rPr>
+          <w:rFonts w:hint="eastAsia"/>
+        </w:rPr>
+        <w:t>）、因果注意力掩码（</w:t>
+      </w:r>
+      <w:r>
+        <w:rPr>
+          <w:rFonts w:hint="eastAsia"/>
+        </w:rPr>
+        <w:t>causal mask</w:t>
+      </w:r>
+      <w:r>
+        <w:rPr>
+          <w:rFonts w:hint="eastAsia"/>
+        </w:rPr>
+        <w:t>）、</w:t>
+      </w:r>
+      <w:r>
+        <w:rPr>
+          <w:rFonts w:hint="eastAsia"/>
+        </w:rPr>
+        <w:t>3</w:t>
+      </w:r>
+      <w:r>
+        <w:rPr>
+          <w:rFonts w:hint="eastAsia"/>
+        </w:rPr>
+        <w:t>层</w:t>
+      </w:r>
+      <w:r>
+        <w:rPr>
+          <w:rFonts w:hint="eastAsia"/>
+        </w:rPr>
+        <w:t>Transformer</w:t>
+      </w:r>
+      <w:r>
+        <w:rPr>
+          <w:rFonts w:hint="eastAsia"/>
+        </w:rPr>
+        <w:t>的</w:t>
+      </w:r>
+      <w:r>
+        <w:rPr>
+          <w:rFonts w:hint="eastAsia"/>
+        </w:rPr>
+        <w:t>Decoder block</w:t>
+      </w:r>
+      <w:r>
+        <w:rPr>
+          <w:rFonts w:hint="eastAsia"/>
+        </w:rPr>
+        <w:t>，</w:t>
+      </w:r>
+      <w:r>
+        <w:rPr>
+          <w:rFonts w:hint="eastAsia"/>
+        </w:rPr>
+        <w:t>4</w:t>
+      </w:r>
+      <w:r>
+        <w:rPr>
+          <w:rFonts w:hint="eastAsia"/>
+        </w:rPr>
+        <w:t>个头、</w:t>
+      </w:r>
+      <w:r>
+        <w:rPr>
+          <w:rFonts w:hint="eastAsia"/>
+        </w:rPr>
+        <w:t>128dim</w:t>
+      </w:r>
+      <w:r>
+        <w:rPr>
+          <w:rFonts w:hint="eastAsia"/>
+        </w:rPr>
+        <w:t>，</w:t>
+      </w:r>
+      <w:r>
+        <w:rPr>
+          <w:rFonts w:hint="eastAsia"/>
+        </w:rPr>
+        <w:t>。输入是被转换为</w:t>
+      </w:r>
+      <w:r>
+        <w:rPr>
+          <w:rFonts w:hint="eastAsia"/>
+        </w:rPr>
         <w:t>Semantic ID</w:t>
       </w:r>
       <w:r>
-        <w:t>生成：</w:t>
-      </w:r>
-    </w:p>
-    <w:p>
-      <w:pPr>
-        <w:pStyle w:val="4"/>
-        <w:rPr>
-          <w:rFonts w:hint="eastAsia"/>
-        </w:rPr>
-      </w:pPr>
-      <w:r>
-        <w:rPr>
-          <w:rFonts w:hint="eastAsia"/>
-        </w:rPr>
-        <w:t>3.2.3</w:t>
-      </w:r>
-      <w:r>
-        <w:rPr>
-          <w:rFonts w:hint="eastAsia"/>
-        </w:rPr>
-        <w:t xml:space="preserve"> </w:t>
-      </w:r>
-      <w:r>
-        <w:rPr>
-          <w:rFonts w:hint="eastAsia"/>
-        </w:rPr>
-        <w:t>量化</w:t>
-      </w:r>
-      <w:r>
-        <w:rPr>
-          <w:rFonts w:hint="eastAsia"/>
-        </w:rPr>
-        <w:t>损失函数</w:t>
-      </w:r>
-    </w:p>
-    <w:p>
-      <w:pPr>
-        <w:rPr>
-          <w:rFonts w:hint="eastAsia"/>
-          <w:color w:val="FF0000"/>
-        </w:rPr>
-      </w:pPr>
-      <w:r>
-        <w:rPr>
-          <w:rFonts w:hint="eastAsia"/>
-          <w:color w:val="FF0000"/>
-        </w:rPr>
-        <w:t>流程，分布，对比。</w:t>
-      </w:r>
-    </w:p>
-    <w:p>
-      <w:pPr>
-        <w:pStyle w:val="3"/>
-      </w:pPr>
-      <w:r>
-        <w:rPr>
-          <w:rFonts w:hint="eastAsia"/>
-        </w:rPr>
-        <w:t xml:space="preserve">3.3 </w:t>
-      </w:r>
-      <w:r>
-        <w:rPr>
-          <w:rFonts w:hint="eastAsia"/>
-        </w:rPr>
-        <w:t>生成式模型构建</w:t>
-      </w:r>
-    </w:p>
-    <w:p>
-      <w:pPr>
-        <w:pStyle w:val="3"/>
-        <w:rPr>
-          <w:rFonts w:hint="eastAsia"/>
-        </w:rPr>
+        <w:rPr>
+          <w:rFonts w:hint="eastAsia"/>
+        </w:rPr>
+        <w:t>的用户的历史交互序列，输出是预测下一个</w:t>
+      </w:r>
+      <w:r>
+        <w:rPr>
+          <w:rFonts w:hint="eastAsia"/>
+        </w:rPr>
+        <w:t>Semantic ID Token</w:t>
+      </w:r>
+      <w:r>
+        <w:rPr>
+          <w:rFonts w:hint="eastAsia"/>
+        </w:rPr>
+        <w:t>。</w:t>
+      </w:r>
+    </w:p>
+    <w:p>
+      <w:pPr>
+        <w:pStyle w:val="a"/>
+        <w:spacing w:before="120" w:after="72"/>
+        <w:jc w:val="left"/>
+      </w:pPr>
+      <w:r>
+        <w:drawing>
+          <wp:inline distT="0" distB="0" distL="0" distR="0" wp14:anchorId="3DA11217" wp14:editId="6C74C2E9">
+            <wp:extent cx="2051304" cy="2136775"/>
+            <wp:effectExtent l="0" t="0" r="0" b="0"/>
+            <wp:docPr id="1415669857" name="Picture 1"/>
+            <wp:cNvGraphicFramePr>
+              <a:graphicFrameLocks xmlns:a="http://schemas.openxmlformats.org/drawingml/2006/main" noChangeAspect="1"/>
+            </wp:cNvGraphicFramePr>
+            <a:graphic xmlns:a="http://schemas.openxmlformats.org/drawingml/2006/main">
+              <a:graphicData uri="http://schemas.openxmlformats.org/drawingml/2006/picture">
+                <pic:pic xmlns:pic="http://schemas.openxmlformats.org/drawingml/2006/picture">
+                  <pic:nvPicPr>
+                    <pic:cNvPr id="1415669857" name=""/>
+                    <pic:cNvPicPr/>
+                  </pic:nvPicPr>
+                  <pic:blipFill>
+                    <a:blip r:embed="rId15"/>
+                    <a:stretch>
+                      <a:fillRect/>
+                    </a:stretch>
+                  </pic:blipFill>
+                  <pic:spPr>
+                    <a:xfrm>
+                      <a:off x="0" y="0"/>
+                      <a:ext cx="2061997" cy="2147914"/>
+                    </a:xfrm>
+                    <a:prstGeom prst="rect">
+                      <a:avLst/>
+                    </a:prstGeom>
+                  </pic:spPr>
+                </pic:pic>
+              </a:graphicData>
+            </a:graphic>
+          </wp:inline>
+        </w:drawing>
+      </w:r>
+      <w:r>
+        <w:rPr>
+          <w:rFonts w:hint="eastAsia"/>
+        </w:rPr>
+        <w:t xml:space="preserve">     </w:t>
+      </w:r>
+      <w:r>
+        <w:drawing>
+          <wp:inline distT="0" distB="0" distL="0" distR="0" wp14:anchorId="61A4B1B7" wp14:editId="1F340862">
+            <wp:extent cx="2928251" cy="2134235"/>
+            <wp:effectExtent l="0" t="0" r="0" b="0"/>
+            <wp:docPr id="33672551" name="Picture 1"/>
+            <wp:cNvGraphicFramePr>
+              <a:graphicFrameLocks xmlns:a="http://schemas.openxmlformats.org/drawingml/2006/main" noChangeAspect="1"/>
+            </wp:cNvGraphicFramePr>
+            <a:graphic xmlns:a="http://schemas.openxmlformats.org/drawingml/2006/main">
+              <a:graphicData uri="http://schemas.openxmlformats.org/drawingml/2006/picture">
+                <pic:pic xmlns:pic="http://schemas.openxmlformats.org/drawingml/2006/picture">
+                  <pic:nvPicPr>
+                    <pic:cNvPr id="33672551" name=""/>
+                    <pic:cNvPicPr/>
+                  </pic:nvPicPr>
+                  <pic:blipFill>
+                    <a:blip r:embed="rId16"/>
+                    <a:stretch>
+                      <a:fillRect/>
+                    </a:stretch>
+                  </pic:blipFill>
+                  <pic:spPr>
+                    <a:xfrm>
+                      <a:off x="0" y="0"/>
+                      <a:ext cx="2941558" cy="2143934"/>
+                    </a:xfrm>
+                    <a:prstGeom prst="rect">
+                      <a:avLst/>
+                    </a:prstGeom>
+                  </pic:spPr>
+                </pic:pic>
+              </a:graphicData>
+            </a:graphic>
+          </wp:inline>
+        </w:drawing>
+      </w:r>
+    </w:p>
+    <w:p>
+      <w:pPr>
+        <w:pStyle w:val="a"/>
+        <w:spacing w:before="120" w:after="72"/>
+        <w:jc w:val="right"/>
+        <w:rPr>
+          <w:rFonts w:hint="eastAsia"/>
+        </w:rPr>
+      </w:pPr>
+    </w:p>
+    <w:p>
+      <w:pPr>
+        <w:pStyle w:val="Heading3"/>
       </w:pPr>
       <w:r>
         <w:rPr>
@@ -17069,11 +18415,6 @@
       </w:r>
     </w:p>
     <w:p>
-      <w:pPr>
-        <w:rPr>
-          <w:rFonts w:hint="eastAsia"/>
-        </w:rPr>
-      </w:pPr>
       <w:r>
         <w:rPr>
           <w14:ligatures w14:val="none"/>
@@ -17085,14 +18426,7 @@
           <w:rFonts w:hint="eastAsia"/>
           <w14:ligatures w14:val="none"/>
         </w:rPr>
-        <w:t>的</w:t>
-      </w:r>
-      <w:r>
-        <w:rPr>
-          <w:rFonts w:hint="eastAsia"/>
-          <w14:ligatures w14:val="none"/>
-        </w:rPr>
-        <w:t>分布情况？</w:t>
+        <w:t>的分布情况？</w:t>
       </w:r>
     </w:p>
     <w:p>
@@ -17129,18 +18463,25 @@
           <w:rFonts w:ascii="Open Sans" w:hAnsi="Open Sans" w:cs="Open Sans"/>
           <w:color w:val="333333"/>
         </w:rPr>
-        <w:t>构建层面（或数据特征层面）进行优化【利用线性代数和统计学知识】；此外，考虑相关性与多样性之前的权衡，在目标函数之间引入反塌缩正则的损失函数【简单的数学余弦相似】；另外，在算法上，</w:t>
-      </w:r>
-      <w:proofErr w:type="spellStart"/>
+        <w:t>构建层面（或数据特征层面）进行优化【利用线性代数和统计学知识】；此外，考虑相关性与多样性之前的权衡，在目标函数之间引</w:t>
+      </w:r>
       <w:r>
         <w:rPr>
           <w:rStyle w:val="md-plain"/>
           <w:rFonts w:ascii="Open Sans" w:hAnsi="Open Sans" w:cs="Open Sans"/>
           <w:color w:val="333333"/>
         </w:rPr>
+        <w:lastRenderedPageBreak/>
+        <w:t>入反塌缩正则的损失函数【简单的数学余弦相似】；另外，在算法上，</w:t>
+      </w:r>
+      <w:r>
+        <w:rPr>
+          <w:rStyle w:val="md-plain"/>
+          <w:rFonts w:ascii="Open Sans" w:hAnsi="Open Sans" w:cs="Open Sans"/>
+          <w:color w:val="333333"/>
+        </w:rPr>
         <w:t>xxxx</w:t>
       </w:r>
-      <w:proofErr w:type="spellEnd"/>
       <w:r>
         <w:rPr>
           <w:rStyle w:val="md-plain"/>
@@ -17214,18 +18555,8 @@
           <w:rFonts w:ascii="Open Sans" w:hAnsi="Open Sans" w:cs="Open Sans"/>
           <w:color w:val="333333"/>
         </w:rPr>
-        <w:t>RQ-</w:t>
-      </w:r>
-      <w:proofErr w:type="spellStart"/>
-      <w:r>
-        <w:rPr>
-          <w:rStyle w:val="md-plain"/>
-          <w:rFonts w:ascii="Open Sans" w:hAnsi="Open Sans" w:cs="Open Sans"/>
-          <w:color w:val="333333"/>
-        </w:rPr>
-        <w:t>Kmeans</w:t>
-      </w:r>
-      <w:proofErr w:type="spellEnd"/>
+        <w:t>RQ-Kmeans</w:t>
+      </w:r>
       <w:r>
         <w:rPr>
           <w:rStyle w:val="md-plain"/>
@@ -17270,13 +18601,8 @@
       </w:r>
       <w:r>
         <w:br/>
-        <w:t>L=</w:t>
-      </w:r>
-      <w:proofErr w:type="spellStart"/>
-      <w:r>
-        <w:t>Lrelevance+λ</w:t>
-      </w:r>
-      <w:proofErr w:type="spellEnd"/>
+        <w:t>L=Lrelevance+λ</w:t>
+      </w:r>
       <w:r>
         <w:rPr>
           <w:rFonts w:ascii="Cambria Math" w:hAnsi="Cambria Math" w:cs="Cambria Math"/>
@@ -17284,21 +18610,8 @@
         <w:t>⋅</w:t>
       </w:r>
       <w:r>
-        <w:t>∑cos(</w:t>
-      </w:r>
-      <w:proofErr w:type="spellStart"/>
-      <w:r>
-        <w:t>ei,ej</w:t>
-      </w:r>
-      <w:proofErr w:type="spellEnd"/>
-      <w:r>
-        <w:t>)(</w:t>
-      </w:r>
-      <w:proofErr w:type="spellStart"/>
-      <w:r>
-        <w:t>i,j</w:t>
-      </w:r>
-      <w:proofErr w:type="spellEnd"/>
+        <w:t>∑cos(ei,ej)(i,j</w:t>
+      </w:r>
       <w:r>
         <w:t>属于同一推荐列表</w:t>
       </w:r>
@@ -17347,11 +18660,6 @@
       </w:r>
     </w:p>
     <w:p>
-      <w:pPr>
-        <w:rPr>
-          <w:rFonts w:hint="eastAsia"/>
-        </w:rPr>
-      </w:pPr>
       <w:r>
         <w:rPr>
           <w:rStyle w:val="md-plain"/>
@@ -17363,16 +18671,12 @@
     </w:p>
     <w:p>
       <w:pPr>
-        <w:pStyle w:val="3"/>
-        <w:rPr>
-          <w:rFonts w:hint="eastAsia"/>
-        </w:rPr>
-      </w:pPr>
-      <w:r>
-        <w:rPr>
-          <w:rFonts w:hint="eastAsia"/>
-        </w:rPr>
-        <w:lastRenderedPageBreak/>
+        <w:pStyle w:val="Heading3"/>
+      </w:pPr>
+      <w:r>
+        <w:rPr>
+          <w:rFonts w:hint="eastAsia"/>
+        </w:rPr>
         <w:t xml:space="preserve">3.5 </w:t>
       </w:r>
       <w:r>
@@ -17384,7 +18688,7 @@
     </w:p>
     <w:p>
       <w:pPr>
-        <w:pStyle w:val="2"/>
+        <w:pStyle w:val="Heading2"/>
       </w:pPr>
       <w:bookmarkStart w:id="55" w:name="heading_6"/>
       <w:r>
@@ -17406,7 +18710,7 @@
     </w:p>
     <w:p>
       <w:pPr>
-        <w:pStyle w:val="2"/>
+        <w:pStyle w:val="Heading2"/>
       </w:pPr>
       <w:bookmarkStart w:id="56" w:name="heading_7"/>
       <w:r>
@@ -17452,7 +18756,7 @@
     </w:p>
     <w:p>
       <w:pPr>
-        <w:pStyle w:val="2"/>
+        <w:pStyle w:val="Heading2"/>
       </w:pPr>
       <w:r>
         <w:lastRenderedPageBreak/>
@@ -17462,7 +18766,7 @@
     </w:p>
     <w:p>
       <w:pPr>
-        <w:pStyle w:val="a8"/>
+        <w:pStyle w:val="ListParagraph"/>
         <w:numPr>
           <w:ilvl w:val="0"/>
           <w:numId w:val="5"/>
@@ -17488,7 +18792,7 @@
     </w:p>
     <w:p>
       <w:pPr>
-        <w:pStyle w:val="a8"/>
+        <w:pStyle w:val="ListParagraph"/>
         <w:numPr>
           <w:ilvl w:val="0"/>
           <w:numId w:val="5"/>
@@ -17507,7 +18811,7 @@
     </w:p>
     <w:p>
       <w:pPr>
-        <w:pStyle w:val="a8"/>
+        <w:pStyle w:val="ListParagraph"/>
         <w:numPr>
           <w:ilvl w:val="0"/>
           <w:numId w:val="5"/>
@@ -17522,41 +18826,13 @@
         <w:rPr>
           <w:shd w:val="clear" w:color="auto" w:fill="FFFFFF"/>
         </w:rPr>
-        <w:t xml:space="preserve">Zhang Y, Xu W, Zhao X, et al. Reinforced latent reasoning for </w:t>
-      </w:r>
-      <w:proofErr w:type="spellStart"/>
-      <w:r>
-        <w:rPr>
-          <w:shd w:val="clear" w:color="auto" w:fill="FFFFFF"/>
-        </w:rPr>
-        <w:t>llm</w:t>
-      </w:r>
-      <w:proofErr w:type="spellEnd"/>
-      <w:r>
-        <w:rPr>
-          <w:shd w:val="clear" w:color="auto" w:fill="FFFFFF"/>
-        </w:rPr>
-        <w:t xml:space="preserve">-based recommendation[J]. </w:t>
-      </w:r>
-      <w:proofErr w:type="spellStart"/>
-      <w:r>
-        <w:rPr>
-          <w:shd w:val="clear" w:color="auto" w:fill="FFFFFF"/>
-        </w:rPr>
-        <w:t>arXiv</w:t>
-      </w:r>
-      <w:proofErr w:type="spellEnd"/>
-      <w:r>
-        <w:rPr>
-          <w:shd w:val="clear" w:color="auto" w:fill="FFFFFF"/>
-        </w:rPr>
-        <w:t xml:space="preserve"> preprint arXiv:2505.19092, 2025.</w:t>
+        <w:t>Zhang Y, Xu W, Zhao X, et al. Reinforced latent reasoning for llm-based recommendation[J]. arXiv preprint arXiv:2505.19092, 2025.</w:t>
       </w:r>
       <w:bookmarkEnd w:id="61"/>
     </w:p>
     <w:p>
       <w:pPr>
-        <w:pStyle w:val="a8"/>
+        <w:pStyle w:val="ListParagraph"/>
         <w:numPr>
           <w:ilvl w:val="0"/>
           <w:numId w:val="5"/>
@@ -17571,41 +18847,13 @@
         <w:rPr>
           <w:shd w:val="clear" w:color="auto" w:fill="FFFFFF"/>
         </w:rPr>
-        <w:t>Fang D, Gao J, Zhu C, et al. Hid-</w:t>
-      </w:r>
-      <w:proofErr w:type="spellStart"/>
-      <w:r>
-        <w:rPr>
-          <w:shd w:val="clear" w:color="auto" w:fill="FFFFFF"/>
-        </w:rPr>
-        <w:t>vae</w:t>
-      </w:r>
-      <w:proofErr w:type="spellEnd"/>
-      <w:r>
-        <w:rPr>
-          <w:shd w:val="clear" w:color="auto" w:fill="FFFFFF"/>
-        </w:rPr>
-        <w:t xml:space="preserve">: Interpretable generative recommendation via hierarchical and disentangled semantic ids[J]. </w:t>
-      </w:r>
-      <w:proofErr w:type="spellStart"/>
-      <w:r>
-        <w:rPr>
-          <w:shd w:val="clear" w:color="auto" w:fill="FFFFFF"/>
-        </w:rPr>
-        <w:t>arXiv</w:t>
-      </w:r>
-      <w:proofErr w:type="spellEnd"/>
-      <w:r>
-        <w:rPr>
-          <w:shd w:val="clear" w:color="auto" w:fill="FFFFFF"/>
-        </w:rPr>
-        <w:t xml:space="preserve"> preprint arXiv:2508.04618, 2025.</w:t>
+        <w:t>Fang D, Gao J, Zhu C, et al. Hid-vae: Interpretable generative recommendation via hierarchical and disentangled semantic ids[J]. arXiv preprint arXiv:2508.04618, 2025.</w:t>
       </w:r>
       <w:bookmarkEnd w:id="63"/>
     </w:p>
     <w:p>
       <w:pPr>
-        <w:pStyle w:val="a8"/>
+        <w:pStyle w:val="ListParagraph"/>
         <w:numPr>
           <w:ilvl w:val="0"/>
           <w:numId w:val="5"/>
@@ -17625,7 +18873,7 @@
     </w:p>
     <w:p>
       <w:pPr>
-        <w:pStyle w:val="a8"/>
+        <w:pStyle w:val="ListParagraph"/>
         <w:numPr>
           <w:ilvl w:val="0"/>
           <w:numId w:val="5"/>
@@ -17645,7 +18893,7 @@
     </w:p>
     <w:p>
       <w:pPr>
-        <w:pStyle w:val="a8"/>
+        <w:pStyle w:val="ListParagraph"/>
         <w:numPr>
           <w:ilvl w:val="0"/>
           <w:numId w:val="5"/>
@@ -17665,7 +18913,7 @@
     </w:p>
     <w:p>
       <w:pPr>
-        <w:pStyle w:val="a8"/>
+        <w:pStyle w:val="ListParagraph"/>
         <w:numPr>
           <w:ilvl w:val="0"/>
           <w:numId w:val="5"/>
@@ -17680,41 +18928,13 @@
         <w:rPr>
           <w:shd w:val="clear" w:color="auto" w:fill="FFFFFF"/>
         </w:rPr>
-        <w:t xml:space="preserve">Luo X, Cao J, Sun T, et al. </w:t>
-      </w:r>
-      <w:proofErr w:type="spellStart"/>
-      <w:r>
-        <w:rPr>
-          <w:shd w:val="clear" w:color="auto" w:fill="FFFFFF"/>
-        </w:rPr>
-        <w:t>Qarm</w:t>
-      </w:r>
-      <w:proofErr w:type="spellEnd"/>
-      <w:r>
-        <w:rPr>
-          <w:shd w:val="clear" w:color="auto" w:fill="FFFFFF"/>
-        </w:rPr>
-        <w:t xml:space="preserve">: Quantitative alignment multi-modal recommendation at </w:t>
-      </w:r>
-      <w:proofErr w:type="spellStart"/>
-      <w:r>
-        <w:rPr>
-          <w:shd w:val="clear" w:color="auto" w:fill="FFFFFF"/>
-        </w:rPr>
-        <w:t>kuaishou</w:t>
-      </w:r>
-      <w:proofErr w:type="spellEnd"/>
-      <w:r>
-        <w:rPr>
-          <w:shd w:val="clear" w:color="auto" w:fill="FFFFFF"/>
-        </w:rPr>
-        <w:t>[C]//Proceedings of the 34th ACM International Conference on Information and Knowledge Management. 2025.</w:t>
+        <w:t>Luo X, Cao J, Sun T, et al. Qarm: Quantitative alignment multi-modal recommendation at kuaishou[C]//Proceedings of the 34th ACM International Conference on Information and Knowledge Management. 2025.</w:t>
       </w:r>
       <w:bookmarkEnd w:id="67"/>
     </w:p>
     <w:p>
       <w:pPr>
-        <w:pStyle w:val="a8"/>
+        <w:pStyle w:val="ListParagraph"/>
         <w:numPr>
           <w:ilvl w:val="0"/>
           <w:numId w:val="5"/>
@@ -17736,7 +18956,7 @@
     </w:p>
     <w:p>
       <w:pPr>
-        <w:pStyle w:val="a8"/>
+        <w:pStyle w:val="ListParagraph"/>
         <w:numPr>
           <w:ilvl w:val="0"/>
           <w:numId w:val="5"/>
@@ -17752,41 +18972,13 @@
         <w:rPr>
           <w:shd w:val="clear" w:color="auto" w:fill="FFFFFF"/>
         </w:rPr>
-        <w:t xml:space="preserve">Deng J, Wang S, Cai K, et al. </w:t>
-      </w:r>
-      <w:proofErr w:type="spellStart"/>
-      <w:r>
-        <w:rPr>
-          <w:shd w:val="clear" w:color="auto" w:fill="FFFFFF"/>
-        </w:rPr>
-        <w:t>Onerec</w:t>
-      </w:r>
-      <w:proofErr w:type="spellEnd"/>
-      <w:r>
-        <w:rPr>
-          <w:shd w:val="clear" w:color="auto" w:fill="FFFFFF"/>
-        </w:rPr>
-        <w:t xml:space="preserve">: Unifying retrieve and rank with generative recommender and iterative preference alignment[J]. </w:t>
-      </w:r>
-      <w:proofErr w:type="spellStart"/>
-      <w:r>
-        <w:rPr>
-          <w:shd w:val="clear" w:color="auto" w:fill="FFFFFF"/>
-        </w:rPr>
-        <w:t>arXiv</w:t>
-      </w:r>
-      <w:proofErr w:type="spellEnd"/>
-      <w:r>
-        <w:rPr>
-          <w:shd w:val="clear" w:color="auto" w:fill="FFFFFF"/>
-        </w:rPr>
-        <w:t xml:space="preserve"> preprint arXiv:2502.18965, 2025.</w:t>
+        <w:t>Deng J, Wang S, Cai K, et al. Onerec: Unifying retrieve and rank with generative recommender and iterative preference alignment[J]. arXiv preprint arXiv:2502.18965, 2025.</w:t>
       </w:r>
       <w:bookmarkEnd w:id="71"/>
     </w:p>
     <w:p>
       <w:pPr>
-        <w:pStyle w:val="a8"/>
+        <w:pStyle w:val="ListParagraph"/>
         <w:numPr>
           <w:ilvl w:val="0"/>
           <w:numId w:val="5"/>
@@ -17802,27 +18994,13 @@
         <w:rPr>
           <w:shd w:val="clear" w:color="auto" w:fill="FFFFFF"/>
         </w:rPr>
-        <w:t xml:space="preserve">Zhang J, Li Y, Liu Y, et al. GPR: Towards a Generative Pre-trained One-Model Paradigm for Large-Scale Advertising Recommendation[J]. </w:t>
-      </w:r>
-      <w:proofErr w:type="spellStart"/>
-      <w:r>
-        <w:rPr>
-          <w:shd w:val="clear" w:color="auto" w:fill="FFFFFF"/>
-        </w:rPr>
-        <w:t>arXiv</w:t>
-      </w:r>
-      <w:proofErr w:type="spellEnd"/>
-      <w:r>
-        <w:rPr>
-          <w:shd w:val="clear" w:color="auto" w:fill="FFFFFF"/>
-        </w:rPr>
-        <w:t xml:space="preserve"> preprint arXiv:2511.10138, 2025.</w:t>
+        <w:t>Zhang J, Li Y, Liu Y, et al. GPR: Towards a Generative Pre-trained One-Model Paradigm for Large-Scale Advertising Recommendation[J]. arXiv preprint arXiv:2511.10138, 2025.</w:t>
       </w:r>
       <w:bookmarkEnd w:id="73"/>
     </w:p>
     <w:p>
       <w:pPr>
-        <w:pStyle w:val="a8"/>
+        <w:pStyle w:val="ListParagraph"/>
         <w:numPr>
           <w:ilvl w:val="0"/>
           <w:numId w:val="5"/>
@@ -17844,7 +19022,7 @@
     </w:p>
     <w:p>
       <w:pPr>
-        <w:pStyle w:val="a8"/>
+        <w:pStyle w:val="ListParagraph"/>
         <w:numPr>
           <w:ilvl w:val="0"/>
           <w:numId w:val="5"/>
@@ -17860,41 +19038,13 @@
         <w:rPr>
           <w:shd w:val="clear" w:color="auto" w:fill="FFFFFF"/>
         </w:rPr>
-        <w:t xml:space="preserve">Deng J, Wang S, Cai K, et al. </w:t>
-      </w:r>
-      <w:proofErr w:type="spellStart"/>
-      <w:r>
-        <w:rPr>
-          <w:shd w:val="clear" w:color="auto" w:fill="FFFFFF"/>
-        </w:rPr>
-        <w:t>Onerec</w:t>
-      </w:r>
-      <w:proofErr w:type="spellEnd"/>
-      <w:r>
-        <w:rPr>
-          <w:shd w:val="clear" w:color="auto" w:fill="FFFFFF"/>
-        </w:rPr>
-        <w:t xml:space="preserve">: Unifying retrieve and rank with generative recommender and iterative preference alignment[J]. </w:t>
-      </w:r>
-      <w:proofErr w:type="spellStart"/>
-      <w:r>
-        <w:rPr>
-          <w:shd w:val="clear" w:color="auto" w:fill="FFFFFF"/>
-        </w:rPr>
-        <w:t>arXiv</w:t>
-      </w:r>
-      <w:proofErr w:type="spellEnd"/>
-      <w:r>
-        <w:rPr>
-          <w:shd w:val="clear" w:color="auto" w:fill="FFFFFF"/>
-        </w:rPr>
-        <w:t xml:space="preserve"> preprint arXiv:2502.18965, 2025.</w:t>
+        <w:t>Deng J, Wang S, Cai K, et al. Onerec: Unifying retrieve and rank with generative recommender and iterative preference alignment[J]. arXiv preprint arXiv:2502.18965, 2025.</w:t>
       </w:r>
       <w:bookmarkEnd w:id="77"/>
     </w:p>
     <w:p>
       <w:pPr>
-        <w:pStyle w:val="a8"/>
+        <w:pStyle w:val="ListParagraph"/>
         <w:numPr>
           <w:ilvl w:val="0"/>
           <w:numId w:val="5"/>
@@ -17909,26 +19059,12 @@
         <w:rPr>
           <w:shd w:val="clear" w:color="auto" w:fill="FFFFFF"/>
         </w:rPr>
-        <w:t xml:space="preserve">Zhou G, Hu H, Cheng H, et al. Onerec-v2 technical report[J]. </w:t>
-      </w:r>
-      <w:proofErr w:type="spellStart"/>
-      <w:r>
-        <w:rPr>
-          <w:shd w:val="clear" w:color="auto" w:fill="FFFFFF"/>
-        </w:rPr>
-        <w:t>arXiv</w:t>
-      </w:r>
-      <w:proofErr w:type="spellEnd"/>
-      <w:r>
-        <w:rPr>
-          <w:shd w:val="clear" w:color="auto" w:fill="FFFFFF"/>
-        </w:rPr>
-        <w:t xml:space="preserve"> preprint arXiv:2508.20900, 2025.</w:t>
-      </w:r>
-    </w:p>
-    <w:p>
-      <w:pPr>
-        <w:pStyle w:val="a8"/>
+        <w:t>Zhou G, Hu H, Cheng H, et al. Onerec-v2 technical report[J]. arXiv preprint arXiv:2508.20900, 2025.</w:t>
+      </w:r>
+    </w:p>
+    <w:p>
+      <w:pPr>
+        <w:pStyle w:val="ListParagraph"/>
         <w:numPr>
           <w:ilvl w:val="0"/>
           <w:numId w:val="5"/>
@@ -17944,40 +19080,12 @@
           <w:shd w:val="clear" w:color="auto" w:fill="FFFFFF"/>
         </w:rPr>
         <w:lastRenderedPageBreak/>
-        <w:t xml:space="preserve">Liu Z, Wang S, Wang X, et al. </w:t>
-      </w:r>
-      <w:proofErr w:type="spellStart"/>
-      <w:r>
-        <w:rPr>
-          <w:shd w:val="clear" w:color="auto" w:fill="FFFFFF"/>
-        </w:rPr>
-        <w:t>Onerec</w:t>
-      </w:r>
-      <w:proofErr w:type="spellEnd"/>
-      <w:r>
-        <w:rPr>
-          <w:shd w:val="clear" w:color="auto" w:fill="FFFFFF"/>
-        </w:rPr>
-        <w:t xml:space="preserve">-think: In-text reasoning for generative recommendation[J]. </w:t>
-      </w:r>
-      <w:proofErr w:type="spellStart"/>
-      <w:r>
-        <w:rPr>
-          <w:shd w:val="clear" w:color="auto" w:fill="FFFFFF"/>
-        </w:rPr>
-        <w:t>arXiv</w:t>
-      </w:r>
-      <w:proofErr w:type="spellEnd"/>
-      <w:r>
-        <w:rPr>
-          <w:shd w:val="clear" w:color="auto" w:fill="FFFFFF"/>
-        </w:rPr>
-        <w:t xml:space="preserve"> preprint arXiv:2510.11639, 2025.</w:t>
-      </w:r>
-    </w:p>
-    <w:p>
-      <w:pPr>
-        <w:pStyle w:val="a8"/>
+        <w:t>Liu Z, Wang S, Wang X, et al. Onerec-think: In-text reasoning for generative recommendation[J]. arXiv preprint arXiv:2510.11639, 2025.</w:t>
+      </w:r>
+    </w:p>
+    <w:p>
+      <w:pPr>
+        <w:pStyle w:val="ListParagraph"/>
         <w:numPr>
           <w:ilvl w:val="0"/>
           <w:numId w:val="5"/>
@@ -17997,7 +19105,7 @@
     </w:p>
     <w:p>
       <w:pPr>
-        <w:pStyle w:val="a8"/>
+        <w:pStyle w:val="ListParagraph"/>
         <w:numPr>
           <w:ilvl w:val="0"/>
           <w:numId w:val="5"/>
@@ -18011,27 +19119,13 @@
         <w:rPr>
           <w:shd w:val="clear" w:color="auto" w:fill="FFFFFF"/>
         </w:rPr>
-        <w:t xml:space="preserve">Huang Y, Dong Y, Li W, et al. Can psychographics mitigate over-specialization in recommender-driven consumer markets? Evidence from recommender </w:t>
-      </w:r>
-      <w:proofErr w:type="gramStart"/>
-      <w:r>
-        <w:rPr>
-          <w:shd w:val="clear" w:color="auto" w:fill="FFFFFF"/>
-        </w:rPr>
-        <w:t>systems based</w:t>
-      </w:r>
-      <w:proofErr w:type="gramEnd"/>
-      <w:r>
-        <w:rPr>
-          <w:shd w:val="clear" w:color="auto" w:fill="FFFFFF"/>
-        </w:rPr>
-        <w:t xml:space="preserve"> simulation experiment[J]. Management System Engineering, 2025.</w:t>
+        <w:t>Huang Y, Dong Y, Li W, et al. Can psychographics mitigate over-specialization in recommender-driven consumer markets? Evidence from recommender systems based simulation experiment[J]. Management System Engineering, 2025.</w:t>
       </w:r>
       <w:bookmarkEnd w:id="82"/>
     </w:p>
     <w:p>
       <w:pPr>
-        <w:pStyle w:val="a8"/>
+        <w:pStyle w:val="ListParagraph"/>
         <w:numPr>
           <w:ilvl w:val="0"/>
           <w:numId w:val="5"/>
@@ -18051,7 +19145,7 @@
     </w:p>
     <w:p>
       <w:pPr>
-        <w:pStyle w:val="a8"/>
+        <w:pStyle w:val="ListParagraph"/>
         <w:numPr>
           <w:ilvl w:val="0"/>
           <w:numId w:val="5"/>
@@ -18065,26 +19159,12 @@
         <w:rPr>
           <w:shd w:val="clear" w:color="auto" w:fill="FFFFFF"/>
         </w:rPr>
-        <w:t xml:space="preserve">Das A M, Bhatt G, Kumari L, et al. COBRA: </w:t>
-      </w:r>
-      <w:proofErr w:type="spellStart"/>
-      <w:r>
-        <w:rPr>
-          <w:shd w:val="clear" w:color="auto" w:fill="FFFFFF"/>
-        </w:rPr>
-        <w:t>COmBinatorial</w:t>
-      </w:r>
-      <w:proofErr w:type="spellEnd"/>
-      <w:r>
-        <w:rPr>
-          <w:shd w:val="clear" w:color="auto" w:fill="FFFFFF"/>
-        </w:rPr>
-        <w:t xml:space="preserve"> Retrieval Augmentation for Few-Shot Adaptation[C]//Proceedings of the Computer Vision and Pattern Recognition Conference. 2025.</w:t>
-      </w:r>
-    </w:p>
-    <w:p>
-      <w:pPr>
-        <w:pStyle w:val="a8"/>
+        <w:t>Das A M, Bhatt G, Kumari L, et al. COBRA: COmBinatorial Retrieval Augmentation for Few-Shot Adaptation[C]//Proceedings of the Computer Vision and Pattern Recognition Conference. 2025.</w:t>
+      </w:r>
+    </w:p>
+    <w:p>
+      <w:pPr>
+        <w:pStyle w:val="ListParagraph"/>
         <w:numPr>
           <w:ilvl w:val="0"/>
           <w:numId w:val="5"/>
@@ -18101,54 +19181,12 @@
         <w:rPr>
           <w:shd w:val="clear" w:color="auto" w:fill="FFFFFF"/>
         </w:rPr>
-        <w:t xml:space="preserve">Liu C, Cao J, Huang R, et al. </w:t>
-      </w:r>
-      <w:proofErr w:type="spellStart"/>
-      <w:r>
-        <w:rPr>
-          <w:shd w:val="clear" w:color="auto" w:fill="FFFFFF"/>
-        </w:rPr>
-        <w:t>Kuaiformer</w:t>
-      </w:r>
-      <w:proofErr w:type="spellEnd"/>
-      <w:r>
-        <w:rPr>
-          <w:shd w:val="clear" w:color="auto" w:fill="FFFFFF"/>
-        </w:rPr>
-        <w:t xml:space="preserve">: Transformer-based retrieval at </w:t>
-      </w:r>
-      <w:proofErr w:type="spellStart"/>
-      <w:r>
-        <w:rPr>
-          <w:shd w:val="clear" w:color="auto" w:fill="FFFFFF"/>
-        </w:rPr>
-        <w:t>kuaishou</w:t>
-      </w:r>
-      <w:proofErr w:type="spellEnd"/>
-      <w:r>
-        <w:rPr>
-          <w:shd w:val="clear" w:color="auto" w:fill="FFFFFF"/>
-        </w:rPr>
-        <w:t xml:space="preserve">[J]. </w:t>
-      </w:r>
-      <w:proofErr w:type="spellStart"/>
-      <w:r>
-        <w:rPr>
-          <w:shd w:val="clear" w:color="auto" w:fill="FFFFFF"/>
-        </w:rPr>
-        <w:t>arXiv</w:t>
-      </w:r>
-      <w:proofErr w:type="spellEnd"/>
-      <w:r>
-        <w:rPr>
-          <w:shd w:val="clear" w:color="auto" w:fill="FFFFFF"/>
-        </w:rPr>
-        <w:t xml:space="preserve"> preprint arXiv:2411.10057, 2024.</w:t>
-      </w:r>
-    </w:p>
-    <w:p>
-      <w:pPr>
-        <w:pStyle w:val="a8"/>
+        <w:t>Liu C, Cao J, Huang R, et al. Kuaiformer: Transformer-based retrieval at kuaishou[J]. arXiv preprint arXiv:2411.10057, 2024.</w:t>
+      </w:r>
+    </w:p>
+    <w:p>
+      <w:pPr>
+        <w:pStyle w:val="ListParagraph"/>
         <w:numPr>
           <w:ilvl w:val="0"/>
           <w:numId w:val="5"/>
@@ -18163,26 +19201,12 @@
         <w:rPr>
           <w:shd w:val="clear" w:color="auto" w:fill="FFFFFF"/>
         </w:rPr>
-        <w:t xml:space="preserve">Yang F, Wang B, Li P. Contrastive learning-enhanced personalized interaction dual tower network for recommendation[J]. </w:t>
-      </w:r>
-      <w:proofErr w:type="spellStart"/>
-      <w:r>
-        <w:rPr>
-          <w:shd w:val="clear" w:color="auto" w:fill="FFFFFF"/>
-        </w:rPr>
-        <w:t>PLoS</w:t>
-      </w:r>
-      <w:proofErr w:type="spellEnd"/>
-      <w:r>
-        <w:rPr>
-          <w:shd w:val="clear" w:color="auto" w:fill="FFFFFF"/>
-        </w:rPr>
-        <w:t xml:space="preserve"> One, 2025.</w:t>
-      </w:r>
-    </w:p>
-    <w:p>
-      <w:pPr>
-        <w:pStyle w:val="a8"/>
+        <w:t>Yang F, Wang B, Li P. Contrastive learning-enhanced personalized interaction dual tower network for recommendation[J]. PLoS One, 2025.</w:t>
+      </w:r>
+    </w:p>
+    <w:p>
+      <w:pPr>
+        <w:pStyle w:val="ListParagraph"/>
         <w:numPr>
           <w:ilvl w:val="0"/>
           <w:numId w:val="5"/>
@@ -18196,27 +19220,13 @@
         <w:rPr>
           <w:shd w:val="clear" w:color="auto" w:fill="FFFFFF"/>
         </w:rPr>
-        <w:t xml:space="preserve">Huang H, Gai L. Q-BERT4Rec: Quantized Semantic-ID Representation Learning for Multimodal Recommendation[J]. </w:t>
-      </w:r>
-      <w:proofErr w:type="spellStart"/>
-      <w:r>
-        <w:rPr>
-          <w:shd w:val="clear" w:color="auto" w:fill="FFFFFF"/>
-        </w:rPr>
-        <w:t>arXiv</w:t>
-      </w:r>
-      <w:proofErr w:type="spellEnd"/>
-      <w:r>
-        <w:rPr>
-          <w:shd w:val="clear" w:color="auto" w:fill="FFFFFF"/>
-        </w:rPr>
-        <w:t xml:space="preserve"> preprint arXiv:2512.02474, 2025.</w:t>
+        <w:t>Huang H, Gai L. Q-BERT4Rec: Quantized Semantic-ID Representation Learning for Multimodal Recommendation[J]. arXiv preprint arXiv:2512.02474, 2025.</w:t>
       </w:r>
       <w:bookmarkEnd w:id="87"/>
     </w:p>
     <w:p>
       <w:pPr>
-        <w:pStyle w:val="a8"/>
+        <w:pStyle w:val="ListParagraph"/>
         <w:numPr>
           <w:ilvl w:val="0"/>
           <w:numId w:val="5"/>
@@ -18230,27 +19240,13 @@
         <w:rPr>
           <w:shd w:val="clear" w:color="auto" w:fill="FFFFFF"/>
         </w:rPr>
-        <w:t xml:space="preserve">Liu Z, Wang Y, Liu Q, et al. The Best of the Two Worlds: Harmonizing Semantic and Hash IDs for Sequential Recommendation[J]. </w:t>
-      </w:r>
-      <w:proofErr w:type="spellStart"/>
-      <w:r>
-        <w:rPr>
-          <w:shd w:val="clear" w:color="auto" w:fill="FFFFFF"/>
-        </w:rPr>
-        <w:t>arXiv</w:t>
-      </w:r>
-      <w:proofErr w:type="spellEnd"/>
-      <w:r>
-        <w:rPr>
-          <w:shd w:val="clear" w:color="auto" w:fill="FFFFFF"/>
-        </w:rPr>
-        <w:t xml:space="preserve"> preprint arXiv:2512.10388, 2025.</w:t>
+        <w:t>Liu Z, Wang Y, Liu Q, et al. The Best of the Two Worlds: Harmonizing Semantic and Hash IDs for Sequential Recommendation[J]. arXiv preprint arXiv:2512.10388, 2025.</w:t>
       </w:r>
       <w:bookmarkEnd w:id="88"/>
     </w:p>
     <w:p>
       <w:pPr>
-        <w:pStyle w:val="a8"/>
+        <w:pStyle w:val="ListParagraph"/>
         <w:numPr>
           <w:ilvl w:val="0"/>
           <w:numId w:val="5"/>
@@ -18264,27 +19260,13 @@
         <w:rPr>
           <w:shd w:val="clear" w:color="auto" w:fill="FFFFFF"/>
         </w:rPr>
-        <w:t xml:space="preserve">Zhang T, Pan J, Wang J, et al. Towards scalable semantic representation for recommendation[J]. </w:t>
-      </w:r>
-      <w:proofErr w:type="spellStart"/>
-      <w:r>
-        <w:rPr>
-          <w:shd w:val="clear" w:color="auto" w:fill="FFFFFF"/>
-        </w:rPr>
-        <w:t>arXiv</w:t>
-      </w:r>
-      <w:proofErr w:type="spellEnd"/>
-      <w:r>
-        <w:rPr>
-          <w:shd w:val="clear" w:color="auto" w:fill="FFFFFF"/>
-        </w:rPr>
-        <w:t xml:space="preserve"> preprint arXiv:2410.09560, 2024.</w:t>
+        <w:t>Zhang T, Pan J, Wang J, et al. Towards scalable semantic representation for recommendation[J]. arXiv preprint arXiv:2410.09560, 2024.</w:t>
       </w:r>
       <w:bookmarkEnd w:id="89"/>
     </w:p>
     <w:p>
       <w:pPr>
-        <w:pStyle w:val="a8"/>
+        <w:pStyle w:val="ListParagraph"/>
         <w:numPr>
           <w:ilvl w:val="0"/>
           <w:numId w:val="5"/>
@@ -18298,21 +19280,7 @@
         <w:rPr>
           <w:shd w:val="clear" w:color="auto" w:fill="FFFFFF"/>
         </w:rPr>
-        <w:t xml:space="preserve">Van Den Oord A, </w:t>
-      </w:r>
-      <w:proofErr w:type="spellStart"/>
-      <w:r>
-        <w:rPr>
-          <w:shd w:val="clear" w:color="auto" w:fill="FFFFFF"/>
-        </w:rPr>
-        <w:t>Vinyals</w:t>
-      </w:r>
-      <w:proofErr w:type="spellEnd"/>
-      <w:r>
-        <w:rPr>
-          <w:shd w:val="clear" w:color="auto" w:fill="FFFFFF"/>
-        </w:rPr>
-        <w:t xml:space="preserve"> O. Neural discrete representation learning[J]. Advances in neural information processing systems, 2017</w:t>
+        <w:t>Van Den Oord A, Vinyals O. Neural discrete representation learning[J]. Advances in neural information processing systems, 2017</w:t>
       </w:r>
       <w:r>
         <w:rPr>
@@ -18324,7 +19292,7 @@
     </w:p>
     <w:p>
       <w:pPr>
-        <w:pStyle w:val="a8"/>
+        <w:pStyle w:val="ListParagraph"/>
         <w:numPr>
           <w:ilvl w:val="0"/>
           <w:numId w:val="5"/>
@@ -18332,7 +19300,6 @@
         <w:spacing w:line="240" w:lineRule="auto"/>
         <w:jc w:val="left"/>
         <w:rPr>
-          <w:rFonts w:hint="eastAsia"/>
           <w:shd w:val="clear" w:color="auto" w:fill="FFFFFF"/>
         </w:rPr>
       </w:pPr>
@@ -18347,7 +19314,7 @@
     </w:p>
     <w:p>
       <w:pPr>
-        <w:pStyle w:val="a8"/>
+        <w:pStyle w:val="ListParagraph"/>
         <w:numPr>
           <w:ilvl w:val="0"/>
           <w:numId w:val="5"/>
@@ -18387,7 +19354,7 @@
     </w:p>
     <w:p>
       <w:pPr>
-        <w:pStyle w:val="a8"/>
+        <w:pStyle w:val="ListParagraph"/>
         <w:numPr>
           <w:ilvl w:val="0"/>
           <w:numId w:val="5"/>
@@ -18409,7 +19376,7 @@
     </w:p>
     <w:p>
       <w:pPr>
-        <w:pStyle w:val="a8"/>
+        <w:pStyle w:val="ListParagraph"/>
         <w:numPr>
           <w:ilvl w:val="0"/>
           <w:numId w:val="5"/>
@@ -18429,7 +19396,7 @@
     </w:p>
     <w:p>
       <w:pPr>
-        <w:pStyle w:val="a8"/>
+        <w:pStyle w:val="ListParagraph"/>
         <w:numPr>
           <w:ilvl w:val="0"/>
           <w:numId w:val="5"/>
@@ -18441,7 +19408,7 @@
     </w:p>
     <w:p>
       <w:pPr>
-        <w:pStyle w:val="a8"/>
+        <w:pStyle w:val="ListParagraph"/>
         <w:numPr>
           <w:ilvl w:val="0"/>
           <w:numId w:val="5"/>
@@ -18453,7 +19420,7 @@
     </w:p>
     <w:p>
       <w:pPr>
-        <w:pStyle w:val="a8"/>
+        <w:pStyle w:val="ListParagraph"/>
         <w:numPr>
           <w:ilvl w:val="0"/>
           <w:numId w:val="5"/>
@@ -18465,7 +19432,7 @@
     </w:p>
     <w:p>
       <w:pPr>
-        <w:pStyle w:val="a8"/>
+        <w:pStyle w:val="ListParagraph"/>
         <w:numPr>
           <w:ilvl w:val="0"/>
           <w:numId w:val="5"/>
@@ -18477,7 +19444,7 @@
     </w:p>
     <w:p>
       <w:pPr>
-        <w:pStyle w:val="a8"/>
+        <w:pStyle w:val="ListParagraph"/>
         <w:numPr>
           <w:ilvl w:val="0"/>
           <w:numId w:val="5"/>
@@ -18509,7 +19476,7 @@
     </w:p>
     <w:p>
       <w:pPr>
-        <w:pStyle w:val="2"/>
+        <w:pStyle w:val="Heading2"/>
       </w:pPr>
       <w:r>
         <w:lastRenderedPageBreak/>
@@ -18590,8 +19557,8 @@
       </w:r>
     </w:p>
     <w:sectPr>
-      <w:headerReference w:type="default" r:id="rId15"/>
-      <w:footerReference w:type="default" r:id="rId16"/>
+      <w:headerReference w:type="default" r:id="rId17"/>
+      <w:footerReference w:type="default" r:id="rId18"/>
       <w:pgSz w:w="11905" w:h="16840"/>
       <w:pgMar w:top="1418" w:right="1134" w:bottom="1418" w:left="1418" w:header="720" w:footer="720" w:gutter="0"/>
       <w:cols w:space="720"/>
@@ -19096,9 +20063,9 @@
   </w:abstractNum>
   <w:abstractNum w:abstractNumId="4" w15:restartNumberingAfterBreak="0">
     <w:nsid w:val="39BB6AA6"/>
-    <w:multiLevelType w:val="hybridMultilevel"/>
-    <w:tmpl w:val="FCACF490"/>
-    <w:lvl w:ilvl="0" w:tplc="9CDA031E">
+    <w:multiLevelType w:val="multilevel"/>
+    <w:tmpl w:val="BC9C2A6E"/>
+    <w:lvl w:ilvl="0">
       <w:start w:val="1"/>
       <w:numFmt w:val="decimal"/>
       <w:lvlText w:val="%1."/>
@@ -19110,77 +20077,109 @@
         <w:rFonts w:hint="default"/>
       </w:rPr>
     </w:lvl>
-    <w:lvl w:ilvl="1" w:tplc="04090019" w:tentative="1">
-      <w:start w:val="1"/>
-      <w:numFmt w:val="lowerLetter"/>
-      <w:lvlText w:val="%2)"/>
+    <w:lvl w:ilvl="1">
+      <w:start w:val="2"/>
+      <w:numFmt w:val="decimal"/>
+      <w:isLgl/>
+      <w:lvlText w:val="%1.%2"/>
       <w:lvlJc w:val="left"/>
       <w:pPr>
-        <w:ind w:left="1360" w:hanging="440"/>
-      </w:pPr>
+        <w:ind w:left="1125" w:hanging="645"/>
+      </w:pPr>
+      <w:rPr>
+        <w:rFonts w:hint="default"/>
+      </w:rPr>
     </w:lvl>
-    <w:lvl w:ilvl="2" w:tplc="0409001B" w:tentative="1">
-      <w:start w:val="1"/>
-      <w:numFmt w:val="lowerRoman"/>
-      <w:lvlText w:val="%3."/>
-      <w:lvlJc w:val="right"/>
-      <w:pPr>
-        <w:ind w:left="1800" w:hanging="440"/>
-      </w:pPr>
-    </w:lvl>
-    <w:lvl w:ilvl="3" w:tplc="0409000F" w:tentative="1">
+    <w:lvl w:ilvl="2">
       <w:start w:val="1"/>
       <w:numFmt w:val="decimal"/>
-      <w:lvlText w:val="%4."/>
+      <w:isLgl/>
+      <w:lvlText w:val="%1.%2.%3"/>
       <w:lvlJc w:val="left"/>
       <w:pPr>
-        <w:ind w:left="2240" w:hanging="440"/>
-      </w:pPr>
+        <w:ind w:left="1200" w:hanging="720"/>
+      </w:pPr>
+      <w:rPr>
+        <w:rFonts w:hint="default"/>
+      </w:rPr>
     </w:lvl>
-    <w:lvl w:ilvl="4" w:tplc="04090019" w:tentative="1">
-      <w:start w:val="1"/>
-      <w:numFmt w:val="lowerLetter"/>
-      <w:lvlText w:val="%5)"/>
-      <w:lvlJc w:val="left"/>
-      <w:pPr>
-        <w:ind w:left="2680" w:hanging="440"/>
-      </w:pPr>
-    </w:lvl>
-    <w:lvl w:ilvl="5" w:tplc="0409001B" w:tentative="1">
-      <w:start w:val="1"/>
-      <w:numFmt w:val="lowerRoman"/>
-      <w:lvlText w:val="%6."/>
-      <w:lvlJc w:val="right"/>
-      <w:pPr>
-        <w:ind w:left="3120" w:hanging="440"/>
-      </w:pPr>
-    </w:lvl>
-    <w:lvl w:ilvl="6" w:tplc="0409000F" w:tentative="1">
+    <w:lvl w:ilvl="3">
       <w:start w:val="1"/>
       <w:numFmt w:val="decimal"/>
-      <w:lvlText w:val="%7."/>
+      <w:isLgl/>
+      <w:lvlText w:val="%1.%2.%3.%4"/>
       <w:lvlJc w:val="left"/>
       <w:pPr>
-        <w:ind w:left="3560" w:hanging="440"/>
-      </w:pPr>
+        <w:ind w:left="1200" w:hanging="720"/>
+      </w:pPr>
+      <w:rPr>
+        <w:rFonts w:hint="default"/>
+      </w:rPr>
     </w:lvl>
-    <w:lvl w:ilvl="7" w:tplc="04090019" w:tentative="1">
+    <w:lvl w:ilvl="4">
       <w:start w:val="1"/>
-      <w:numFmt w:val="lowerLetter"/>
-      <w:lvlText w:val="%8)"/>
+      <w:numFmt w:val="decimal"/>
+      <w:isLgl/>
+      <w:lvlText w:val="%1.%2.%3.%4.%5"/>
       <w:lvlJc w:val="left"/>
       <w:pPr>
-        <w:ind w:left="4000" w:hanging="440"/>
-      </w:pPr>
+        <w:ind w:left="1560" w:hanging="1080"/>
+      </w:pPr>
+      <w:rPr>
+        <w:rFonts w:hint="default"/>
+      </w:rPr>
     </w:lvl>
-    <w:lvl w:ilvl="8" w:tplc="0409001B" w:tentative="1">
+    <w:lvl w:ilvl="5">
       <w:start w:val="1"/>
-      <w:numFmt w:val="lowerRoman"/>
-      <w:lvlText w:val="%9."/>
-      <w:lvlJc w:val="right"/>
-      <w:pPr>
-        <w:ind w:left="4440" w:hanging="440"/>
-      </w:pPr>
+      <w:numFmt w:val="decimal"/>
+      <w:isLgl/>
+      <w:lvlText w:val="%1.%2.%3.%4.%5.%6"/>
+      <w:lvlJc w:val="left"/>
+      <w:pPr>
+        <w:ind w:left="1560" w:hanging="1080"/>
+      </w:pPr>
+      <w:rPr>
+        <w:rFonts w:hint="default"/>
+      </w:rPr>
+    </w:lvl>
+    <w:lvl w:ilvl="6">
+      <w:start w:val="1"/>
+      <w:numFmt w:val="decimal"/>
+      <w:isLgl/>
+      <w:lvlText w:val="%1.%2.%3.%4.%5.%6.%7"/>
+      <w:lvlJc w:val="left"/>
+      <w:pPr>
+        <w:ind w:left="1920" w:hanging="1440"/>
+      </w:pPr>
+      <w:rPr>
+        <w:rFonts w:hint="default"/>
+      </w:rPr>
+    </w:lvl>
+    <w:lvl w:ilvl="7">
+      <w:start w:val="1"/>
+      <w:numFmt w:val="decimal"/>
+      <w:isLgl/>
+      <w:lvlText w:val="%1.%2.%3.%4.%5.%6.%7.%8"/>
+      <w:lvlJc w:val="left"/>
+      <w:pPr>
+        <w:ind w:left="1920" w:hanging="1440"/>
+      </w:pPr>
+      <w:rPr>
+        <w:rFonts w:hint="default"/>
+      </w:rPr>
+    </w:lvl>
+    <w:lvl w:ilvl="8">
+      <w:start w:val="1"/>
+      <w:numFmt w:val="decimal"/>
+      <w:isLgl/>
+      <w:lvlText w:val="%1.%2.%3.%4.%5.%6.%7.%8.%9"/>
+      <w:lvlJc w:val="left"/>
+      <w:pPr>
+        <w:ind w:left="2280" w:hanging="1800"/>
+      </w:pPr>
+      <w:rPr>
+        <w:rFonts w:hint="default"/>
+      </w:rPr>
     </w:lvl>
   </w:abstractNum>
   <w:abstractNum w:abstractNumId="5" w15:restartNumberingAfterBreak="0">
@@ -19297,6 +20296,155 @@
     </w:lvl>
   </w:abstractNum>
   <w:abstractNum w:abstractNumId="6" w15:restartNumberingAfterBreak="0">
+    <w:nsid w:val="3D3272F7"/>
+    <w:multiLevelType w:val="multilevel"/>
+    <w:tmpl w:val="7FEAC6D8"/>
+    <w:lvl w:ilvl="0">
+      <w:start w:val="1"/>
+      <w:numFmt w:val="bullet"/>
+      <w:lvlText w:val=""/>
+      <w:lvlJc w:val="left"/>
+      <w:pPr>
+        <w:tabs>
+          <w:tab w:val="num" w:pos="720"/>
+        </w:tabs>
+        <w:ind w:left="720" w:hanging="360"/>
+      </w:pPr>
+      <w:rPr>
+        <w:rFonts w:ascii="Symbol" w:hAnsi="Symbol" w:hint="default"/>
+        <w:sz w:val="20"/>
+      </w:rPr>
+    </w:lvl>
+    <w:lvl w:ilvl="1" w:tentative="1">
+      <w:start w:val="1"/>
+      <w:numFmt w:val="bullet"/>
+      <w:lvlText w:val="o"/>
+      <w:lvlJc w:val="left"/>
+      <w:pPr>
+        <w:tabs>
+          <w:tab w:val="num" w:pos="1440"/>
+        </w:tabs>
+        <w:ind w:left="1440" w:hanging="360"/>
+      </w:pPr>
+      <w:rPr>
+        <w:rFonts w:ascii="Courier New" w:hAnsi="Courier New" w:hint="default"/>
+        <w:sz w:val="20"/>
+      </w:rPr>
+    </w:lvl>
+    <w:lvl w:ilvl="2" w:tentative="1">
+      <w:start w:val="1"/>
+      <w:numFmt w:val="bullet"/>
+      <w:lvlText w:val=""/>
+      <w:lvlJc w:val="left"/>
+      <w:pPr>
+        <w:tabs>
+          <w:tab w:val="num" w:pos="2160"/>
+        </w:tabs>
+        <w:ind w:left="2160" w:hanging="360"/>
+      </w:pPr>
+      <w:rPr>
+        <w:rFonts w:ascii="Wingdings" w:hAnsi="Wingdings" w:hint="default"/>
+        <w:sz w:val="20"/>
+      </w:rPr>
+    </w:lvl>
+    <w:lvl w:ilvl="3" w:tentative="1">
+      <w:start w:val="1"/>
+      <w:numFmt w:val="bullet"/>
+      <w:lvlText w:val=""/>
+      <w:lvlJc w:val="left"/>
+      <w:pPr>
+        <w:tabs>
+          <w:tab w:val="num" w:pos="2880"/>
+        </w:tabs>
+        <w:ind w:left="2880" w:hanging="360"/>
+      </w:pPr>
+      <w:rPr>
+        <w:rFonts w:ascii="Wingdings" w:hAnsi="Wingdings" w:hint="default"/>
+        <w:sz w:val="20"/>
+      </w:rPr>
+    </w:lvl>
+    <w:lvl w:ilvl="4" w:tentative="1">
+      <w:start w:val="1"/>
+      <w:numFmt w:val="bullet"/>
+      <w:lvlText w:val=""/>
+      <w:lvlJc w:val="left"/>
+      <w:pPr>
+        <w:tabs>
+          <w:tab w:val="num" w:pos="3600"/>
+        </w:tabs>
+        <w:ind w:left="3600" w:hanging="360"/>
+      </w:pPr>
+      <w:rPr>
+        <w:rFonts w:ascii="Wingdings" w:hAnsi="Wingdings" w:hint="default"/>
+        <w:sz w:val="20"/>
+      </w:rPr>
+    </w:lvl>
+    <w:lvl w:ilvl="5" w:tentative="1">
+      <w:start w:val="1"/>
+      <w:numFmt w:val="bullet"/>
+      <w:lvlText w:val=""/>
+      <w:lvlJc w:val="left"/>
+      <w:pPr>
+        <w:tabs>
+          <w:tab w:val="num" w:pos="4320"/>
+        </w:tabs>
+        <w:ind w:left="4320" w:hanging="360"/>
+      </w:pPr>
+      <w:rPr>
+        <w:rFonts w:ascii="Wingdings" w:hAnsi="Wingdings" w:hint="default"/>
+        <w:sz w:val="20"/>
+      </w:rPr>
+    </w:lvl>
+    <w:lvl w:ilvl="6" w:tentative="1">
+      <w:start w:val="1"/>
+      <w:numFmt w:val="bullet"/>
+      <w:lvlText w:val=""/>
+      <w:lvlJc w:val="left"/>
+      <w:pPr>
+        <w:tabs>
+          <w:tab w:val="num" w:pos="5040"/>
+        </w:tabs>
+        <w:ind w:left="5040" w:hanging="360"/>
+      </w:pPr>
+      <w:rPr>
+        <w:rFonts w:ascii="Wingdings" w:hAnsi="Wingdings" w:hint="default"/>
+        <w:sz w:val="20"/>
+      </w:rPr>
+    </w:lvl>
+    <w:lvl w:ilvl="7" w:tentative="1">
+      <w:start w:val="1"/>
+      <w:numFmt w:val="bullet"/>
+      <w:lvlText w:val=""/>
+      <w:lvlJc w:val="left"/>
+      <w:pPr>
+        <w:tabs>
+          <w:tab w:val="num" w:pos="5760"/>
+        </w:tabs>
+        <w:ind w:left="5760" w:hanging="360"/>
+      </w:pPr>
+      <w:rPr>
+        <w:rFonts w:ascii="Wingdings" w:hAnsi="Wingdings" w:hint="default"/>
+        <w:sz w:val="20"/>
+      </w:rPr>
+    </w:lvl>
+    <w:lvl w:ilvl="8" w:tentative="1">
+      <w:start w:val="1"/>
+      <w:numFmt w:val="bullet"/>
+      <w:lvlText w:val=""/>
+      <w:lvlJc w:val="left"/>
+      <w:pPr>
+        <w:tabs>
+          <w:tab w:val="num" w:pos="6480"/>
+        </w:tabs>
+        <w:ind w:left="6480" w:hanging="360"/>
+      </w:pPr>
+      <w:rPr>
+        <w:rFonts w:ascii="Wingdings" w:hAnsi="Wingdings" w:hint="default"/>
+        <w:sz w:val="20"/>
+      </w:rPr>
+    </w:lvl>
+  </w:abstractNum>
+  <w:abstractNum w:abstractNumId="7" w15:restartNumberingAfterBreak="0">
     <w:nsid w:val="447C7B13"/>
     <w:multiLevelType w:val="hybridMultilevel"/>
     <w:tmpl w:val="BF8E4616"/>
@@ -19385,7 +20533,7 @@
       </w:pPr>
     </w:lvl>
   </w:abstractNum>
-  <w:abstractNum w:abstractNumId="7" w15:restartNumberingAfterBreak="0">
+  <w:abstractNum w:abstractNumId="8" w15:restartNumberingAfterBreak="0">
     <w:nsid w:val="466733C1"/>
     <w:multiLevelType w:val="hybridMultilevel"/>
     <w:tmpl w:val="486A9D46"/>
@@ -19474,7 +20622,156 @@
       </w:pPr>
     </w:lvl>
   </w:abstractNum>
-  <w:abstractNum w:abstractNumId="8" w15:restartNumberingAfterBreak="0">
+  <w:abstractNum w:abstractNumId="9" w15:restartNumberingAfterBreak="0">
+    <w:nsid w:val="50E659DF"/>
+    <w:multiLevelType w:val="multilevel"/>
+    <w:tmpl w:val="1D8E427A"/>
+    <w:lvl w:ilvl="0">
+      <w:start w:val="1"/>
+      <w:numFmt w:val="bullet"/>
+      <w:lvlText w:val=""/>
+      <w:lvlJc w:val="left"/>
+      <w:pPr>
+        <w:tabs>
+          <w:tab w:val="num" w:pos="720"/>
+        </w:tabs>
+        <w:ind w:left="720" w:hanging="360"/>
+      </w:pPr>
+      <w:rPr>
+        <w:rFonts w:ascii="Symbol" w:hAnsi="Symbol" w:hint="default"/>
+        <w:sz w:val="20"/>
+      </w:rPr>
+    </w:lvl>
+    <w:lvl w:ilvl="1" w:tentative="1">
+      <w:start w:val="1"/>
+      <w:numFmt w:val="bullet"/>
+      <w:lvlText w:val="o"/>
+      <w:lvlJc w:val="left"/>
+      <w:pPr>
+        <w:tabs>
+          <w:tab w:val="num" w:pos="1440"/>
+        </w:tabs>
+        <w:ind w:left="1440" w:hanging="360"/>
+      </w:pPr>
+      <w:rPr>
+        <w:rFonts w:ascii="Courier New" w:hAnsi="Courier New" w:hint="default"/>
+        <w:sz w:val="20"/>
+      </w:rPr>
+    </w:lvl>
+    <w:lvl w:ilvl="2" w:tentative="1">
+      <w:start w:val="1"/>
+      <w:numFmt w:val="bullet"/>
+      <w:lvlText w:val=""/>
+      <w:lvlJc w:val="left"/>
+      <w:pPr>
+        <w:tabs>
+          <w:tab w:val="num" w:pos="2160"/>
+        </w:tabs>
+        <w:ind w:left="2160" w:hanging="360"/>
+      </w:pPr>
+      <w:rPr>
+        <w:rFonts w:ascii="Wingdings" w:hAnsi="Wingdings" w:hint="default"/>
+        <w:sz w:val="20"/>
+      </w:rPr>
+    </w:lvl>
+    <w:lvl w:ilvl="3" w:tentative="1">
+      <w:start w:val="1"/>
+      <w:numFmt w:val="bullet"/>
+      <w:lvlText w:val=""/>
+      <w:lvlJc w:val="left"/>
+      <w:pPr>
+        <w:tabs>
+          <w:tab w:val="num" w:pos="2880"/>
+        </w:tabs>
+        <w:ind w:left="2880" w:hanging="360"/>
+      </w:pPr>
+      <w:rPr>
+        <w:rFonts w:ascii="Wingdings" w:hAnsi="Wingdings" w:hint="default"/>
+        <w:sz w:val="20"/>
+      </w:rPr>
+    </w:lvl>
+    <w:lvl w:ilvl="4" w:tentative="1">
+      <w:start w:val="1"/>
+      <w:numFmt w:val="bullet"/>
+      <w:lvlText w:val=""/>
+      <w:lvlJc w:val="left"/>
+      <w:pPr>
+        <w:tabs>
+          <w:tab w:val="num" w:pos="3600"/>
+        </w:tabs>
+        <w:ind w:left="3600" w:hanging="360"/>
+      </w:pPr>
+      <w:rPr>
+        <w:rFonts w:ascii="Wingdings" w:hAnsi="Wingdings" w:hint="default"/>
+        <w:sz w:val="20"/>
+      </w:rPr>
+    </w:lvl>
+    <w:lvl w:ilvl="5" w:tentative="1">
+      <w:start w:val="1"/>
+      <w:numFmt w:val="bullet"/>
+      <w:lvlText w:val=""/>
+      <w:lvlJc w:val="left"/>
+      <w:pPr>
+        <w:tabs>
+          <w:tab w:val="num" w:pos="4320"/>
+        </w:tabs>
+        <w:ind w:left="4320" w:hanging="360"/>
+      </w:pPr>
+      <w:rPr>
+        <w:rFonts w:ascii="Wingdings" w:hAnsi="Wingdings" w:hint="default"/>
+        <w:sz w:val="20"/>
+      </w:rPr>
+    </w:lvl>
+    <w:lvl w:ilvl="6" w:tentative="1">
+      <w:start w:val="1"/>
+      <w:numFmt w:val="bullet"/>
+      <w:lvlText w:val=""/>
+      <w:lvlJc w:val="left"/>
+      <w:pPr>
+        <w:tabs>
+          <w:tab w:val="num" w:pos="5040"/>
+        </w:tabs>
+        <w:ind w:left="5040" w:hanging="360"/>
+      </w:pPr>
+      <w:rPr>
+        <w:rFonts w:ascii="Wingdings" w:hAnsi="Wingdings" w:hint="default"/>
+        <w:sz w:val="20"/>
+      </w:rPr>
+    </w:lvl>
+    <w:lvl w:ilvl="7" w:tentative="1">
+      <w:start w:val="1"/>
+      <w:numFmt w:val="bullet"/>
+      <w:lvlText w:val=""/>
+      <w:lvlJc w:val="left"/>
+      <w:pPr>
+        <w:tabs>
+          <w:tab w:val="num" w:pos="5760"/>
+        </w:tabs>
+        <w:ind w:left="5760" w:hanging="360"/>
+      </w:pPr>
+      <w:rPr>
+        <w:rFonts w:ascii="Wingdings" w:hAnsi="Wingdings" w:hint="default"/>
+        <w:sz w:val="20"/>
+      </w:rPr>
+    </w:lvl>
+    <w:lvl w:ilvl="8" w:tentative="1">
+      <w:start w:val="1"/>
+      <w:numFmt w:val="bullet"/>
+      <w:lvlText w:val=""/>
+      <w:lvlJc w:val="left"/>
+      <w:pPr>
+        <w:tabs>
+          <w:tab w:val="num" w:pos="6480"/>
+        </w:tabs>
+        <w:ind w:left="6480" w:hanging="360"/>
+      </w:pPr>
+      <w:rPr>
+        <w:rFonts w:ascii="Wingdings" w:hAnsi="Wingdings" w:hint="default"/>
+        <w:sz w:val="20"/>
+      </w:rPr>
+    </w:lvl>
+  </w:abstractNum>
+  <w:abstractNum w:abstractNumId="10" w15:restartNumberingAfterBreak="0">
     <w:nsid w:val="573F48A2"/>
     <w:multiLevelType w:val="hybridMultilevel"/>
     <w:tmpl w:val="A2BCAA2A"/>
@@ -19563,7 +20860,7 @@
       </w:pPr>
     </w:lvl>
   </w:abstractNum>
-  <w:abstractNum w:abstractNumId="9" w15:restartNumberingAfterBreak="0">
+  <w:abstractNum w:abstractNumId="11" w15:restartNumberingAfterBreak="0">
     <w:nsid w:val="66731134"/>
     <w:multiLevelType w:val="hybridMultilevel"/>
     <w:tmpl w:val="684CA996"/>
@@ -19653,13 +20950,13 @@
     <w:abstractNumId w:val="3"/>
   </w:num>
   <w:num w:numId="2" w16cid:durableId="1100298402">
-    <w:abstractNumId w:val="9"/>
+    <w:abstractNumId w:val="11"/>
   </w:num>
   <w:num w:numId="3" w16cid:durableId="1678380370">
-    <w:abstractNumId w:val="8"/>
+    <w:abstractNumId w:val="10"/>
   </w:num>
   <w:num w:numId="4" w16cid:durableId="1005010642">
-    <w:abstractNumId w:val="6"/>
+    <w:abstractNumId w:val="7"/>
   </w:num>
   <w:num w:numId="5" w16cid:durableId="1537430376">
     <w:abstractNumId w:val="0"/>
@@ -19695,7 +20992,7 @@
     <w:abstractNumId w:val="5"/>
   </w:num>
   <w:num w:numId="7" w16cid:durableId="1558279820">
-    <w:abstractNumId w:val="7"/>
+    <w:abstractNumId w:val="8"/>
   </w:num>
   <w:num w:numId="8" w16cid:durableId="164980097">
     <w:abstractNumId w:val="0"/>
@@ -19708,6 +21005,12 @@
   </w:num>
   <w:num w:numId="11" w16cid:durableId="53748713">
     <w:abstractNumId w:val="4"/>
+  </w:num>
+  <w:num w:numId="12" w16cid:durableId="1535188257">
+    <w:abstractNumId w:val="9"/>
+  </w:num>
+  <w:num w:numId="13" w16cid:durableId="1718507990">
+    <w:abstractNumId w:val="6"/>
   </w:num>
 </w:numbering>
 </file>
@@ -20109,7 +21412,7 @@
     <w:lsdException w:name="Unresolved Mention" w:semiHidden="1" w:unhideWhenUsed="1"/>
     <w:lsdException w:name="Smart Link" w:semiHidden="1" w:unhideWhenUsed="1"/>
   </w:latentStyles>
-  <w:style w:type="paragraph" w:default="1" w:styleId="a">
+  <w:style w:type="paragraph" w:default="1" w:styleId="Normal">
     <w:name w:val="Normal"/>
     <w:qFormat/>
     <w:rsid w:val="003B0E8E"/>
@@ -20124,11 +21427,11 @@
       <w:sz w:val="24"/>
     </w:rPr>
   </w:style>
-  <w:style w:type="paragraph" w:styleId="1">
+  <w:style w:type="paragraph" w:styleId="Heading1">
     <w:name w:val="heading 1"/>
-    <w:basedOn w:val="a"/>
-    <w:next w:val="a"/>
-    <w:link w:val="10"/>
+    <w:basedOn w:val="Normal"/>
+    <w:next w:val="Normal"/>
+    <w:link w:val="Heading1Char"/>
     <w:uiPriority w:val="9"/>
     <w:qFormat/>
     <w:rsid w:val="009251FA"/>
@@ -20148,11 +21451,11 @@
       <w:szCs w:val="44"/>
     </w:rPr>
   </w:style>
-  <w:style w:type="paragraph" w:styleId="2">
+  <w:style w:type="paragraph" w:styleId="Heading2">
     <w:name w:val="heading 2"/>
-    <w:basedOn w:val="a"/>
-    <w:next w:val="a"/>
-    <w:link w:val="20"/>
+    <w:basedOn w:val="Normal"/>
+    <w:next w:val="Normal"/>
+    <w:link w:val="Heading2Char"/>
     <w:uiPriority w:val="9"/>
     <w:unhideWhenUsed/>
     <w:qFormat/>
@@ -20173,11 +21476,11 @@
       <w:szCs w:val="32"/>
     </w:rPr>
   </w:style>
-  <w:style w:type="paragraph" w:styleId="3">
+  <w:style w:type="paragraph" w:styleId="Heading3">
     <w:name w:val="heading 3"/>
-    <w:basedOn w:val="a"/>
-    <w:next w:val="a"/>
-    <w:link w:val="30"/>
+    <w:basedOn w:val="Normal"/>
+    <w:next w:val="Normal"/>
+    <w:link w:val="Heading3Char"/>
     <w:uiPriority w:val="9"/>
     <w:unhideWhenUsed/>
     <w:qFormat/>
@@ -20197,11 +21500,11 @@
       <w:szCs w:val="32"/>
     </w:rPr>
   </w:style>
-  <w:style w:type="paragraph" w:styleId="4">
+  <w:style w:type="paragraph" w:styleId="Heading4">
     <w:name w:val="heading 4"/>
-    <w:basedOn w:val="a"/>
-    <w:next w:val="a"/>
-    <w:link w:val="40"/>
+    <w:basedOn w:val="Normal"/>
+    <w:next w:val="Normal"/>
+    <w:link w:val="Heading4Char"/>
     <w:uiPriority w:val="9"/>
     <w:unhideWhenUsed/>
     <w:qFormat/>
@@ -20222,11 +21525,11 @@
       <w:szCs w:val="28"/>
     </w:rPr>
   </w:style>
-  <w:style w:type="paragraph" w:styleId="5">
+  <w:style w:type="paragraph" w:styleId="Heading5">
     <w:name w:val="heading 5"/>
-    <w:basedOn w:val="a"/>
-    <w:next w:val="a"/>
-    <w:link w:val="50"/>
+    <w:basedOn w:val="Normal"/>
+    <w:next w:val="Normal"/>
+    <w:link w:val="Heading5Char"/>
     <w:uiPriority w:val="9"/>
     <w:unhideWhenUsed/>
     <w:qFormat/>
@@ -20244,12 +21547,12 @@
       <w:szCs w:val="28"/>
     </w:rPr>
   </w:style>
-  <w:style w:type="character" w:default="1" w:styleId="a0">
+  <w:style w:type="character" w:default="1" w:styleId="DefaultParagraphFont">
     <w:name w:val="Default Paragraph Font"/>
     <w:uiPriority w:val="1"/>
     <w:unhideWhenUsed/>
   </w:style>
-  <w:style w:type="table" w:default="1" w:styleId="a1">
+  <w:style w:type="table" w:default="1" w:styleId="TableNormal">
     <w:name w:val="Normal Table"/>
     <w:uiPriority w:val="99"/>
     <w:semiHidden/>
@@ -20264,16 +21567,16 @@
       </w:tblCellMar>
     </w:tblPr>
   </w:style>
-  <w:style w:type="numbering" w:default="1" w:styleId="a2">
+  <w:style w:type="numbering" w:default="1" w:styleId="NoList">
     <w:name w:val="No List"/>
     <w:uiPriority w:val="99"/>
     <w:semiHidden/>
     <w:unhideWhenUsed/>
   </w:style>
-  <w:style w:type="character" w:customStyle="1" w:styleId="20">
-    <w:name w:val="标题 2 字符"/>
-    <w:basedOn w:val="a0"/>
-    <w:link w:val="2"/>
+  <w:style w:type="character" w:customStyle="1" w:styleId="Heading2Char">
+    <w:name w:val="Heading 2 Char"/>
+    <w:basedOn w:val="DefaultParagraphFont"/>
+    <w:link w:val="Heading2"/>
     <w:uiPriority w:val="9"/>
     <w:rsid w:val="009A69FA"/>
     <w:rPr>
@@ -20285,10 +21588,10 @@
       <w:szCs w:val="32"/>
     </w:rPr>
   </w:style>
-  <w:style w:type="character" w:customStyle="1" w:styleId="30">
-    <w:name w:val="标题 3 字符"/>
-    <w:basedOn w:val="a0"/>
-    <w:link w:val="3"/>
+  <w:style w:type="character" w:customStyle="1" w:styleId="Heading3Char">
+    <w:name w:val="Heading 3 Char"/>
+    <w:basedOn w:val="DefaultParagraphFont"/>
+    <w:link w:val="Heading3"/>
     <w:uiPriority w:val="9"/>
     <w:rsid w:val="009A69FA"/>
     <w:rPr>
@@ -20300,10 +21603,10 @@
       <w:szCs w:val="32"/>
     </w:rPr>
   </w:style>
-  <w:style w:type="character" w:customStyle="1" w:styleId="10">
-    <w:name w:val="标题 1 字符"/>
-    <w:basedOn w:val="a0"/>
-    <w:link w:val="1"/>
+  <w:style w:type="character" w:customStyle="1" w:styleId="Heading1Char">
+    <w:name w:val="Heading 1 Char"/>
+    <w:basedOn w:val="DefaultParagraphFont"/>
+    <w:link w:val="Heading1"/>
     <w:uiPriority w:val="9"/>
     <w:rsid w:val="009251FA"/>
     <w:rPr>
@@ -20317,7 +21620,7 @@
   </w:style>
   <w:style w:type="paragraph" w:customStyle="1" w:styleId="md-end-block">
     <w:name w:val="md-end-block"/>
-    <w:basedOn w:val="a"/>
+    <w:basedOn w:val="Normal"/>
     <w:rsid w:val="00690183"/>
     <w:pPr>
       <w:spacing w:before="100" w:beforeAutospacing="1" w:after="100" w:afterAutospacing="1"/>
@@ -20330,13 +21633,13 @@
   </w:style>
   <w:style w:type="character" w:customStyle="1" w:styleId="md-plain">
     <w:name w:val="md-plain"/>
-    <w:basedOn w:val="a0"/>
+    <w:basedOn w:val="DefaultParagraphFont"/>
     <w:rsid w:val="00690183"/>
   </w:style>
-  <w:style w:type="paragraph" w:styleId="a3">
+  <w:style w:type="paragraph" w:styleId="FootnoteText">
     <w:name w:val="footnote text"/>
-    <w:basedOn w:val="a"/>
-    <w:link w:val="a4"/>
+    <w:basedOn w:val="Normal"/>
+    <w:link w:val="FootnoteTextChar"/>
     <w:uiPriority w:val="99"/>
     <w:semiHidden/>
     <w:unhideWhenUsed/>
@@ -20350,10 +21653,10 @@
       <w:szCs w:val="18"/>
     </w:rPr>
   </w:style>
-  <w:style w:type="character" w:customStyle="1" w:styleId="a4">
-    <w:name w:val="脚注文本 字符"/>
-    <w:basedOn w:val="a0"/>
-    <w:link w:val="a3"/>
+  <w:style w:type="character" w:customStyle="1" w:styleId="FootnoteTextChar">
+    <w:name w:val="Footnote Text Char"/>
+    <w:basedOn w:val="DefaultParagraphFont"/>
+    <w:link w:val="FootnoteText"/>
     <w:uiPriority w:val="99"/>
     <w:semiHidden/>
     <w:rsid w:val="00690183"/>
@@ -20364,9 +21667,9 @@
       <w:szCs w:val="18"/>
     </w:rPr>
   </w:style>
-  <w:style w:type="character" w:styleId="a5">
+  <w:style w:type="character" w:styleId="FootnoteReference">
     <w:name w:val="footnote reference"/>
-    <w:basedOn w:val="a0"/>
+    <w:basedOn w:val="DefaultParagraphFont"/>
     <w:uiPriority w:val="99"/>
     <w:semiHidden/>
     <w:unhideWhenUsed/>
@@ -20375,10 +21678,10 @@
       <w:vertAlign w:val="superscript"/>
     </w:rPr>
   </w:style>
-  <w:style w:type="paragraph" w:styleId="a6">
+  <w:style w:type="paragraph" w:styleId="Caption">
     <w:name w:val="caption"/>
-    <w:basedOn w:val="a"/>
-    <w:next w:val="a"/>
+    <w:basedOn w:val="Normal"/>
+    <w:next w:val="Normal"/>
     <w:uiPriority w:val="35"/>
     <w:unhideWhenUsed/>
     <w:qFormat/>
@@ -20394,7 +21697,7 @@
       <w:szCs w:val="20"/>
     </w:rPr>
   </w:style>
-  <w:style w:type="paragraph" w:styleId="a7">
+  <w:style w:type="paragraph" w:styleId="NoSpacing">
     <w:name w:val="No Spacing"/>
     <w:uiPriority w:val="1"/>
     <w:qFormat/>
@@ -20411,9 +21714,9 @@
       <w:sz w:val="24"/>
     </w:rPr>
   </w:style>
-  <w:style w:type="paragraph" w:styleId="a8">
+  <w:style w:type="paragraph" w:styleId="ListParagraph">
     <w:name w:val="List Paragraph"/>
-    <w:basedOn w:val="a"/>
+    <w:basedOn w:val="Normal"/>
     <w:uiPriority w:val="34"/>
     <w:qFormat/>
     <w:rsid w:val="007E7AB1"/>
@@ -20421,10 +21724,10 @@
       <w:ind w:firstLineChars="0" w:firstLine="0"/>
     </w:pPr>
   </w:style>
-  <w:style w:type="character" w:customStyle="1" w:styleId="40">
-    <w:name w:val="标题 4 字符"/>
-    <w:basedOn w:val="a0"/>
-    <w:link w:val="4"/>
+  <w:style w:type="character" w:customStyle="1" w:styleId="Heading4Char">
+    <w:name w:val="Heading 4 Char"/>
+    <w:basedOn w:val="DefaultParagraphFont"/>
+    <w:link w:val="Heading4"/>
     <w:uiPriority w:val="9"/>
     <w:rsid w:val="009A69FA"/>
     <w:rPr>
@@ -20436,9 +21739,9 @@
       <w:szCs w:val="28"/>
     </w:rPr>
   </w:style>
-  <w:style w:type="character" w:styleId="a9">
+  <w:style w:type="character" w:styleId="PlaceholderText">
     <w:name w:val="Placeholder Text"/>
-    <w:basedOn w:val="a0"/>
+    <w:basedOn w:val="DefaultParagraphFont"/>
     <w:uiPriority w:val="99"/>
     <w:semiHidden/>
     <w:rsid w:val="00C23F40"/>
@@ -20446,9 +21749,9 @@
       <w:color w:val="666666"/>
     </w:rPr>
   </w:style>
-  <w:style w:type="character" w:styleId="aa">
+  <w:style w:type="character" w:styleId="Hyperlink">
     <w:name w:val="Hyperlink"/>
-    <w:basedOn w:val="a0"/>
+    <w:basedOn w:val="DefaultParagraphFont"/>
     <w:uiPriority w:val="99"/>
     <w:unhideWhenUsed/>
     <w:rsid w:val="004157D9"/>
@@ -20457,9 +21760,9 @@
       <w:u w:val="single"/>
     </w:rPr>
   </w:style>
-  <w:style w:type="character" w:styleId="ab">
+  <w:style w:type="character" w:styleId="UnresolvedMention">
     <w:name w:val="Unresolved Mention"/>
-    <w:basedOn w:val="a0"/>
+    <w:basedOn w:val="DefaultParagraphFont"/>
     <w:uiPriority w:val="99"/>
     <w:semiHidden/>
     <w:unhideWhenUsed/>
@@ -20469,9 +21772,9 @@
       <w:shd w:val="clear" w:color="auto" w:fill="E1DFDD"/>
     </w:rPr>
   </w:style>
-  <w:style w:type="character" w:styleId="ac">
+  <w:style w:type="character" w:styleId="Strong">
     <w:name w:val="Strong"/>
-    <w:basedOn w:val="a0"/>
+    <w:basedOn w:val="DefaultParagraphFont"/>
     <w:uiPriority w:val="22"/>
     <w:qFormat/>
     <w:rsid w:val="00FB5B73"/>
@@ -20480,7 +21783,7 @@
       <w:bCs/>
     </w:rPr>
   </w:style>
-  <w:style w:type="paragraph" w:customStyle="1" w:styleId="ad">
+  <w:style w:type="paragraph" w:customStyle="1" w:styleId="a">
     <w:name w:val="图片"/>
     <w:qFormat/>
     <w:rsid w:val="0011698A"/>
@@ -20497,10 +21800,10 @@
       <w:shd w:val="clear" w:color="auto" w:fill="FFFFFF"/>
     </w:rPr>
   </w:style>
-  <w:style w:type="character" w:customStyle="1" w:styleId="50">
-    <w:name w:val="标题 5 字符"/>
-    <w:basedOn w:val="a0"/>
-    <w:link w:val="5"/>
+  <w:style w:type="character" w:customStyle="1" w:styleId="Heading5Char">
+    <w:name w:val="Heading 5 Char"/>
+    <w:basedOn w:val="DefaultParagraphFont"/>
+    <w:link w:val="Heading5"/>
     <w:uiPriority w:val="9"/>
     <w:rsid w:val="00341C60"/>
     <w:rPr>
@@ -20512,9 +21815,9 @@
       <w:szCs w:val="28"/>
     </w:rPr>
   </w:style>
-  <w:style w:type="paragraph" w:customStyle="1" w:styleId="ae">
+  <w:style w:type="paragraph" w:customStyle="1" w:styleId="a0">
     <w:name w:val="公式"/>
-    <w:basedOn w:val="a"/>
+    <w:basedOn w:val="Normal"/>
     <w:qFormat/>
     <w:rsid w:val="00AF69B8"/>
     <w:pPr>
@@ -20524,47 +21827,47 @@
   </w:style>
   <w:style w:type="character" w:customStyle="1" w:styleId="katex-mathml">
     <w:name w:val="katex-mathml"/>
-    <w:basedOn w:val="a0"/>
+    <w:basedOn w:val="DefaultParagraphFont"/>
     <w:rsid w:val="00975F01"/>
   </w:style>
   <w:style w:type="character" w:customStyle="1" w:styleId="mord">
     <w:name w:val="mord"/>
-    <w:basedOn w:val="a0"/>
+    <w:basedOn w:val="DefaultParagraphFont"/>
     <w:rsid w:val="00975F01"/>
   </w:style>
   <w:style w:type="character" w:customStyle="1" w:styleId="vlist-s">
     <w:name w:val="vlist-s"/>
-    <w:basedOn w:val="a0"/>
+    <w:basedOn w:val="DefaultParagraphFont"/>
     <w:rsid w:val="00975F01"/>
   </w:style>
   <w:style w:type="character" w:customStyle="1" w:styleId="mrel">
     <w:name w:val="mrel"/>
-    <w:basedOn w:val="a0"/>
+    <w:basedOn w:val="DefaultParagraphFont"/>
     <w:rsid w:val="00975F01"/>
   </w:style>
   <w:style w:type="character" w:customStyle="1" w:styleId="mopen">
     <w:name w:val="mopen"/>
-    <w:basedOn w:val="a0"/>
+    <w:basedOn w:val="DefaultParagraphFont"/>
     <w:rsid w:val="00975F01"/>
   </w:style>
   <w:style w:type="character" w:customStyle="1" w:styleId="mpunct">
     <w:name w:val="mpunct"/>
-    <w:basedOn w:val="a0"/>
+    <w:basedOn w:val="DefaultParagraphFont"/>
     <w:rsid w:val="00975F01"/>
   </w:style>
   <w:style w:type="character" w:customStyle="1" w:styleId="minner">
     <w:name w:val="minner"/>
-    <w:basedOn w:val="a0"/>
+    <w:basedOn w:val="DefaultParagraphFont"/>
     <w:rsid w:val="00975F01"/>
   </w:style>
   <w:style w:type="character" w:customStyle="1" w:styleId="mclose">
     <w:name w:val="mclose"/>
-    <w:basedOn w:val="a0"/>
+    <w:basedOn w:val="DefaultParagraphFont"/>
     <w:rsid w:val="00975F01"/>
   </w:style>
-  <w:style w:type="table" w:styleId="af">
+  <w:style w:type="table" w:styleId="TableGrid">
     <w:name w:val="Table Grid"/>
-    <w:basedOn w:val="a1"/>
+    <w:basedOn w:val="TableNormal"/>
     <w:uiPriority w:val="39"/>
     <w:rsid w:val="00A57D95"/>
     <w:pPr>
@@ -20581,9 +21884,9 @@
       </w:tblBorders>
     </w:tblPr>
   </w:style>
-  <w:style w:type="paragraph" w:styleId="af0">
+  <w:style w:type="paragraph" w:styleId="NormalWeb">
     <w:name w:val="Normal (Web)"/>
-    <w:basedOn w:val="a"/>
+    <w:basedOn w:val="Normal"/>
     <w:uiPriority w:val="99"/>
     <w:semiHidden/>
     <w:unhideWhenUsed/>
@@ -20597,10 +21900,10 @@
       <w:rFonts w:ascii="宋体" w:hAnsi="宋体"/>
     </w:rPr>
   </w:style>
-  <w:style w:type="paragraph" w:styleId="HTML">
+  <w:style w:type="paragraph" w:styleId="HTMLPreformatted">
     <w:name w:val="HTML Preformatted"/>
-    <w:basedOn w:val="a"/>
-    <w:link w:val="HTML0"/>
+    <w:basedOn w:val="Normal"/>
+    <w:link w:val="HTMLPreformattedChar"/>
     <w:uiPriority w:val="99"/>
     <w:semiHidden/>
     <w:unhideWhenUsed/>
@@ -20632,10 +21935,10 @@
       <w:rFonts w:ascii="宋体" w:hAnsi="宋体"/>
     </w:rPr>
   </w:style>
-  <w:style w:type="character" w:customStyle="1" w:styleId="HTML0">
-    <w:name w:val="HTML 预设格式 字符"/>
-    <w:basedOn w:val="a0"/>
-    <w:link w:val="HTML"/>
+  <w:style w:type="character" w:customStyle="1" w:styleId="HTMLPreformattedChar">
+    <w:name w:val="HTML Preformatted Char"/>
+    <w:basedOn w:val="DefaultParagraphFont"/>
+    <w:link w:val="HTMLPreformatted"/>
     <w:uiPriority w:val="99"/>
     <w:semiHidden/>
     <w:rsid w:val="004F2DF6"/>
@@ -20645,9 +21948,9 @@
       <w:sz w:val="24"/>
     </w:rPr>
   </w:style>
-  <w:style w:type="character" w:styleId="HTML1">
+  <w:style w:type="character" w:styleId="HTMLCode">
     <w:name w:val="HTML Code"/>
-    <w:basedOn w:val="a0"/>
+    <w:basedOn w:val="DefaultParagraphFont"/>
     <w:uiPriority w:val="99"/>
     <w:semiHidden/>
     <w:unhideWhenUsed/>
@@ -20660,7 +21963,7 @@
   </w:style>
   <w:style w:type="paragraph" w:customStyle="1" w:styleId="code-line">
     <w:name w:val="code-line"/>
-    <w:basedOn w:val="a"/>
+    <w:basedOn w:val="Normal"/>
     <w:rsid w:val="00E95BDC"/>
     <w:pPr>
       <w:spacing w:before="100" w:beforeAutospacing="1" w:after="100" w:afterAutospacing="1" w:line="240" w:lineRule="auto"/>
@@ -20673,7 +21976,7 @@
   </w:style>
   <w:style w:type="paragraph" w:customStyle="1" w:styleId="katex-block">
     <w:name w:val="katex-block"/>
-    <w:basedOn w:val="a"/>
+    <w:basedOn w:val="Normal"/>
     <w:rsid w:val="00E95BDC"/>
     <w:pPr>
       <w:spacing w:before="100" w:beforeAutospacing="1" w:after="100" w:afterAutospacing="1" w:line="240" w:lineRule="auto"/>

--- a/temp/刘爱辉-毕业论文.docx
+++ b/temp/刘爱辉-毕业论文.docx
@@ -3704,7 +3704,19 @@
         <w:rPr>
           <w:rFonts w:hint="eastAsia"/>
         </w:rPr>
-        <w:t>目前的研究现状，研究内容及创新点，结构</w:t>
+        <w:t>目前的研究现状，研究内容及创新点，</w:t>
+      </w:r>
+      <w:r>
+        <w:rPr>
+          <w:rFonts w:hint="eastAsia"/>
+        </w:rPr>
+        <w:t>文章</w:t>
+      </w:r>
+      <w:r>
+        <w:rPr>
+          <w:rFonts w:hint="eastAsia"/>
+        </w:rPr>
+        <w:t>结构</w:t>
       </w:r>
     </w:p>
     <w:p>
@@ -9821,19 +9833,7 @@
           <w:rPr>
             <w:rFonts w:ascii="Cambria Math" w:hAnsi="Cambria Math"/>
           </w:rPr>
-          <m:t>,</m:t>
-        </m:r>
-        <m:r>
-          <w:rPr>
-            <w:rFonts w:ascii="Cambria Math" w:hAnsi="Cambria Math"/>
-          </w:rPr>
-          <m:t>…</m:t>
-        </m:r>
-        <m:r>
-          <w:rPr>
-            <w:rFonts w:ascii="Cambria Math" w:hAnsi="Cambria Math"/>
-          </w:rPr>
-          <m:t>,</m:t>
+          <m:t>,…,</m:t>
         </m:r>
         <m:sSub>
           <m:sSubPr>
@@ -15410,6 +15410,11 @@
       </m:oMathPara>
     </w:p>
     <w:p>
+      <w:pPr>
+        <w:rPr>
+          <w:rFonts w:hint="eastAsia"/>
+        </w:rPr>
+      </w:pPr>
       <w:bookmarkStart w:id="52" w:name="OLE_LINK12"/>
       <w:r>
         <w:rPr>
@@ -15551,6 +15556,54 @@
         </w:rPr>
         <w:t>形成物品的综合语义向量。</w:t>
       </w:r>
+      <w:r>
+        <w:rPr>
+          <w:rFonts w:hint="eastAsia"/>
+        </w:rPr>
+        <w:t>另外，采用直接</w:t>
+      </w:r>
+      <w:r>
+        <w:rPr>
+          <w:rFonts w:hint="eastAsia"/>
+        </w:rPr>
+        <w:t>将</w:t>
+      </w:r>
+      <w:r>
+        <w:rPr>
+          <w:rFonts w:hint="eastAsia"/>
+        </w:rPr>
+        <w:t>Title</w:t>
+      </w:r>
+      <w:r>
+        <w:rPr>
+          <w:rFonts w:hint="eastAsia"/>
+        </w:rPr>
+        <w:t>和</w:t>
+      </w:r>
+      <w:r>
+        <w:rPr>
+          <w:rFonts w:hint="eastAsia"/>
+        </w:rPr>
+        <w:t>Genre</w:t>
+      </w:r>
+      <w:r>
+        <w:rPr>
+          <w:rFonts w:hint="eastAsia"/>
+        </w:rPr>
+        <w:t>字符拼接映射为</w:t>
+      </w:r>
+      <w:r>
+        <w:rPr>
+          <w:rFonts w:hint="eastAsia"/>
+        </w:rPr>
+        <w:t>384</w:t>
+      </w:r>
+      <w:r>
+        <w:rPr>
+          <w:rFonts w:hint="eastAsia"/>
+        </w:rPr>
+        <w:t>维向量进行测试对比。</w:t>
+      </w:r>
     </w:p>
     <w:bookmarkEnd w:id="52"/>
     <w:p>
@@ -15715,7 +15768,14 @@
           <w:rFonts w:hint="eastAsia"/>
           <w:color w:val="FF0000"/>
         </w:rPr>
-        <w:t>这是一种</w:t>
+        <w:t>该方案</w:t>
+      </w:r>
+      <w:r>
+        <w:rPr>
+          <w:rFonts w:hint="eastAsia"/>
+          <w:color w:val="FF0000"/>
+        </w:rPr>
+        <w:t>是一种</w:t>
       </w:r>
       <w:r>
         <w:rPr>
@@ -16498,9 +16558,6 @@
     <w:p>
       <w:pPr>
         <w:ind w:left="480" w:firstLineChars="0" w:firstLine="0"/>
-        <w:rPr>
-          <w:rFonts w:hint="eastAsia"/>
-        </w:rPr>
       </w:pPr>
       <w:r>
         <w:t>该算法</w:t>
@@ -17309,9 +17366,6 @@
         <w:pStyle w:val="a0"/>
         <w:spacing w:before="48" w:after="120"/>
         <w:ind w:firstLine="480"/>
-        <w:rPr>
-          <w:rFonts w:hint="eastAsia"/>
-        </w:rPr>
       </w:pPr>
       <m:oMathPara>
         <m:oMath>
@@ -17859,9 +17913,6 @@
         <w:pStyle w:val="a0"/>
         <w:spacing w:before="48" w:after="120"/>
         <w:ind w:firstLine="480"/>
-        <w:rPr>
-          <w:rFonts w:hint="eastAsia"/>
-        </w:rPr>
       </w:pPr>
       <m:oMathPara>
         <m:oMath>
@@ -18339,9 +18390,6 @@
         <w:pStyle w:val="a"/>
         <w:spacing w:before="120" w:after="72"/>
         <w:jc w:val="right"/>
-        <w:rPr>
-          <w:rFonts w:hint="eastAsia"/>
-        </w:rPr>
       </w:pPr>
     </w:p>
     <w:p>
@@ -21550,6 +21598,7 @@
   <w:style w:type="character" w:default="1" w:styleId="DefaultParagraphFont">
     <w:name w:val="Default Paragraph Font"/>
     <w:uiPriority w:val="1"/>
+    <w:semiHidden/>
     <w:unhideWhenUsed/>
   </w:style>
   <w:style w:type="table" w:default="1" w:styleId="TableNormal">
